--- a/Documentations/Tables.docx
+++ b/Documentations/Tables.docx
@@ -69,6 +69,9 @@
                   </m:sub>
                 </m:sSub>
                 <m:r>
+                  <m:rPr>
+                    <m:sty m:val="p"/>
+                  </m:rPr>
                   <w:rPr>
                     <w:sz w:val="30"/>
                     <w:szCs w:val="30"/>
@@ -183,6 +186,9 @@
                   </m:sub>
                 </m:sSub>
                 <m:r>
+                  <m:rPr>
+                    <m:sty m:val="p"/>
+                  </m:rPr>
                   <w:rPr>
                     <w:sz w:val="30"/>
                     <w:szCs w:val="30"/>
@@ -297,6 +303,9 @@
                   </m:sub>
                 </m:sSub>
                 <m:r>
+                  <m:rPr>
+                    <m:sty m:val="p"/>
+                  </m:rPr>
                   <w:rPr>
                     <w:sz w:val="30"/>
                     <w:szCs w:val="30"/>
@@ -411,6 +420,9 @@
                   </m:sub>
                 </m:sSub>
                 <m:r>
+                  <m:rPr>
+                    <m:sty m:val="p"/>
+                  </m:rPr>
                   <w:rPr>
                     <w:sz w:val="30"/>
                     <w:szCs w:val="30"/>
@@ -491,6 +503,9 @@
                   </m:sub>
                 </m:sSub>
                 <m:r>
+                  <m:rPr>
+                    <m:sty m:val="p"/>
+                  </m:rPr>
                   <w:rPr>
                     <w:sz w:val="30"/>
                     <w:szCs w:val="30"/>
@@ -605,6 +620,9 @@
                   </m:sub>
                 </m:sSub>
                 <m:r>
+                  <m:rPr>
+                    <m:sty m:val="p"/>
+                  </m:rPr>
                   <w:rPr>
                     <w:sz w:val="30"/>
                     <w:szCs w:val="30"/>
@@ -719,6 +737,9 @@
                   </m:sub>
                 </m:sSub>
                 <m:r>
+                  <m:rPr>
+                    <m:sty m:val="p"/>
+                  </m:rPr>
                   <w:rPr>
                     <w:sz w:val="30"/>
                     <w:szCs w:val="30"/>
@@ -833,6 +854,9 @@
                   </m:sub>
                 </m:sSub>
                 <m:r>
+                  <m:rPr>
+                    <m:sty m:val="p"/>
+                  </m:rPr>
                   <w:rPr>
                     <w:sz w:val="30"/>
                     <w:szCs w:val="30"/>
@@ -913,6 +937,9 @@
                   </m:sub>
                 </m:sSub>
                 <m:r>
+                  <m:rPr>
+                    <m:sty m:val="p"/>
+                  </m:rPr>
                   <w:rPr>
                     <w:sz w:val="30"/>
                     <w:szCs w:val="30"/>
@@ -1027,6 +1054,9 @@
                   </m:sub>
                 </m:sSub>
                 <m:r>
+                  <m:rPr>
+                    <m:sty m:val="p"/>
+                  </m:rPr>
                   <w:rPr>
                     <w:sz w:val="30"/>
                     <w:szCs w:val="30"/>
@@ -1141,6 +1171,9 @@
                   </m:sub>
                 </m:sSub>
                 <m:r>
+                  <m:rPr>
+                    <m:sty m:val="p"/>
+                  </m:rPr>
                   <w:rPr>
                     <w:sz w:val="30"/>
                     <w:szCs w:val="30"/>
@@ -1255,6 +1288,9 @@
                   </m:sub>
                 </m:sSub>
                 <m:r>
+                  <m:rPr>
+                    <m:sty m:val="p"/>
+                  </m:rPr>
                   <w:rPr>
                     <w:sz w:val="30"/>
                     <w:szCs w:val="30"/>
@@ -1335,6 +1371,9 @@
                   </m:sub>
                 </m:sSub>
                 <m:r>
+                  <m:rPr>
+                    <m:sty m:val="p"/>
+                  </m:rPr>
                   <w:rPr>
                     <w:sz w:val="30"/>
                     <w:szCs w:val="30"/>
@@ -1410,6 +1449,9 @@
                   </m:sub>
                 </m:sSub>
                 <m:r>
+                  <m:rPr>
+                    <m:sty m:val="p"/>
+                  </m:rPr>
                   <w:rPr>
                     <w:sz w:val="30"/>
                     <w:szCs w:val="30"/>
@@ -1485,6 +1527,9 @@
                   </m:sub>
                 </m:sSub>
                 <m:r>
+                  <m:rPr>
+                    <m:sty m:val="p"/>
+                  </m:rPr>
                   <w:rPr>
                     <w:sz w:val="30"/>
                     <w:szCs w:val="30"/>
@@ -1560,6 +1605,9 @@
                   </m:sub>
                 </m:sSub>
                 <m:r>
+                  <m:rPr>
+                    <m:sty m:val="p"/>
+                  </m:rPr>
                   <w:rPr>
                     <w:sz w:val="30"/>
                     <w:szCs w:val="30"/>
@@ -1751,6 +1799,9 @@
                   </m:sub>
                 </m:sSub>
                 <m:r>
+                  <m:rPr>
+                    <m:sty m:val="p"/>
+                  </m:rPr>
                   <w:rPr>
                     <w:sz w:val="30"/>
                     <w:szCs w:val="30"/>
@@ -1865,6 +1916,9 @@
                   </m:sub>
                 </m:sSub>
                 <m:r>
+                  <m:rPr>
+                    <m:sty m:val="p"/>
+                  </m:rPr>
                   <w:rPr>
                     <w:sz w:val="30"/>
                     <w:szCs w:val="30"/>
@@ -1979,6 +2033,9 @@
                   </m:sub>
                 </m:sSub>
                 <m:r>
+                  <m:rPr>
+                    <m:sty m:val="p"/>
+                  </m:rPr>
                   <w:rPr>
                     <w:sz w:val="30"/>
                     <w:szCs w:val="30"/>
@@ -2093,6 +2150,9 @@
                   </m:sub>
                 </m:sSub>
                 <m:r>
+                  <m:rPr>
+                    <m:sty m:val="p"/>
+                  </m:rPr>
                   <w:rPr>
                     <w:sz w:val="30"/>
                     <w:szCs w:val="30"/>
@@ -2168,6 +2228,9 @@
                   </m:sub>
                 </m:sSub>
                 <m:r>
+                  <m:rPr>
+                    <m:sty m:val="p"/>
+                  </m:rPr>
                   <w:rPr>
                     <w:sz w:val="30"/>
                     <w:szCs w:val="30"/>
@@ -2249,6 +2312,9 @@
                   </m:sub>
                 </m:sSub>
                 <m:r>
+                  <m:rPr>
+                    <m:sty m:val="p"/>
+                  </m:rPr>
                   <w:rPr>
                     <w:sz w:val="30"/>
                     <w:szCs w:val="30"/>
@@ -2363,6 +2429,9 @@
                   </m:sub>
                 </m:sSub>
                 <m:r>
+                  <m:rPr>
+                    <m:sty m:val="p"/>
+                  </m:rPr>
                   <w:rPr>
                     <w:sz w:val="30"/>
                     <w:szCs w:val="30"/>
@@ -2477,6 +2546,9 @@
                   </m:sub>
                 </m:sSub>
                 <m:r>
+                  <m:rPr>
+                    <m:sty m:val="p"/>
+                  </m:rPr>
                   <w:rPr>
                     <w:sz w:val="30"/>
                     <w:szCs w:val="30"/>
@@ -2591,6 +2663,9 @@
                   </m:sub>
                 </m:sSub>
                 <m:r>
+                  <m:rPr>
+                    <m:sty m:val="p"/>
+                  </m:rPr>
                   <w:rPr>
                     <w:sz w:val="30"/>
                     <w:szCs w:val="30"/>
@@ -2666,6 +2741,9 @@
                   </m:sub>
                 </m:sSub>
                 <m:r>
+                  <m:rPr>
+                    <m:sty m:val="p"/>
+                  </m:rPr>
                   <w:rPr>
                     <w:sz w:val="30"/>
                     <w:szCs w:val="30"/>
@@ -2747,6 +2825,9 @@
                   </m:sub>
                 </m:sSub>
                 <m:r>
+                  <m:rPr>
+                    <m:sty m:val="p"/>
+                  </m:rPr>
                   <w:rPr>
                     <w:sz w:val="30"/>
                     <w:szCs w:val="30"/>
@@ -2861,6 +2942,9 @@
                   </m:sub>
                 </m:sSub>
                 <m:r>
+                  <m:rPr>
+                    <m:sty m:val="p"/>
+                  </m:rPr>
                   <w:rPr>
                     <w:sz w:val="30"/>
                     <w:szCs w:val="30"/>
@@ -2970,19 +3054,14 @@
                         <w:sz w:val="30"/>
                         <w:szCs w:val="30"/>
                       </w:rPr>
-                      <m:t>1</m:t>
-                    </m:r>
-                    <m:r>
-                      <w:rPr>
-                        <w:rFonts w:ascii="Cambria Math" w:hAnsi="Cambria Math"/>
-                        <w:sz w:val="30"/>
-                        <w:szCs w:val="30"/>
-                      </w:rPr>
-                      <m:t>2</m:t>
+                      <m:t>12</m:t>
                     </m:r>
                   </m:sub>
                 </m:sSub>
                 <m:r>
+                  <m:rPr>
+                    <m:sty m:val="p"/>
+                  </m:rPr>
                   <w:rPr>
                     <w:sz w:val="30"/>
                     <w:szCs w:val="30"/>
@@ -3092,19 +3171,14 @@
                         <w:sz w:val="30"/>
                         <w:szCs w:val="30"/>
                       </w:rPr>
-                      <m:t>1</m:t>
-                    </m:r>
-                    <m:r>
-                      <w:rPr>
-                        <w:rFonts w:ascii="Cambria Math" w:hAnsi="Cambria Math"/>
-                        <w:sz w:val="30"/>
-                        <w:szCs w:val="30"/>
-                      </w:rPr>
-                      <m:t>3</m:t>
+                      <m:t>13</m:t>
                     </m:r>
                   </m:sub>
                 </m:sSub>
                 <m:r>
+                  <m:rPr>
+                    <m:sty m:val="p"/>
+                  </m:rPr>
                   <w:rPr>
                     <w:sz w:val="30"/>
                     <w:szCs w:val="30"/>
@@ -3180,6 +3254,9 @@
                   </m:sub>
                 </m:sSub>
                 <m:r>
+                  <m:rPr>
+                    <m:sty m:val="p"/>
+                  </m:rPr>
                   <w:rPr>
                     <w:sz w:val="30"/>
                     <w:szCs w:val="30"/>
@@ -3256,19 +3333,14 @@
                         <w:sz w:val="30"/>
                         <w:szCs w:val="30"/>
                       </w:rPr>
-                      <m:t>1</m:t>
-                    </m:r>
-                    <m:r>
-                      <w:rPr>
-                        <w:rFonts w:ascii="Cambria Math" w:hAnsi="Cambria Math"/>
-                        <w:sz w:val="30"/>
-                        <w:szCs w:val="30"/>
-                      </w:rPr>
-                      <m:t>5</m:t>
+                      <m:t>15</m:t>
                     </m:r>
                   </m:sub>
                 </m:sSub>
                 <m:r>
+                  <m:rPr>
+                    <m:sty m:val="p"/>
+                  </m:rPr>
                   <w:rPr>
                     <w:sz w:val="30"/>
                     <w:szCs w:val="30"/>
@@ -3339,19 +3411,14 @@
                         <w:sz w:val="30"/>
                         <w:szCs w:val="30"/>
                       </w:rPr>
-                      <m:t>1</m:t>
-                    </m:r>
-                    <m:r>
-                      <w:rPr>
-                        <w:rFonts w:ascii="Cambria Math" w:hAnsi="Cambria Math"/>
-                        <w:sz w:val="30"/>
-                        <w:szCs w:val="30"/>
-                      </w:rPr>
-                      <m:t>6</m:t>
+                      <m:t>16</m:t>
                     </m:r>
                   </m:sub>
                 </m:sSub>
                 <m:r>
+                  <m:rPr>
+                    <m:sty m:val="p"/>
+                  </m:rPr>
                   <w:rPr>
                     <w:sz w:val="30"/>
                     <w:szCs w:val="30"/>
@@ -3422,19 +3489,14 @@
                         <w:sz w:val="30"/>
                         <w:szCs w:val="30"/>
                       </w:rPr>
-                      <m:t>1</m:t>
-                    </m:r>
-                    <m:r>
-                      <w:rPr>
-                        <w:rFonts w:ascii="Cambria Math" w:hAnsi="Cambria Math"/>
-                        <w:sz w:val="30"/>
-                        <w:szCs w:val="30"/>
-                      </w:rPr>
-                      <m:t>7</m:t>
+                      <m:t>17</m:t>
                     </m:r>
                   </m:sub>
                 </m:sSub>
                 <m:r>
+                  <m:rPr>
+                    <m:sty m:val="p"/>
+                  </m:rPr>
                   <w:rPr>
                     <w:sz w:val="30"/>
                     <w:szCs w:val="30"/>
@@ -3505,19 +3567,14 @@
                         <w:sz w:val="30"/>
                         <w:szCs w:val="30"/>
                       </w:rPr>
-                      <m:t>1</m:t>
-                    </m:r>
-                    <m:r>
-                      <w:rPr>
-                        <w:rFonts w:ascii="Cambria Math" w:hAnsi="Cambria Math"/>
-                        <w:sz w:val="30"/>
-                        <w:szCs w:val="30"/>
-                      </w:rPr>
-                      <m:t>8</m:t>
+                      <m:t>18</m:t>
                     </m:r>
                   </m:sub>
                 </m:sSub>
                 <m:r>
+                  <m:rPr>
+                    <m:sty m:val="p"/>
+                  </m:rPr>
                   <w:rPr>
                     <w:sz w:val="30"/>
                     <w:szCs w:val="30"/>
@@ -3593,6 +3650,9 @@
                   </m:sub>
                 </m:sSub>
                 <m:r>
+                  <m:rPr>
+                    <m:sty m:val="p"/>
+                  </m:rPr>
                   <w:rPr>
                     <w:sz w:val="30"/>
                     <w:szCs w:val="30"/>
@@ -3674,6 +3734,9 @@
                   </m:sub>
                 </m:sSub>
                 <m:r>
+                  <m:rPr>
+                    <m:sty m:val="p"/>
+                  </m:rPr>
                   <w:rPr>
                     <w:sz w:val="30"/>
                     <w:szCs w:val="30"/>
@@ -3750,6 +3813,9 @@
                   </m:sub>
                 </m:sSub>
                 <m:r>
+                  <m:rPr>
+                    <m:sty m:val="p"/>
+                  </m:rPr>
                   <w:rPr>
                     <w:sz w:val="30"/>
                     <w:szCs w:val="30"/>
@@ -3826,6 +3892,9 @@
                   </m:sub>
                 </m:sSub>
                 <m:r>
+                  <m:rPr>
+                    <m:sty m:val="p"/>
+                  </m:rPr>
                   <w:rPr>
                     <w:sz w:val="30"/>
                     <w:szCs w:val="30"/>
@@ -3902,6 +3971,9 @@
                   </m:sub>
                 </m:sSub>
                 <m:r>
+                  <m:rPr>
+                    <m:sty m:val="p"/>
+                  </m:rPr>
                   <w:rPr>
                     <w:sz w:val="30"/>
                     <w:szCs w:val="30"/>
@@ -3978,6 +4050,9 @@
                   </m:sub>
                 </m:sSub>
                 <m:r>
+                  <m:rPr>
+                    <m:sty m:val="p"/>
+                  </m:rPr>
                   <w:rPr>
                     <w:sz w:val="30"/>
                     <w:szCs w:val="30"/>
@@ -4251,6 +4326,9 @@
                   </m:sub>
                 </m:sSub>
                 <m:r>
+                  <m:rPr>
+                    <m:sty m:val="p"/>
+                  </m:rPr>
                   <w:rPr>
                     <w:sz w:val="30"/>
                     <w:szCs w:val="30"/>
@@ -4326,6 +4404,9 @@
                   </m:sub>
                 </m:sSub>
                 <m:r>
+                  <m:rPr>
+                    <m:sty m:val="p"/>
+                  </m:rPr>
                   <w:rPr>
                     <w:sz w:val="30"/>
                     <w:szCs w:val="30"/>
@@ -4440,6 +4521,9 @@
                   </m:sub>
                 </m:sSub>
                 <m:r>
+                  <m:rPr>
+                    <m:sty m:val="p"/>
+                  </m:rPr>
                   <w:rPr>
                     <w:sz w:val="30"/>
                     <w:szCs w:val="30"/>
@@ -4554,6 +4638,9 @@
                   </m:sub>
                 </m:sSub>
                 <m:r>
+                  <m:rPr>
+                    <m:sty m:val="p"/>
+                  </m:rPr>
                   <w:rPr>
                     <w:sz w:val="30"/>
                     <w:szCs w:val="30"/>
@@ -4668,6 +4755,9 @@
                   </m:sub>
                 </m:sSub>
                 <m:r>
+                  <m:rPr>
+                    <m:sty m:val="p"/>
+                  </m:rPr>
                   <w:rPr>
                     <w:sz w:val="30"/>
                     <w:szCs w:val="30"/>
@@ -4749,6 +4839,9 @@
                   </m:sub>
                 </m:sSub>
                 <m:r>
+                  <m:rPr>
+                    <m:sty m:val="p"/>
+                  </m:rPr>
                   <w:rPr>
                     <w:sz w:val="30"/>
                     <w:szCs w:val="30"/>
@@ -4824,6 +4917,9 @@
                   </m:sub>
                 </m:sSub>
                 <m:r>
+                  <m:rPr>
+                    <m:sty m:val="p"/>
+                  </m:rPr>
                   <w:rPr>
                     <w:sz w:val="30"/>
                     <w:szCs w:val="30"/>
@@ -4938,6 +5034,9 @@
                   </m:sub>
                 </m:sSub>
                 <m:r>
+                  <m:rPr>
+                    <m:sty m:val="p"/>
+                  </m:rPr>
                   <w:rPr>
                     <w:sz w:val="30"/>
                     <w:szCs w:val="30"/>
@@ -5052,6 +5151,9 @@
                   </m:sub>
                 </m:sSub>
                 <m:r>
+                  <m:rPr>
+                    <m:sty m:val="p"/>
+                  </m:rPr>
                   <w:rPr>
                     <w:sz w:val="30"/>
                     <w:szCs w:val="30"/>
@@ -5166,6 +5268,9 @@
                   </m:sub>
                 </m:sSub>
                 <m:r>
+                  <m:rPr>
+                    <m:sty m:val="p"/>
+                  </m:rPr>
                   <w:rPr>
                     <w:sz w:val="30"/>
                     <w:szCs w:val="30"/>
@@ -5247,6 +5352,9 @@
                   </m:sub>
                 </m:sSub>
                 <m:r>
+                  <m:rPr>
+                    <m:sty m:val="p"/>
+                  </m:rPr>
                   <w:rPr>
                     <w:sz w:val="30"/>
                     <w:szCs w:val="30"/>
@@ -5322,6 +5430,9 @@
                   </m:sub>
                 </m:sSub>
                 <m:r>
+                  <m:rPr>
+                    <m:sty m:val="p"/>
+                  </m:rPr>
                   <w:rPr>
                     <w:sz w:val="30"/>
                     <w:szCs w:val="30"/>
@@ -5436,6 +5547,9 @@
                   </m:sub>
                 </m:sSub>
                 <m:r>
+                  <m:rPr>
+                    <m:sty m:val="p"/>
+                  </m:rPr>
                   <w:rPr>
                     <w:sz w:val="30"/>
                     <w:szCs w:val="30"/>
@@ -5550,6 +5664,9 @@
                   </m:sub>
                 </m:sSub>
                 <m:r>
+                  <m:rPr>
+                    <m:sty m:val="p"/>
+                  </m:rPr>
                   <w:rPr>
                     <w:sz w:val="30"/>
                     <w:szCs w:val="30"/>
@@ -5664,6 +5781,9 @@
                   </m:sub>
                 </m:sSub>
                 <m:r>
+                  <m:rPr>
+                    <m:sty m:val="p"/>
+                  </m:rPr>
                   <w:rPr>
                     <w:sz w:val="30"/>
                     <w:szCs w:val="30"/>
@@ -5745,6 +5865,9 @@
                   </m:sub>
                 </m:sSub>
                 <m:r>
+                  <m:rPr>
+                    <m:sty m:val="p"/>
+                  </m:rPr>
                   <w:rPr>
                     <w:sz w:val="30"/>
                     <w:szCs w:val="30"/>
@@ -5820,6 +5943,9 @@
                   </m:sub>
                 </m:sSub>
                 <m:r>
+                  <m:rPr>
+                    <m:sty m:val="p"/>
+                  </m:rPr>
                   <w:rPr>
                     <w:sz w:val="30"/>
                     <w:szCs w:val="30"/>
@@ -5895,6 +6021,9 @@
                   </m:sub>
                 </m:sSub>
                 <m:r>
+                  <m:rPr>
+                    <m:sty m:val="p"/>
+                  </m:rPr>
                   <w:rPr>
                     <w:sz w:val="30"/>
                     <w:szCs w:val="30"/>
@@ -5970,6 +6099,9 @@
                   </m:sub>
                 </m:sSub>
                 <m:r>
+                  <m:rPr>
+                    <m:sty m:val="p"/>
+                  </m:rPr>
                   <w:rPr>
                     <w:sz w:val="30"/>
                     <w:szCs w:val="30"/>
@@ -6045,6 +6177,9 @@
                   </m:sub>
                 </m:sSub>
                 <m:r>
+                  <m:rPr>
+                    <m:sty m:val="p"/>
+                  </m:rPr>
                   <w:rPr>
                     <w:sz w:val="30"/>
                     <w:szCs w:val="30"/>
@@ -6126,6 +6261,9 @@
                   </m:sub>
                 </m:sSub>
                 <m:r>
+                  <m:rPr>
+                    <m:sty m:val="p"/>
+                  </m:rPr>
                   <w:rPr>
                     <w:sz w:val="30"/>
                     <w:szCs w:val="30"/>
@@ -6202,6 +6340,9 @@
                   </m:sub>
                 </m:sSub>
                 <m:r>
+                  <m:rPr>
+                    <m:sty m:val="p"/>
+                  </m:rPr>
                   <w:rPr>
                     <w:sz w:val="30"/>
                     <w:szCs w:val="30"/>
@@ -6278,6 +6419,9 @@
                   </m:sub>
                 </m:sSub>
                 <m:r>
+                  <m:rPr>
+                    <m:sty m:val="p"/>
+                  </m:rPr>
                   <w:rPr>
                     <w:sz w:val="30"/>
                     <w:szCs w:val="30"/>
@@ -6354,6 +6498,9 @@
                   </m:sub>
                 </m:sSub>
                 <m:r>
+                  <m:rPr>
+                    <m:sty m:val="p"/>
+                  </m:rPr>
                   <w:rPr>
                     <w:sz w:val="30"/>
                     <w:szCs w:val="30"/>
@@ -6430,6 +6577,9 @@
                   </m:sub>
                 </m:sSub>
                 <m:r>
+                  <m:rPr>
+                    <m:sty m:val="p"/>
+                  </m:rPr>
                   <w:rPr>
                     <w:sz w:val="30"/>
                     <w:szCs w:val="30"/>
@@ -6695,6 +6845,9 @@
                   </m:sub>
                 </m:sSub>
                 <m:r>
+                  <m:rPr>
+                    <m:sty m:val="p"/>
+                  </m:rPr>
                   <w:rPr>
                     <w:sz w:val="30"/>
                     <w:szCs w:val="30"/>
@@ -6770,6 +6923,9 @@
                   </m:sub>
                 </m:sSub>
                 <m:r>
+                  <m:rPr>
+                    <m:sty m:val="p"/>
+                  </m:rPr>
                   <w:rPr>
                     <w:sz w:val="30"/>
                     <w:szCs w:val="30"/>
@@ -6845,6 +7001,9 @@
                   </m:sub>
                 </m:sSub>
                 <m:r>
+                  <m:rPr>
+                    <m:sty m:val="p"/>
+                  </m:rPr>
                   <w:rPr>
                     <w:sz w:val="30"/>
                     <w:szCs w:val="30"/>
@@ -6959,6 +7118,9 @@
                   </m:sub>
                 </m:sSub>
                 <m:r>
+                  <m:rPr>
+                    <m:sty m:val="p"/>
+                  </m:rPr>
                   <w:rPr>
                     <w:sz w:val="30"/>
                     <w:szCs w:val="30"/>
@@ -7073,6 +7235,9 @@
                   </m:sub>
                 </m:sSub>
                 <m:r>
+                  <m:rPr>
+                    <m:sty m:val="p"/>
+                  </m:rPr>
                   <w:rPr>
                     <w:sz w:val="30"/>
                     <w:szCs w:val="30"/>
@@ -7193,6 +7358,9 @@
                   </m:sub>
                 </m:sSub>
                 <m:r>
+                  <m:rPr>
+                    <m:sty m:val="p"/>
+                  </m:rPr>
                   <w:rPr>
                     <w:sz w:val="30"/>
                     <w:szCs w:val="30"/>
@@ -7268,6 +7436,9 @@
                   </m:sub>
                 </m:sSub>
                 <m:r>
+                  <m:rPr>
+                    <m:sty m:val="p"/>
+                  </m:rPr>
                   <w:rPr>
                     <w:sz w:val="30"/>
                     <w:szCs w:val="30"/>
@@ -7343,6 +7514,9 @@
                   </m:sub>
                 </m:sSub>
                 <m:r>
+                  <m:rPr>
+                    <m:sty m:val="p"/>
+                  </m:rPr>
                   <w:rPr>
                     <w:sz w:val="30"/>
                     <w:szCs w:val="30"/>
@@ -7457,6 +7631,9 @@
                   </m:sub>
                 </m:sSub>
                 <m:r>
+                  <m:rPr>
+                    <m:sty m:val="p"/>
+                  </m:rPr>
                   <w:rPr>
                     <w:sz w:val="30"/>
                     <w:szCs w:val="30"/>
@@ -7571,6 +7748,9 @@
                   </m:sub>
                 </m:sSub>
                 <m:r>
+                  <m:rPr>
+                    <m:sty m:val="p"/>
+                  </m:rPr>
                   <w:rPr>
                     <w:sz w:val="30"/>
                     <w:szCs w:val="30"/>
@@ -7691,6 +7871,9 @@
                   </m:sub>
                 </m:sSub>
                 <m:r>
+                  <m:rPr>
+                    <m:sty m:val="p"/>
+                  </m:rPr>
                   <w:rPr>
                     <w:sz w:val="30"/>
                     <w:szCs w:val="30"/>
@@ -7766,6 +7949,9 @@
                   </m:sub>
                 </m:sSub>
                 <m:r>
+                  <m:rPr>
+                    <m:sty m:val="p"/>
+                  </m:rPr>
                   <w:rPr>
                     <w:sz w:val="30"/>
                     <w:szCs w:val="30"/>
@@ -7841,6 +8027,9 @@
                   </m:sub>
                 </m:sSub>
                 <m:r>
+                  <m:rPr>
+                    <m:sty m:val="p"/>
+                  </m:rPr>
                   <w:rPr>
                     <w:sz w:val="30"/>
                     <w:szCs w:val="30"/>
@@ -7955,6 +8144,9 @@
                   </m:sub>
                 </m:sSub>
                 <m:r>
+                  <m:rPr>
+                    <m:sty m:val="p"/>
+                  </m:rPr>
                   <w:rPr>
                     <w:sz w:val="30"/>
                     <w:szCs w:val="30"/>
@@ -8069,6 +8261,9 @@
                   </m:sub>
                 </m:sSub>
                 <m:r>
+                  <m:rPr>
+                    <m:sty m:val="p"/>
+                  </m:rPr>
                   <w:rPr>
                     <w:sz w:val="30"/>
                     <w:szCs w:val="30"/>
@@ -8189,6 +8384,9 @@
                   </m:sub>
                 </m:sSub>
                 <m:r>
+                  <m:rPr>
+                    <m:sty m:val="p"/>
+                  </m:rPr>
                   <w:rPr>
                     <w:sz w:val="30"/>
                     <w:szCs w:val="30"/>
@@ -8264,6 +8462,9 @@
                   </m:sub>
                 </m:sSub>
                 <m:r>
+                  <m:rPr>
+                    <m:sty m:val="p"/>
+                  </m:rPr>
                   <w:rPr>
                     <w:sz w:val="30"/>
                     <w:szCs w:val="30"/>
@@ -8339,6 +8540,9 @@
                   </m:sub>
                 </m:sSub>
                 <m:r>
+                  <m:rPr>
+                    <m:sty m:val="p"/>
+                  </m:rPr>
                   <w:rPr>
                     <w:sz w:val="30"/>
                     <w:szCs w:val="30"/>
@@ -8414,6 +8618,9 @@
                   </m:sub>
                 </m:sSub>
                 <m:r>
+                  <m:rPr>
+                    <m:sty m:val="p"/>
+                  </m:rPr>
                   <w:rPr>
                     <w:sz w:val="30"/>
                     <w:szCs w:val="30"/>
@@ -8489,6 +8696,9 @@
                   </m:sub>
                 </m:sSub>
                 <m:r>
+                  <m:rPr>
+                    <m:sty m:val="p"/>
+                  </m:rPr>
                   <w:rPr>
                     <w:sz w:val="30"/>
                     <w:szCs w:val="30"/>
@@ -8570,6 +8780,9 @@
                   </m:sub>
                 </m:sSub>
                 <m:r>
+                  <m:rPr>
+                    <m:sty m:val="p"/>
+                  </m:rPr>
                   <w:rPr>
                     <w:sz w:val="30"/>
                     <w:szCs w:val="30"/>
@@ -8646,6 +8859,9 @@
                   </m:sub>
                 </m:sSub>
                 <m:r>
+                  <m:rPr>
+                    <m:sty m:val="p"/>
+                  </m:rPr>
                   <w:rPr>
                     <w:sz w:val="30"/>
                     <w:szCs w:val="30"/>
@@ -8722,6 +8938,9 @@
                   </m:sub>
                 </m:sSub>
                 <m:r>
+                  <m:rPr>
+                    <m:sty m:val="p"/>
+                  </m:rPr>
                   <w:rPr>
                     <w:sz w:val="30"/>
                     <w:szCs w:val="30"/>
@@ -8798,6 +9017,9 @@
                   </m:sub>
                 </m:sSub>
                 <m:r>
+                  <m:rPr>
+                    <m:sty m:val="p"/>
+                  </m:rPr>
                   <w:rPr>
                     <w:sz w:val="30"/>
                     <w:szCs w:val="30"/>
@@ -8874,7 +9096,6883 @@
                   </m:sub>
                 </m:sSub>
                 <m:r>
+                  <m:rPr>
+                    <m:sty m:val="p"/>
+                  </m:rPr>
                   <w:rPr>
+                    <w:sz w:val="30"/>
+                    <w:szCs w:val="30"/>
+                  </w:rPr>
+                  <w:br/>
+                </m:r>
+              </m:oMath>
+            </m:oMathPara>
+          </w:p>
+          <w:p>
+            <w:pPr>
+              <w:rPr>
+                <w:sz w:val="30"/>
+                <w:szCs w:val="30"/>
+              </w:rPr>
+            </w:pPr>
+          </w:p>
+          <w:p>
+            <w:pPr>
+              <w:rPr>
+                <w:rFonts w:ascii="Aptos" w:eastAsia="DengXian" w:hAnsi="Aptos" w:cs="Times New Roman"/>
+                <w:sz w:val="30"/>
+                <w:szCs w:val="30"/>
+              </w:rPr>
+            </w:pPr>
+          </w:p>
+        </w:tc>
+      </w:tr>
+    </w:tbl>
+    <w:p>
+      <w:pPr>
+        <w:rPr>
+          <w:sz w:val="30"/>
+          <w:szCs w:val="30"/>
+        </w:rPr>
+      </w:pPr>
+    </w:p>
+    <w:p>
+      <w:pPr>
+        <w:rPr>
+          <w:sz w:val="30"/>
+          <w:szCs w:val="30"/>
+        </w:rPr>
+      </w:pPr>
+    </w:p>
+    <w:p>
+      <w:pPr>
+        <w:rPr>
+          <w:sz w:val="30"/>
+          <w:szCs w:val="30"/>
+        </w:rPr>
+      </w:pPr>
+    </w:p>
+    <w:p>
+      <w:pPr>
+        <w:rPr>
+          <w:sz w:val="30"/>
+          <w:szCs w:val="30"/>
+        </w:rPr>
+      </w:pPr>
+    </w:p>
+    <w:p>
+      <w:pPr>
+        <w:rPr>
+          <w:sz w:val="30"/>
+          <w:szCs w:val="30"/>
+        </w:rPr>
+      </w:pPr>
+    </w:p>
+    <w:p>
+      <w:pPr>
+        <w:rPr>
+          <w:sz w:val="30"/>
+          <w:szCs w:val="30"/>
+        </w:rPr>
+      </w:pPr>
+    </w:p>
+    <w:p>
+      <w:pPr>
+        <w:rPr>
+          <w:sz w:val="30"/>
+          <w:szCs w:val="30"/>
+        </w:rPr>
+      </w:pPr>
+    </w:p>
+    <w:p>
+      <w:pPr>
+        <w:rPr>
+          <w:sz w:val="30"/>
+          <w:szCs w:val="30"/>
+        </w:rPr>
+      </w:pPr>
+    </w:p>
+    <w:p>
+      <w:pPr>
+        <w:rPr>
+          <w:sz w:val="30"/>
+          <w:szCs w:val="30"/>
+        </w:rPr>
+      </w:pPr>
+    </w:p>
+    <w:p>
+      <w:pPr>
+        <w:rPr>
+          <w:sz w:val="30"/>
+          <w:szCs w:val="30"/>
+        </w:rPr>
+      </w:pPr>
+    </w:p>
+    <w:p>
+      <w:pPr>
+        <w:rPr>
+          <w:sz w:val="30"/>
+          <w:szCs w:val="30"/>
+        </w:rPr>
+      </w:pPr>
+    </w:p>
+    <w:p>
+      <w:pPr>
+        <w:rPr>
+          <w:sz w:val="30"/>
+          <w:szCs w:val="30"/>
+        </w:rPr>
+      </w:pPr>
+    </w:p>
+    <w:p>
+      <w:pPr>
+        <w:rPr>
+          <w:sz w:val="30"/>
+          <w:szCs w:val="30"/>
+        </w:rPr>
+      </w:pPr>
+    </w:p>
+    <w:p>
+      <w:pPr>
+        <w:rPr>
+          <w:sz w:val="30"/>
+          <w:szCs w:val="30"/>
+        </w:rPr>
+      </w:pPr>
+    </w:p>
+    <w:p>
+      <w:pPr>
+        <w:rPr>
+          <w:sz w:val="30"/>
+          <w:szCs w:val="30"/>
+        </w:rPr>
+      </w:pPr>
+    </w:p>
+    <w:p>
+      <w:pPr>
+        <w:rPr>
+          <w:sz w:val="30"/>
+          <w:szCs w:val="30"/>
+        </w:rPr>
+      </w:pPr>
+    </w:p>
+    <w:p>
+      <w:pPr>
+        <w:rPr>
+          <w:sz w:val="30"/>
+          <w:szCs w:val="30"/>
+        </w:rPr>
+      </w:pPr>
+    </w:p>
+    <w:p>
+      <w:pPr>
+        <w:rPr>
+          <w:sz w:val="30"/>
+          <w:szCs w:val="30"/>
+        </w:rPr>
+      </w:pPr>
+    </w:p>
+    <w:p>
+      <w:pPr>
+        <w:rPr>
+          <w:sz w:val="30"/>
+          <w:szCs w:val="30"/>
+        </w:rPr>
+      </w:pPr>
+    </w:p>
+    <w:p>
+      <w:pPr>
+        <w:rPr>
+          <w:sz w:val="30"/>
+          <w:szCs w:val="30"/>
+        </w:rPr>
+      </w:pPr>
+    </w:p>
+    <w:p>
+      <w:pPr>
+        <w:rPr>
+          <w:sz w:val="30"/>
+          <w:szCs w:val="30"/>
+        </w:rPr>
+      </w:pPr>
+    </w:p>
+    <w:p>
+      <w:pPr>
+        <w:rPr>
+          <w:sz w:val="30"/>
+          <w:szCs w:val="30"/>
+        </w:rPr>
+      </w:pPr>
+    </w:p>
+    <w:tbl>
+      <w:tblPr>
+        <w:tblStyle w:val="TableGrid"/>
+        <w:tblpPr w:leftFromText="180" w:rightFromText="180" w:vertAnchor="text" w:tblpY="1"/>
+        <w:tblOverlap w:val="never"/>
+        <w:tblW w:w="0" w:type="auto"/>
+        <w:tblLook w:val="04A0" w:firstRow="1" w:lastRow="0" w:firstColumn="1" w:lastColumn="0" w:noHBand="0" w:noVBand="1"/>
+      </w:tblPr>
+      <w:tblGrid>
+        <w:gridCol w:w="1554"/>
+        <w:gridCol w:w="1554"/>
+        <w:gridCol w:w="1554"/>
+        <w:gridCol w:w="1554"/>
+        <w:gridCol w:w="1554"/>
+      </w:tblGrid>
+      <w:tr>
+        <w:trPr>
+          <w:trHeight w:val="1144"/>
+        </w:trPr>
+        <w:tc>
+          <w:tcPr>
+            <w:tcW w:w="1554" w:type="dxa"/>
+          </w:tcPr>
+          <w:p>
+            <w:pPr>
+              <w:rPr>
+                <w:sz w:val="30"/>
+                <w:szCs w:val="30"/>
+              </w:rPr>
+            </w:pPr>
+            <m:oMathPara>
+              <m:oMathParaPr>
+                <m:jc m:val="left"/>
+              </m:oMathParaPr>
+              <m:oMath>
+                <m:sSub>
+                  <m:sSubPr>
+                    <m:ctrlPr>
+                      <w:rPr>
+                        <w:rFonts w:ascii="Cambria Math" w:hAnsi="Cambria Math"/>
+                        <w:i/>
+                        <w:sz w:val="30"/>
+                        <w:szCs w:val="30"/>
+                      </w:rPr>
+                    </m:ctrlPr>
+                  </m:sSubPr>
+                  <m:e>
+                    <m:r>
+                      <w:rPr>
+                        <w:rFonts w:ascii="Cambria Math" w:hAnsi="Cambria Math"/>
+                        <w:sz w:val="30"/>
+                        <w:szCs w:val="30"/>
+                      </w:rPr>
+                      <m:t>m</m:t>
+                    </m:r>
+                  </m:e>
+                  <m:sub>
+                    <m:r>
+                      <w:rPr>
+                        <w:rFonts w:ascii="Cambria Math" w:hAnsi="Cambria Math"/>
+                        <w:sz w:val="30"/>
+                        <w:szCs w:val="30"/>
+                      </w:rPr>
+                      <m:t>0</m:t>
+                    </m:r>
+                  </m:sub>
+                </m:sSub>
+                <m:r>
+                  <m:rPr>
+                    <m:sty m:val="p"/>
+                  </m:rPr>
+                  <w:rPr>
+                    <w:rFonts w:ascii="Cambria Math" w:hAnsi="Cambria Math"/>
+                    <w:sz w:val="30"/>
+                    <w:szCs w:val="30"/>
+                  </w:rPr>
+                  <w:br/>
+                </m:r>
+              </m:oMath>
+            </m:oMathPara>
+          </w:p>
+          <w:p>
+            <w:pPr>
+              <w:rPr>
+                <w:sz w:val="30"/>
+                <w:szCs w:val="30"/>
+              </w:rPr>
+            </w:pPr>
+          </w:p>
+          <w:bookmarkStart w:id="0" w:name="OLE_LINK2"/>
+          <w:p>
+            <w:pPr>
+              <w:rPr>
+                <w:sz w:val="30"/>
+                <w:szCs w:val="30"/>
+              </w:rPr>
+            </w:pPr>
+            <m:oMathPara>
+              <m:oMathParaPr>
+                <m:jc m:val="right"/>
+              </m:oMathParaPr>
+              <m:oMath>
+                <m:sSub>
+                  <m:sSubPr>
+                    <m:ctrlPr>
+                      <w:rPr>
+                        <w:rFonts w:ascii="Cambria Math" w:hAnsi="Cambria Math"/>
+                        <w:i/>
+                        <w:sz w:val="30"/>
+                        <w:szCs w:val="30"/>
+                      </w:rPr>
+                    </m:ctrlPr>
+                  </m:sSubPr>
+                  <m:e>
+                    <m:r>
+                      <w:rPr>
+                        <w:rFonts w:ascii="Cambria Math" w:hAnsi="Cambria Math"/>
+                        <w:sz w:val="30"/>
+                        <w:szCs w:val="30"/>
+                      </w:rPr>
+                      <m:t>p</m:t>
+                    </m:r>
+                  </m:e>
+                  <m:sub>
+                    <m:r>
+                      <w:rPr>
+                        <w:rFonts w:ascii="Cambria Math" w:hAnsi="Cambria Math"/>
+                        <w:sz w:val="30"/>
+                        <w:szCs w:val="30"/>
+                      </w:rPr>
+                      <m:t>0</m:t>
+                    </m:r>
+                  </m:sub>
+                </m:sSub>
+              </m:oMath>
+            </m:oMathPara>
+            <w:bookmarkEnd w:id="0"/>
+          </w:p>
+        </w:tc>
+        <w:tc>
+          <w:tcPr>
+            <w:tcW w:w="1554" w:type="dxa"/>
+          </w:tcPr>
+          <w:p>
+            <w:pPr>
+              <w:rPr>
+                <w:sz w:val="30"/>
+                <w:szCs w:val="30"/>
+              </w:rPr>
+            </w:pPr>
+            <m:oMathPara>
+              <m:oMathParaPr>
+                <m:jc m:val="left"/>
+              </m:oMathParaPr>
+              <m:oMath>
+                <m:sSub>
+                  <m:sSubPr>
+                    <m:ctrlPr>
+                      <w:rPr>
+                        <w:rFonts w:ascii="Cambria Math" w:hAnsi="Cambria Math"/>
+                        <w:i/>
+                        <w:sz w:val="30"/>
+                        <w:szCs w:val="30"/>
+                      </w:rPr>
+                    </m:ctrlPr>
+                  </m:sSubPr>
+                  <m:e>
+                    <m:r>
+                      <w:rPr>
+                        <w:rFonts w:ascii="Cambria Math" w:hAnsi="Cambria Math"/>
+                        <w:sz w:val="30"/>
+                        <w:szCs w:val="30"/>
+                      </w:rPr>
+                      <m:t>m</m:t>
+                    </m:r>
+                  </m:e>
+                  <m:sub>
+                    <m:r>
+                      <w:rPr>
+                        <w:rFonts w:ascii="Cambria Math" w:hAnsi="Cambria Math"/>
+                        <w:sz w:val="30"/>
+                        <w:szCs w:val="30"/>
+                      </w:rPr>
+                      <m:t>1</m:t>
+                    </m:r>
+                  </m:sub>
+                </m:sSub>
+                <m:r>
+                  <m:rPr>
+                    <m:sty m:val="p"/>
+                  </m:rPr>
+                  <w:rPr>
+                    <w:rFonts w:ascii="Cambria Math" w:hAnsi="Cambria Math"/>
+                    <w:sz w:val="30"/>
+                    <w:szCs w:val="30"/>
+                  </w:rPr>
+                  <w:br/>
+                </m:r>
+              </m:oMath>
+            </m:oMathPara>
+          </w:p>
+          <w:p>
+            <w:pPr>
+              <w:rPr>
+                <w:sz w:val="30"/>
+                <w:szCs w:val="30"/>
+              </w:rPr>
+            </w:pPr>
+          </w:p>
+          <w:p>
+            <w:pPr>
+              <w:rPr>
+                <w:sz w:val="30"/>
+                <w:szCs w:val="30"/>
+              </w:rPr>
+            </w:pPr>
+            <m:oMathPara>
+              <m:oMathParaPr>
+                <m:jc m:val="right"/>
+              </m:oMathParaPr>
+              <m:oMath>
+                <m:sSub>
+                  <m:sSubPr>
+                    <m:ctrlPr>
+                      <w:rPr>
+                        <w:rFonts w:ascii="Cambria Math" w:hAnsi="Cambria Math"/>
+                        <w:i/>
+                        <w:sz w:val="30"/>
+                        <w:szCs w:val="30"/>
+                      </w:rPr>
+                    </m:ctrlPr>
+                  </m:sSubPr>
+                  <m:e>
+                    <m:r>
+                      <w:rPr>
+                        <w:rFonts w:ascii="Cambria Math" w:hAnsi="Cambria Math"/>
+                        <w:sz w:val="30"/>
+                        <w:szCs w:val="30"/>
+                      </w:rPr>
+                      <m:t>p</m:t>
+                    </m:r>
+                  </m:e>
+                  <m:sub>
+                    <m:r>
+                      <w:rPr>
+                        <w:rFonts w:ascii="Cambria Math" w:hAnsi="Cambria Math"/>
+                        <w:sz w:val="30"/>
+                        <w:szCs w:val="30"/>
+                      </w:rPr>
+                      <m:t>0</m:t>
+                    </m:r>
+                  </m:sub>
+                </m:sSub>
+              </m:oMath>
+            </m:oMathPara>
+          </w:p>
+        </w:tc>
+        <w:tc>
+          <w:tcPr>
+            <w:tcW w:w="1554" w:type="dxa"/>
+          </w:tcPr>
+          <w:p>
+            <w:pPr>
+              <w:rPr>
+                <w:sz w:val="30"/>
+                <w:szCs w:val="30"/>
+              </w:rPr>
+            </w:pPr>
+            <m:oMathPara>
+              <m:oMathParaPr>
+                <m:jc m:val="left"/>
+              </m:oMathParaPr>
+              <m:oMath>
+                <m:sSub>
+                  <m:sSubPr>
+                    <m:ctrlPr>
+                      <w:rPr>
+                        <w:rFonts w:ascii="Cambria Math" w:hAnsi="Cambria Math"/>
+                        <w:i/>
+                        <w:sz w:val="30"/>
+                        <w:szCs w:val="30"/>
+                      </w:rPr>
+                    </m:ctrlPr>
+                  </m:sSubPr>
+                  <m:e>
+                    <m:r>
+                      <w:rPr>
+                        <w:rFonts w:ascii="Cambria Math" w:hAnsi="Cambria Math"/>
+                        <w:sz w:val="30"/>
+                        <w:szCs w:val="30"/>
+                      </w:rPr>
+                      <m:t>m</m:t>
+                    </m:r>
+                  </m:e>
+                  <m:sub>
+                    <m:r>
+                      <w:rPr>
+                        <w:rFonts w:ascii="Cambria Math" w:hAnsi="Cambria Math"/>
+                        <w:sz w:val="30"/>
+                        <w:szCs w:val="30"/>
+                      </w:rPr>
+                      <m:t>2</m:t>
+                    </m:r>
+                  </m:sub>
+                </m:sSub>
+                <m:r>
+                  <m:rPr>
+                    <m:sty m:val="p"/>
+                  </m:rPr>
+                  <w:rPr>
+                    <w:rFonts w:ascii="Cambria Math" w:hAnsi="Cambria Math"/>
+                    <w:sz w:val="30"/>
+                    <w:szCs w:val="30"/>
+                  </w:rPr>
+                  <w:br/>
+                </m:r>
+              </m:oMath>
+            </m:oMathPara>
+          </w:p>
+          <w:p>
+            <w:pPr>
+              <w:rPr>
+                <w:sz w:val="30"/>
+                <w:szCs w:val="30"/>
+              </w:rPr>
+            </w:pPr>
+          </w:p>
+          <w:p>
+            <w:pPr>
+              <w:rPr>
+                <w:sz w:val="30"/>
+                <w:szCs w:val="30"/>
+              </w:rPr>
+            </w:pPr>
+            <m:oMathPara>
+              <m:oMathParaPr>
+                <m:jc m:val="right"/>
+              </m:oMathParaPr>
+              <m:oMath>
+                <m:sSub>
+                  <m:sSubPr>
+                    <m:ctrlPr>
+                      <w:rPr>
+                        <w:rFonts w:ascii="Cambria Math" w:hAnsi="Cambria Math"/>
+                        <w:i/>
+                        <w:sz w:val="30"/>
+                        <w:szCs w:val="30"/>
+                      </w:rPr>
+                    </m:ctrlPr>
+                  </m:sSubPr>
+                  <m:e>
+                    <m:r>
+                      <w:rPr>
+                        <w:rFonts w:ascii="Cambria Math" w:hAnsi="Cambria Math"/>
+                        <w:sz w:val="30"/>
+                        <w:szCs w:val="30"/>
+                      </w:rPr>
+                      <m:t>p</m:t>
+                    </m:r>
+                  </m:e>
+                  <m:sub>
+                    <m:r>
+                      <w:rPr>
+                        <w:rFonts w:ascii="Cambria Math" w:hAnsi="Cambria Math"/>
+                        <w:sz w:val="30"/>
+                        <w:szCs w:val="30"/>
+                      </w:rPr>
+                      <m:t>1</m:t>
+                    </m:r>
+                  </m:sub>
+                </m:sSub>
+              </m:oMath>
+            </m:oMathPara>
+          </w:p>
+        </w:tc>
+        <w:tc>
+          <w:tcPr>
+            <w:tcW w:w="1554" w:type="dxa"/>
+          </w:tcPr>
+          <w:p>
+            <w:pPr>
+              <w:rPr>
+                <w:sz w:val="30"/>
+                <w:szCs w:val="30"/>
+              </w:rPr>
+            </w:pPr>
+            <m:oMathPara>
+              <m:oMathParaPr>
+                <m:jc m:val="left"/>
+              </m:oMathParaPr>
+              <m:oMath>
+                <m:sSub>
+                  <m:sSubPr>
+                    <m:ctrlPr>
+                      <w:rPr>
+                        <w:rFonts w:ascii="Cambria Math" w:hAnsi="Cambria Math"/>
+                        <w:i/>
+                        <w:sz w:val="30"/>
+                        <w:szCs w:val="30"/>
+                      </w:rPr>
+                    </m:ctrlPr>
+                  </m:sSubPr>
+                  <m:e>
+                    <m:r>
+                      <w:rPr>
+                        <w:rFonts w:ascii="Cambria Math" w:hAnsi="Cambria Math"/>
+                        <w:sz w:val="30"/>
+                        <w:szCs w:val="30"/>
+                      </w:rPr>
+                      <m:t>m</m:t>
+                    </m:r>
+                  </m:e>
+                  <m:sub>
+                    <m:r>
+                      <w:rPr>
+                        <w:rFonts w:ascii="Cambria Math" w:hAnsi="Cambria Math"/>
+                        <w:sz w:val="30"/>
+                        <w:szCs w:val="30"/>
+                      </w:rPr>
+                      <m:t>3</m:t>
+                    </m:r>
+                  </m:sub>
+                </m:sSub>
+                <m:r>
+                  <m:rPr>
+                    <m:sty m:val="p"/>
+                  </m:rPr>
+                  <w:rPr>
+                    <w:rFonts w:ascii="Cambria Math" w:hAnsi="Cambria Math"/>
+                    <w:sz w:val="30"/>
+                    <w:szCs w:val="30"/>
+                  </w:rPr>
+                  <w:br/>
+                </m:r>
+              </m:oMath>
+            </m:oMathPara>
+          </w:p>
+          <w:p>
+            <w:pPr>
+              <w:rPr>
+                <w:sz w:val="30"/>
+                <w:szCs w:val="30"/>
+              </w:rPr>
+            </w:pPr>
+          </w:p>
+          <w:p>
+            <w:pPr>
+              <w:rPr>
+                <w:sz w:val="30"/>
+                <w:szCs w:val="30"/>
+              </w:rPr>
+            </w:pPr>
+            <m:oMathPara>
+              <m:oMathParaPr>
+                <m:jc m:val="right"/>
+              </m:oMathParaPr>
+              <m:oMath>
+                <m:sSub>
+                  <m:sSubPr>
+                    <m:ctrlPr>
+                      <w:rPr>
+                        <w:rFonts w:ascii="Cambria Math" w:hAnsi="Cambria Math"/>
+                        <w:i/>
+                        <w:sz w:val="30"/>
+                        <w:szCs w:val="30"/>
+                      </w:rPr>
+                    </m:ctrlPr>
+                  </m:sSubPr>
+                  <m:e>
+                    <m:r>
+                      <w:rPr>
+                        <w:rFonts w:ascii="Cambria Math" w:hAnsi="Cambria Math"/>
+                        <w:sz w:val="30"/>
+                        <w:szCs w:val="30"/>
+                      </w:rPr>
+                      <m:t>p</m:t>
+                    </m:r>
+                  </m:e>
+                  <m:sub>
+                    <m:r>
+                      <w:rPr>
+                        <w:rFonts w:ascii="Cambria Math" w:hAnsi="Cambria Math"/>
+                        <w:sz w:val="30"/>
+                        <w:szCs w:val="30"/>
+                      </w:rPr>
+                      <m:t>1</m:t>
+                    </m:r>
+                  </m:sub>
+                </m:sSub>
+              </m:oMath>
+            </m:oMathPara>
+          </w:p>
+        </w:tc>
+        <w:tc>
+          <w:tcPr>
+            <w:tcW w:w="1554" w:type="dxa"/>
+          </w:tcPr>
+          <w:p>
+            <w:pPr>
+              <w:rPr>
+                <w:sz w:val="30"/>
+                <w:szCs w:val="30"/>
+              </w:rPr>
+            </w:pPr>
+            <m:oMathPara>
+              <m:oMathParaPr>
+                <m:jc m:val="left"/>
+              </m:oMathParaPr>
+              <m:oMath>
+                <m:sSub>
+                  <m:sSubPr>
+                    <m:ctrlPr>
+                      <w:rPr>
+                        <w:rFonts w:ascii="Cambria Math" w:hAnsi="Cambria Math"/>
+                        <w:i/>
+                        <w:sz w:val="30"/>
+                        <w:szCs w:val="30"/>
+                      </w:rPr>
+                    </m:ctrlPr>
+                  </m:sSubPr>
+                  <m:e>
+                    <m:r>
+                      <w:rPr>
+                        <w:rFonts w:ascii="Cambria Math" w:hAnsi="Cambria Math"/>
+                        <w:sz w:val="30"/>
+                        <w:szCs w:val="30"/>
+                      </w:rPr>
+                      <m:t>m</m:t>
+                    </m:r>
+                  </m:e>
+                  <m:sub>
+                    <m:r>
+                      <w:rPr>
+                        <w:rFonts w:ascii="Cambria Math" w:hAnsi="Cambria Math"/>
+                        <w:sz w:val="30"/>
+                        <w:szCs w:val="30"/>
+                      </w:rPr>
+                      <m:t>4</m:t>
+                    </m:r>
+                  </m:sub>
+                </m:sSub>
+                <m:r>
+                  <m:rPr>
+                    <m:sty m:val="p"/>
+                  </m:rPr>
+                  <w:rPr>
+                    <w:rFonts w:ascii="Cambria Math" w:hAnsi="Cambria Math"/>
+                    <w:sz w:val="30"/>
+                    <w:szCs w:val="30"/>
+                  </w:rPr>
+                  <w:br/>
+                </m:r>
+              </m:oMath>
+            </m:oMathPara>
+          </w:p>
+          <w:p>
+            <w:pPr>
+              <w:rPr>
+                <w:sz w:val="30"/>
+                <w:szCs w:val="30"/>
+              </w:rPr>
+            </w:pPr>
+          </w:p>
+          <w:p>
+            <w:pPr>
+              <w:rPr>
+                <w:rFonts w:ascii="Aptos" w:eastAsia="DengXian" w:hAnsi="Aptos" w:cs="Times New Roman"/>
+                <w:sz w:val="30"/>
+                <w:szCs w:val="30"/>
+              </w:rPr>
+            </w:pPr>
+          </w:p>
+        </w:tc>
+      </w:tr>
+      <w:tr>
+        <w:trPr>
+          <w:trHeight w:val="572"/>
+        </w:trPr>
+        <w:tc>
+          <w:tcPr>
+            <w:tcW w:w="1554" w:type="dxa"/>
+          </w:tcPr>
+          <w:p>
+            <w:pPr>
+              <w:rPr>
+                <w:sz w:val="30"/>
+                <w:szCs w:val="30"/>
+              </w:rPr>
+            </w:pPr>
+            <m:oMathPara>
+              <m:oMathParaPr>
+                <m:jc m:val="left"/>
+              </m:oMathParaPr>
+              <m:oMath>
+                <m:sSub>
+                  <m:sSubPr>
+                    <m:ctrlPr>
+                      <w:rPr>
+                        <w:rFonts w:ascii="Cambria Math" w:hAnsi="Cambria Math"/>
+                        <w:i/>
+                        <w:sz w:val="30"/>
+                        <w:szCs w:val="30"/>
+                      </w:rPr>
+                    </m:ctrlPr>
+                  </m:sSubPr>
+                  <m:e>
+                    <m:r>
+                      <w:rPr>
+                        <w:rFonts w:ascii="Cambria Math" w:hAnsi="Cambria Math"/>
+                        <w:sz w:val="30"/>
+                        <w:szCs w:val="30"/>
+                      </w:rPr>
+                      <m:t>m</m:t>
+                    </m:r>
+                  </m:e>
+                  <m:sub>
+                    <m:r>
+                      <w:rPr>
+                        <w:rFonts w:ascii="Cambria Math" w:hAnsi="Cambria Math"/>
+                        <w:sz w:val="30"/>
+                        <w:szCs w:val="30"/>
+                      </w:rPr>
+                      <m:t>5</m:t>
+                    </m:r>
+                  </m:sub>
+                </m:sSub>
+                <m:r>
+                  <m:rPr>
+                    <m:sty m:val="p"/>
+                  </m:rPr>
+                  <w:rPr>
+                    <w:rFonts w:ascii="Cambria Math" w:hAnsi="Cambria Math"/>
+                    <w:sz w:val="30"/>
+                    <w:szCs w:val="30"/>
+                  </w:rPr>
+                  <w:br/>
+                </m:r>
+              </m:oMath>
+            </m:oMathPara>
+          </w:p>
+          <w:p>
+            <w:pPr>
+              <w:rPr>
+                <w:sz w:val="30"/>
+                <w:szCs w:val="30"/>
+              </w:rPr>
+            </w:pPr>
+          </w:p>
+          <w:p>
+            <w:pPr>
+              <w:rPr>
+                <w:sz w:val="30"/>
+                <w:szCs w:val="30"/>
+              </w:rPr>
+            </w:pPr>
+            <m:oMathPara>
+              <m:oMathParaPr>
+                <m:jc m:val="right"/>
+              </m:oMathParaPr>
+              <m:oMath>
+                <m:sSub>
+                  <m:sSubPr>
+                    <m:ctrlPr>
+                      <w:rPr>
+                        <w:rFonts w:ascii="Cambria Math" w:hAnsi="Cambria Math"/>
+                        <w:i/>
+                        <w:sz w:val="30"/>
+                        <w:szCs w:val="30"/>
+                      </w:rPr>
+                    </m:ctrlPr>
+                  </m:sSubPr>
+                  <m:e>
+                    <m:r>
+                      <w:rPr>
+                        <w:rFonts w:ascii="Cambria Math" w:hAnsi="Cambria Math"/>
+                        <w:sz w:val="30"/>
+                        <w:szCs w:val="30"/>
+                      </w:rPr>
+                      <m:t>p</m:t>
+                    </m:r>
+                  </m:e>
+                  <m:sub>
+                    <m:r>
+                      <w:rPr>
+                        <w:rFonts w:ascii="Cambria Math" w:hAnsi="Cambria Math"/>
+                        <w:sz w:val="30"/>
+                        <w:szCs w:val="30"/>
+                      </w:rPr>
+                      <m:t>0</m:t>
+                    </m:r>
+                  </m:sub>
+                </m:sSub>
+              </m:oMath>
+            </m:oMathPara>
+          </w:p>
+        </w:tc>
+        <w:tc>
+          <w:tcPr>
+            <w:tcW w:w="1554" w:type="dxa"/>
+          </w:tcPr>
+          <w:p>
+            <w:pPr>
+              <w:rPr>
+                <w:sz w:val="30"/>
+                <w:szCs w:val="30"/>
+              </w:rPr>
+            </w:pPr>
+            <m:oMathPara>
+              <m:oMathParaPr>
+                <m:jc m:val="left"/>
+              </m:oMathParaPr>
+              <m:oMath>
+                <m:sSub>
+                  <m:sSubPr>
+                    <m:ctrlPr>
+                      <w:rPr>
+                        <w:rFonts w:ascii="Cambria Math" w:hAnsi="Cambria Math"/>
+                        <w:i/>
+                        <w:sz w:val="30"/>
+                        <w:szCs w:val="30"/>
+                      </w:rPr>
+                    </m:ctrlPr>
+                  </m:sSubPr>
+                  <m:e>
+                    <m:r>
+                      <w:rPr>
+                        <w:rFonts w:ascii="Cambria Math" w:hAnsi="Cambria Math"/>
+                        <w:sz w:val="30"/>
+                        <w:szCs w:val="30"/>
+                      </w:rPr>
+                      <m:t>m</m:t>
+                    </m:r>
+                  </m:e>
+                  <m:sub>
+                    <m:r>
+                      <w:rPr>
+                        <w:rFonts w:ascii="Cambria Math" w:hAnsi="Cambria Math"/>
+                        <w:sz w:val="30"/>
+                        <w:szCs w:val="30"/>
+                      </w:rPr>
+                      <m:t>6</m:t>
+                    </m:r>
+                  </m:sub>
+                </m:sSub>
+                <m:r>
+                  <m:rPr>
+                    <m:sty m:val="p"/>
+                  </m:rPr>
+                  <w:rPr>
+                    <w:rFonts w:ascii="Cambria Math" w:hAnsi="Cambria Math"/>
+                    <w:sz w:val="30"/>
+                    <w:szCs w:val="30"/>
+                  </w:rPr>
+                  <w:br/>
+                </m:r>
+              </m:oMath>
+            </m:oMathPara>
+          </w:p>
+          <w:p>
+            <w:pPr>
+              <w:rPr>
+                <w:sz w:val="30"/>
+                <w:szCs w:val="30"/>
+              </w:rPr>
+            </w:pPr>
+          </w:p>
+          <w:p>
+            <w:pPr>
+              <w:rPr>
+                <w:sz w:val="30"/>
+                <w:szCs w:val="30"/>
+              </w:rPr>
+            </w:pPr>
+            <m:oMathPara>
+              <m:oMathParaPr>
+                <m:jc m:val="right"/>
+              </m:oMathParaPr>
+              <m:oMath>
+                <m:sSub>
+                  <m:sSubPr>
+                    <m:ctrlPr>
+                      <w:rPr>
+                        <w:rFonts w:ascii="Cambria Math" w:hAnsi="Cambria Math"/>
+                        <w:i/>
+                        <w:sz w:val="30"/>
+                        <w:szCs w:val="30"/>
+                      </w:rPr>
+                    </m:ctrlPr>
+                  </m:sSubPr>
+                  <m:e>
+                    <m:r>
+                      <w:rPr>
+                        <w:rFonts w:ascii="Cambria Math" w:hAnsi="Cambria Math"/>
+                        <w:sz w:val="30"/>
+                        <w:szCs w:val="30"/>
+                      </w:rPr>
+                      <m:t>p</m:t>
+                    </m:r>
+                  </m:e>
+                  <m:sub>
+                    <m:r>
+                      <w:rPr>
+                        <w:rFonts w:ascii="Cambria Math" w:hAnsi="Cambria Math"/>
+                        <w:sz w:val="30"/>
+                        <w:szCs w:val="30"/>
+                      </w:rPr>
+                      <m:t>0</m:t>
+                    </m:r>
+                  </m:sub>
+                </m:sSub>
+              </m:oMath>
+            </m:oMathPara>
+          </w:p>
+        </w:tc>
+        <w:tc>
+          <w:tcPr>
+            <w:tcW w:w="1554" w:type="dxa"/>
+          </w:tcPr>
+          <w:p>
+            <w:pPr>
+              <w:rPr>
+                <w:sz w:val="30"/>
+                <w:szCs w:val="30"/>
+              </w:rPr>
+            </w:pPr>
+            <m:oMathPara>
+              <m:oMathParaPr>
+                <m:jc m:val="left"/>
+              </m:oMathParaPr>
+              <m:oMath>
+                <m:sSub>
+                  <m:sSubPr>
+                    <m:ctrlPr>
+                      <w:rPr>
+                        <w:rFonts w:ascii="Cambria Math" w:hAnsi="Cambria Math"/>
+                        <w:i/>
+                        <w:sz w:val="30"/>
+                        <w:szCs w:val="30"/>
+                      </w:rPr>
+                    </m:ctrlPr>
+                  </m:sSubPr>
+                  <m:e>
+                    <m:r>
+                      <w:rPr>
+                        <w:rFonts w:ascii="Cambria Math" w:hAnsi="Cambria Math"/>
+                        <w:sz w:val="30"/>
+                        <w:szCs w:val="30"/>
+                      </w:rPr>
+                      <m:t>m</m:t>
+                    </m:r>
+                  </m:e>
+                  <m:sub>
+                    <m:r>
+                      <w:rPr>
+                        <w:rFonts w:ascii="Cambria Math" w:hAnsi="Cambria Math"/>
+                        <w:sz w:val="30"/>
+                        <w:szCs w:val="30"/>
+                      </w:rPr>
+                      <m:t>7</m:t>
+                    </m:r>
+                  </m:sub>
+                </m:sSub>
+                <m:r>
+                  <m:rPr>
+                    <m:sty m:val="p"/>
+                  </m:rPr>
+                  <w:rPr>
+                    <w:rFonts w:ascii="Cambria Math" w:hAnsi="Cambria Math"/>
+                    <w:sz w:val="30"/>
+                    <w:szCs w:val="30"/>
+                  </w:rPr>
+                  <w:br/>
+                </m:r>
+              </m:oMath>
+            </m:oMathPara>
+          </w:p>
+          <w:p>
+            <w:pPr>
+              <w:rPr>
+                <w:sz w:val="30"/>
+                <w:szCs w:val="30"/>
+              </w:rPr>
+            </w:pPr>
+          </w:p>
+          <w:p>
+            <w:pPr>
+              <w:rPr>
+                <w:sz w:val="30"/>
+                <w:szCs w:val="30"/>
+              </w:rPr>
+            </w:pPr>
+            <m:oMathPara>
+              <m:oMathParaPr>
+                <m:jc m:val="right"/>
+              </m:oMathParaPr>
+              <m:oMath>
+                <m:sSub>
+                  <m:sSubPr>
+                    <m:ctrlPr>
+                      <w:rPr>
+                        <w:rFonts w:ascii="Cambria Math" w:hAnsi="Cambria Math"/>
+                        <w:i/>
+                        <w:sz w:val="30"/>
+                        <w:szCs w:val="30"/>
+                      </w:rPr>
+                    </m:ctrlPr>
+                  </m:sSubPr>
+                  <m:e>
+                    <m:r>
+                      <w:rPr>
+                        <w:rFonts w:ascii="Cambria Math" w:hAnsi="Cambria Math"/>
+                        <w:sz w:val="30"/>
+                        <w:szCs w:val="30"/>
+                      </w:rPr>
+                      <m:t>p</m:t>
+                    </m:r>
+                  </m:e>
+                  <m:sub>
+                    <m:r>
+                      <w:rPr>
+                        <w:rFonts w:ascii="Cambria Math" w:hAnsi="Cambria Math"/>
+                        <w:sz w:val="30"/>
+                        <w:szCs w:val="30"/>
+                      </w:rPr>
+                      <m:t>1</m:t>
+                    </m:r>
+                  </m:sub>
+                </m:sSub>
+              </m:oMath>
+            </m:oMathPara>
+          </w:p>
+        </w:tc>
+        <w:tc>
+          <w:tcPr>
+            <w:tcW w:w="1554" w:type="dxa"/>
+          </w:tcPr>
+          <w:p>
+            <w:pPr>
+              <w:rPr>
+                <w:sz w:val="30"/>
+                <w:szCs w:val="30"/>
+              </w:rPr>
+            </w:pPr>
+            <m:oMathPara>
+              <m:oMathParaPr>
+                <m:jc m:val="left"/>
+              </m:oMathParaPr>
+              <m:oMath>
+                <m:sSub>
+                  <m:sSubPr>
+                    <m:ctrlPr>
+                      <w:rPr>
+                        <w:rFonts w:ascii="Cambria Math" w:hAnsi="Cambria Math"/>
+                        <w:i/>
+                        <w:sz w:val="30"/>
+                        <w:szCs w:val="30"/>
+                      </w:rPr>
+                    </m:ctrlPr>
+                  </m:sSubPr>
+                  <m:e>
+                    <m:r>
+                      <w:rPr>
+                        <w:rFonts w:ascii="Cambria Math" w:hAnsi="Cambria Math"/>
+                        <w:sz w:val="30"/>
+                        <w:szCs w:val="30"/>
+                      </w:rPr>
+                      <m:t>m</m:t>
+                    </m:r>
+                  </m:e>
+                  <m:sub>
+                    <m:r>
+                      <w:rPr>
+                        <w:rFonts w:ascii="Cambria Math" w:hAnsi="Cambria Math"/>
+                        <w:sz w:val="30"/>
+                        <w:szCs w:val="30"/>
+                      </w:rPr>
+                      <m:t>8</m:t>
+                    </m:r>
+                  </m:sub>
+                </m:sSub>
+                <m:r>
+                  <m:rPr>
+                    <m:sty m:val="p"/>
+                  </m:rPr>
+                  <w:rPr>
+                    <w:rFonts w:ascii="Cambria Math" w:hAnsi="Cambria Math"/>
+                    <w:sz w:val="30"/>
+                    <w:szCs w:val="30"/>
+                  </w:rPr>
+                  <w:br/>
+                </m:r>
+              </m:oMath>
+            </m:oMathPara>
+          </w:p>
+          <w:p>
+            <w:pPr>
+              <w:rPr>
+                <w:sz w:val="30"/>
+                <w:szCs w:val="30"/>
+              </w:rPr>
+            </w:pPr>
+          </w:p>
+          <w:p>
+            <w:pPr>
+              <w:rPr>
+                <w:sz w:val="30"/>
+                <w:szCs w:val="30"/>
+              </w:rPr>
+            </w:pPr>
+            <m:oMathPara>
+              <m:oMathParaPr>
+                <m:jc m:val="right"/>
+              </m:oMathParaPr>
+              <m:oMath>
+                <m:sSub>
+                  <m:sSubPr>
+                    <m:ctrlPr>
+                      <w:rPr>
+                        <w:rFonts w:ascii="Cambria Math" w:hAnsi="Cambria Math"/>
+                        <w:i/>
+                        <w:sz w:val="30"/>
+                        <w:szCs w:val="30"/>
+                      </w:rPr>
+                    </m:ctrlPr>
+                  </m:sSubPr>
+                  <m:e>
+                    <m:r>
+                      <w:rPr>
+                        <w:rFonts w:ascii="Cambria Math" w:hAnsi="Cambria Math"/>
+                        <w:sz w:val="30"/>
+                        <w:szCs w:val="30"/>
+                      </w:rPr>
+                      <m:t>p</m:t>
+                    </m:r>
+                  </m:e>
+                  <m:sub>
+                    <m:r>
+                      <w:rPr>
+                        <w:rFonts w:ascii="Cambria Math" w:hAnsi="Cambria Math"/>
+                        <w:sz w:val="30"/>
+                        <w:szCs w:val="30"/>
+                      </w:rPr>
+                      <m:t>1</m:t>
+                    </m:r>
+                  </m:sub>
+                </m:sSub>
+              </m:oMath>
+            </m:oMathPara>
+          </w:p>
+        </w:tc>
+        <w:tc>
+          <w:tcPr>
+            <w:tcW w:w="1554" w:type="dxa"/>
+          </w:tcPr>
+          <w:p>
+            <w:pPr>
+              <w:rPr>
+                <w:sz w:val="30"/>
+                <w:szCs w:val="30"/>
+              </w:rPr>
+            </w:pPr>
+            <m:oMathPara>
+              <m:oMathParaPr>
+                <m:jc m:val="left"/>
+              </m:oMathParaPr>
+              <m:oMath>
+                <m:sSub>
+                  <m:sSubPr>
+                    <m:ctrlPr>
+                      <w:rPr>
+                        <w:rFonts w:ascii="Cambria Math" w:hAnsi="Cambria Math"/>
+                        <w:i/>
+                        <w:sz w:val="30"/>
+                        <w:szCs w:val="30"/>
+                      </w:rPr>
+                    </m:ctrlPr>
+                  </m:sSubPr>
+                  <m:e>
+                    <m:r>
+                      <w:rPr>
+                        <w:rFonts w:ascii="Cambria Math" w:hAnsi="Cambria Math"/>
+                        <w:sz w:val="30"/>
+                        <w:szCs w:val="30"/>
+                      </w:rPr>
+                      <m:t>m</m:t>
+                    </m:r>
+                  </m:e>
+                  <m:sub>
+                    <m:r>
+                      <w:rPr>
+                        <w:rFonts w:ascii="Cambria Math" w:hAnsi="Cambria Math"/>
+                        <w:sz w:val="30"/>
+                        <w:szCs w:val="30"/>
+                      </w:rPr>
+                      <m:t>9</m:t>
+                    </m:r>
+                  </m:sub>
+                </m:sSub>
+                <m:r>
+                  <m:rPr>
+                    <m:sty m:val="p"/>
+                  </m:rPr>
+                  <w:rPr>
+                    <w:rFonts w:ascii="Cambria Math" w:hAnsi="Cambria Math"/>
+                    <w:sz w:val="30"/>
+                    <w:szCs w:val="30"/>
+                  </w:rPr>
+                  <w:br/>
+                </m:r>
+              </m:oMath>
+            </m:oMathPara>
+          </w:p>
+          <w:p>
+            <w:pPr>
+              <w:rPr>
+                <w:sz w:val="30"/>
+                <w:szCs w:val="30"/>
+              </w:rPr>
+            </w:pPr>
+          </w:p>
+          <w:p>
+            <w:pPr>
+              <w:rPr>
+                <w:rFonts w:ascii="Aptos" w:eastAsia="DengXian" w:hAnsi="Aptos" w:cs="Times New Roman"/>
+                <w:sz w:val="30"/>
+                <w:szCs w:val="30"/>
+              </w:rPr>
+            </w:pPr>
+          </w:p>
+        </w:tc>
+      </w:tr>
+      <w:tr>
+        <w:trPr>
+          <w:trHeight w:val="572"/>
+        </w:trPr>
+        <w:tc>
+          <w:tcPr>
+            <w:tcW w:w="1554" w:type="dxa"/>
+          </w:tcPr>
+          <w:p>
+            <w:pPr>
+              <w:rPr>
+                <w:sz w:val="30"/>
+                <w:szCs w:val="30"/>
+              </w:rPr>
+            </w:pPr>
+            <m:oMathPara>
+              <m:oMathParaPr>
+                <m:jc m:val="left"/>
+              </m:oMathParaPr>
+              <m:oMath>
+                <m:sSub>
+                  <m:sSubPr>
+                    <m:ctrlPr>
+                      <w:rPr>
+                        <w:rFonts w:ascii="Cambria Math" w:hAnsi="Cambria Math"/>
+                        <w:i/>
+                        <w:sz w:val="30"/>
+                        <w:szCs w:val="30"/>
+                      </w:rPr>
+                    </m:ctrlPr>
+                  </m:sSubPr>
+                  <m:e>
+                    <m:r>
+                      <w:rPr>
+                        <w:rFonts w:ascii="Cambria Math" w:hAnsi="Cambria Math"/>
+                        <w:sz w:val="30"/>
+                        <w:szCs w:val="30"/>
+                      </w:rPr>
+                      <m:t>m</m:t>
+                    </m:r>
+                  </m:e>
+                  <m:sub>
+                    <m:r>
+                      <w:rPr>
+                        <w:rFonts w:ascii="Cambria Math" w:hAnsi="Cambria Math"/>
+                        <w:sz w:val="30"/>
+                        <w:szCs w:val="30"/>
+                      </w:rPr>
+                      <m:t>10</m:t>
+                    </m:r>
+                  </m:sub>
+                </m:sSub>
+                <m:r>
+                  <m:rPr>
+                    <m:sty m:val="p"/>
+                  </m:rPr>
+                  <w:rPr>
+                    <w:rFonts w:ascii="Cambria Math" w:hAnsi="Cambria Math"/>
+                    <w:sz w:val="30"/>
+                    <w:szCs w:val="30"/>
+                  </w:rPr>
+                  <w:br/>
+                </m:r>
+              </m:oMath>
+            </m:oMathPara>
+          </w:p>
+          <w:p>
+            <w:pPr>
+              <w:rPr>
+                <w:sz w:val="30"/>
+                <w:szCs w:val="30"/>
+              </w:rPr>
+            </w:pPr>
+          </w:p>
+          <w:p>
+            <w:pPr>
+              <w:rPr>
+                <w:sz w:val="30"/>
+                <w:szCs w:val="30"/>
+              </w:rPr>
+            </w:pPr>
+            <m:oMathPara>
+              <m:oMathParaPr>
+                <m:jc m:val="right"/>
+              </m:oMathParaPr>
+              <m:oMath>
+                <m:sSub>
+                  <m:sSubPr>
+                    <m:ctrlPr>
+                      <w:rPr>
+                        <w:rFonts w:ascii="Cambria Math" w:hAnsi="Cambria Math"/>
+                        <w:i/>
+                        <w:sz w:val="30"/>
+                        <w:szCs w:val="30"/>
+                      </w:rPr>
+                    </m:ctrlPr>
+                  </m:sSubPr>
+                  <m:e>
+                    <m:r>
+                      <w:rPr>
+                        <w:rFonts w:ascii="Cambria Math" w:hAnsi="Cambria Math"/>
+                        <w:sz w:val="30"/>
+                        <w:szCs w:val="30"/>
+                      </w:rPr>
+                      <m:t>p</m:t>
+                    </m:r>
+                  </m:e>
+                  <m:sub>
+                    <m:r>
+                      <w:rPr>
+                        <w:rFonts w:ascii="Cambria Math" w:hAnsi="Cambria Math"/>
+                        <w:sz w:val="30"/>
+                        <w:szCs w:val="30"/>
+                      </w:rPr>
+                      <m:t>2</m:t>
+                    </m:r>
+                  </m:sub>
+                </m:sSub>
+              </m:oMath>
+            </m:oMathPara>
+          </w:p>
+        </w:tc>
+        <w:tc>
+          <w:tcPr>
+            <w:tcW w:w="1554" w:type="dxa"/>
+          </w:tcPr>
+          <w:p>
+            <w:pPr>
+              <w:rPr>
+                <w:sz w:val="30"/>
+                <w:szCs w:val="30"/>
+              </w:rPr>
+            </w:pPr>
+            <m:oMathPara>
+              <m:oMathParaPr>
+                <m:jc m:val="left"/>
+              </m:oMathParaPr>
+              <m:oMath>
+                <m:sSub>
+                  <m:sSubPr>
+                    <m:ctrlPr>
+                      <w:rPr>
+                        <w:rFonts w:ascii="Cambria Math" w:hAnsi="Cambria Math"/>
+                        <w:i/>
+                        <w:sz w:val="30"/>
+                        <w:szCs w:val="30"/>
+                      </w:rPr>
+                    </m:ctrlPr>
+                  </m:sSubPr>
+                  <m:e>
+                    <m:r>
+                      <w:rPr>
+                        <w:rFonts w:ascii="Cambria Math" w:hAnsi="Cambria Math"/>
+                        <w:sz w:val="30"/>
+                        <w:szCs w:val="30"/>
+                      </w:rPr>
+                      <m:t>m</m:t>
+                    </m:r>
+                  </m:e>
+                  <m:sub>
+                    <m:r>
+                      <w:rPr>
+                        <w:rFonts w:ascii="Cambria Math" w:hAnsi="Cambria Math"/>
+                        <w:sz w:val="30"/>
+                        <w:szCs w:val="30"/>
+                      </w:rPr>
+                      <m:t>11</m:t>
+                    </m:r>
+                  </m:sub>
+                </m:sSub>
+                <m:r>
+                  <m:rPr>
+                    <m:sty m:val="p"/>
+                  </m:rPr>
+                  <w:rPr>
+                    <w:rFonts w:ascii="Cambria Math" w:hAnsi="Cambria Math"/>
+                    <w:sz w:val="30"/>
+                    <w:szCs w:val="30"/>
+                  </w:rPr>
+                  <w:br/>
+                </m:r>
+              </m:oMath>
+            </m:oMathPara>
+          </w:p>
+          <w:p>
+            <w:pPr>
+              <w:rPr>
+                <w:sz w:val="30"/>
+                <w:szCs w:val="30"/>
+              </w:rPr>
+            </w:pPr>
+          </w:p>
+          <w:p>
+            <w:pPr>
+              <w:rPr>
+                <w:sz w:val="30"/>
+                <w:szCs w:val="30"/>
+              </w:rPr>
+            </w:pPr>
+            <m:oMathPara>
+              <m:oMathParaPr>
+                <m:jc m:val="right"/>
+              </m:oMathParaPr>
+              <m:oMath>
+                <m:sSub>
+                  <m:sSubPr>
+                    <m:ctrlPr>
+                      <w:rPr>
+                        <w:rFonts w:ascii="Cambria Math" w:hAnsi="Cambria Math"/>
+                        <w:i/>
+                        <w:sz w:val="30"/>
+                        <w:szCs w:val="30"/>
+                      </w:rPr>
+                    </m:ctrlPr>
+                  </m:sSubPr>
+                  <m:e>
+                    <m:r>
+                      <w:rPr>
+                        <w:rFonts w:ascii="Cambria Math" w:hAnsi="Cambria Math"/>
+                        <w:sz w:val="30"/>
+                        <w:szCs w:val="30"/>
+                      </w:rPr>
+                      <m:t>p</m:t>
+                    </m:r>
+                  </m:e>
+                  <m:sub>
+                    <m:r>
+                      <w:rPr>
+                        <w:rFonts w:ascii="Cambria Math" w:hAnsi="Cambria Math"/>
+                        <w:sz w:val="30"/>
+                        <w:szCs w:val="30"/>
+                      </w:rPr>
+                      <m:t>2</m:t>
+                    </m:r>
+                  </m:sub>
+                </m:sSub>
+              </m:oMath>
+            </m:oMathPara>
+          </w:p>
+        </w:tc>
+        <w:tc>
+          <w:tcPr>
+            <w:tcW w:w="1554" w:type="dxa"/>
+          </w:tcPr>
+          <w:p>
+            <w:pPr>
+              <w:rPr>
+                <w:sz w:val="30"/>
+                <w:szCs w:val="30"/>
+              </w:rPr>
+            </w:pPr>
+            <m:oMathPara>
+              <m:oMathParaPr>
+                <m:jc m:val="left"/>
+              </m:oMathParaPr>
+              <m:oMath>
+                <m:sSub>
+                  <m:sSubPr>
+                    <m:ctrlPr>
+                      <w:rPr>
+                        <w:rFonts w:ascii="Cambria Math" w:hAnsi="Cambria Math"/>
+                        <w:i/>
+                        <w:sz w:val="30"/>
+                        <w:szCs w:val="30"/>
+                      </w:rPr>
+                    </m:ctrlPr>
+                  </m:sSubPr>
+                  <m:e>
+                    <m:r>
+                      <w:rPr>
+                        <w:rFonts w:ascii="Cambria Math" w:hAnsi="Cambria Math"/>
+                        <w:sz w:val="30"/>
+                        <w:szCs w:val="30"/>
+                      </w:rPr>
+                      <m:t>m</m:t>
+                    </m:r>
+                  </m:e>
+                  <m:sub>
+                    <m:r>
+                      <w:rPr>
+                        <w:rFonts w:ascii="Cambria Math" w:hAnsi="Cambria Math"/>
+                        <w:sz w:val="30"/>
+                        <w:szCs w:val="30"/>
+                      </w:rPr>
+                      <m:t>12</m:t>
+                    </m:r>
+                  </m:sub>
+                </m:sSub>
+                <m:r>
+                  <m:rPr>
+                    <m:sty m:val="p"/>
+                  </m:rPr>
+                  <w:rPr>
+                    <w:rFonts w:ascii="Cambria Math" w:hAnsi="Cambria Math"/>
+                    <w:sz w:val="30"/>
+                    <w:szCs w:val="30"/>
+                  </w:rPr>
+                  <w:br/>
+                </m:r>
+              </m:oMath>
+            </m:oMathPara>
+          </w:p>
+          <w:p>
+            <w:pPr>
+              <w:rPr>
+                <w:sz w:val="30"/>
+                <w:szCs w:val="30"/>
+              </w:rPr>
+            </w:pPr>
+          </w:p>
+          <w:p>
+            <w:pPr>
+              <w:rPr>
+                <w:sz w:val="30"/>
+                <w:szCs w:val="30"/>
+              </w:rPr>
+            </w:pPr>
+            <m:oMathPara>
+              <m:oMathParaPr>
+                <m:jc m:val="right"/>
+              </m:oMathParaPr>
+              <m:oMath>
+                <m:sSub>
+                  <m:sSubPr>
+                    <m:ctrlPr>
+                      <w:rPr>
+                        <w:rFonts w:ascii="Cambria Math" w:hAnsi="Cambria Math"/>
+                        <w:i/>
+                        <w:sz w:val="30"/>
+                        <w:szCs w:val="30"/>
+                      </w:rPr>
+                    </m:ctrlPr>
+                  </m:sSubPr>
+                  <m:e>
+                    <m:r>
+                      <w:rPr>
+                        <w:rFonts w:ascii="Cambria Math" w:hAnsi="Cambria Math"/>
+                        <w:sz w:val="30"/>
+                        <w:szCs w:val="30"/>
+                      </w:rPr>
+                      <m:t>p</m:t>
+                    </m:r>
+                  </m:e>
+                  <m:sub>
+                    <m:r>
+                      <w:rPr>
+                        <w:rFonts w:ascii="Cambria Math" w:hAnsi="Cambria Math"/>
+                        <w:sz w:val="30"/>
+                        <w:szCs w:val="30"/>
+                      </w:rPr>
+                      <m:t>3</m:t>
+                    </m:r>
+                  </m:sub>
+                </m:sSub>
+              </m:oMath>
+            </m:oMathPara>
+          </w:p>
+        </w:tc>
+        <w:tc>
+          <w:tcPr>
+            <w:tcW w:w="1554" w:type="dxa"/>
+          </w:tcPr>
+          <w:p>
+            <w:pPr>
+              <w:rPr>
+                <w:sz w:val="30"/>
+                <w:szCs w:val="30"/>
+              </w:rPr>
+            </w:pPr>
+            <m:oMathPara>
+              <m:oMathParaPr>
+                <m:jc m:val="left"/>
+              </m:oMathParaPr>
+              <m:oMath>
+                <m:sSub>
+                  <m:sSubPr>
+                    <m:ctrlPr>
+                      <w:rPr>
+                        <w:rFonts w:ascii="Cambria Math" w:hAnsi="Cambria Math"/>
+                        <w:i/>
+                        <w:sz w:val="30"/>
+                        <w:szCs w:val="30"/>
+                      </w:rPr>
+                    </m:ctrlPr>
+                  </m:sSubPr>
+                  <m:e>
+                    <m:r>
+                      <w:rPr>
+                        <w:rFonts w:ascii="Cambria Math" w:hAnsi="Cambria Math"/>
+                        <w:sz w:val="30"/>
+                        <w:szCs w:val="30"/>
+                      </w:rPr>
+                      <m:t>m</m:t>
+                    </m:r>
+                  </m:e>
+                  <m:sub>
+                    <m:r>
+                      <w:rPr>
+                        <w:rFonts w:ascii="Cambria Math" w:hAnsi="Cambria Math"/>
+                        <w:sz w:val="30"/>
+                        <w:szCs w:val="30"/>
+                      </w:rPr>
+                      <m:t>13</m:t>
+                    </m:r>
+                  </m:sub>
+                </m:sSub>
+                <m:r>
+                  <m:rPr>
+                    <m:sty m:val="p"/>
+                  </m:rPr>
+                  <w:rPr>
+                    <w:rFonts w:ascii="Cambria Math" w:hAnsi="Cambria Math"/>
+                    <w:sz w:val="30"/>
+                    <w:szCs w:val="30"/>
+                  </w:rPr>
+                  <w:br/>
+                </m:r>
+              </m:oMath>
+            </m:oMathPara>
+          </w:p>
+          <w:p>
+            <w:pPr>
+              <w:rPr>
+                <w:sz w:val="30"/>
+                <w:szCs w:val="30"/>
+              </w:rPr>
+            </w:pPr>
+          </w:p>
+          <w:p>
+            <w:pPr>
+              <w:rPr>
+                <w:sz w:val="30"/>
+                <w:szCs w:val="30"/>
+              </w:rPr>
+            </w:pPr>
+            <m:oMathPara>
+              <m:oMathParaPr>
+                <m:jc m:val="right"/>
+              </m:oMathParaPr>
+              <m:oMath>
+                <m:sSub>
+                  <m:sSubPr>
+                    <m:ctrlPr>
+                      <w:rPr>
+                        <w:rFonts w:ascii="Cambria Math" w:hAnsi="Cambria Math"/>
+                        <w:i/>
+                        <w:sz w:val="30"/>
+                        <w:szCs w:val="30"/>
+                      </w:rPr>
+                    </m:ctrlPr>
+                  </m:sSubPr>
+                  <m:e>
+                    <m:r>
+                      <w:rPr>
+                        <w:rFonts w:ascii="Cambria Math" w:hAnsi="Cambria Math"/>
+                        <w:sz w:val="30"/>
+                        <w:szCs w:val="30"/>
+                      </w:rPr>
+                      <m:t>p</m:t>
+                    </m:r>
+                  </m:e>
+                  <m:sub>
+                    <m:r>
+                      <w:rPr>
+                        <w:rFonts w:ascii="Cambria Math" w:hAnsi="Cambria Math"/>
+                        <w:sz w:val="30"/>
+                        <w:szCs w:val="30"/>
+                      </w:rPr>
+                      <m:t>3</m:t>
+                    </m:r>
+                  </m:sub>
+                </m:sSub>
+              </m:oMath>
+            </m:oMathPara>
+          </w:p>
+        </w:tc>
+        <w:tc>
+          <w:tcPr>
+            <w:tcW w:w="1554" w:type="dxa"/>
+          </w:tcPr>
+          <w:p>
+            <w:pPr>
+              <w:rPr>
+                <w:sz w:val="30"/>
+                <w:szCs w:val="30"/>
+              </w:rPr>
+            </w:pPr>
+            <m:oMathPara>
+              <m:oMathParaPr>
+                <m:jc m:val="left"/>
+              </m:oMathParaPr>
+              <m:oMath>
+                <m:sSub>
+                  <m:sSubPr>
+                    <m:ctrlPr>
+                      <w:rPr>
+                        <w:rFonts w:ascii="Cambria Math" w:hAnsi="Cambria Math"/>
+                        <w:i/>
+                        <w:sz w:val="30"/>
+                        <w:szCs w:val="30"/>
+                      </w:rPr>
+                    </m:ctrlPr>
+                  </m:sSubPr>
+                  <m:e>
+                    <m:r>
+                      <w:rPr>
+                        <w:rFonts w:ascii="Cambria Math" w:hAnsi="Cambria Math"/>
+                        <w:sz w:val="30"/>
+                        <w:szCs w:val="30"/>
+                      </w:rPr>
+                      <m:t>m</m:t>
+                    </m:r>
+                  </m:e>
+                  <m:sub>
+                    <m:r>
+                      <w:rPr>
+                        <w:rFonts w:ascii="Cambria Math" w:hAnsi="Cambria Math"/>
+                        <w:sz w:val="30"/>
+                        <w:szCs w:val="30"/>
+                      </w:rPr>
+                      <m:t>14</m:t>
+                    </m:r>
+                  </m:sub>
+                </m:sSub>
+                <m:r>
+                  <m:rPr>
+                    <m:sty m:val="p"/>
+                  </m:rPr>
+                  <w:rPr>
+                    <w:rFonts w:ascii="Cambria Math" w:hAnsi="Cambria Math"/>
+                    <w:sz w:val="30"/>
+                    <w:szCs w:val="30"/>
+                  </w:rPr>
+                  <w:br/>
+                </m:r>
+              </m:oMath>
+            </m:oMathPara>
+          </w:p>
+          <w:p>
+            <w:pPr>
+              <w:rPr>
+                <w:sz w:val="30"/>
+                <w:szCs w:val="30"/>
+              </w:rPr>
+            </w:pPr>
+          </w:p>
+          <w:p>
+            <w:pPr>
+              <w:rPr>
+                <w:rFonts w:ascii="Aptos" w:eastAsia="DengXian" w:hAnsi="Aptos" w:cs="Times New Roman"/>
+                <w:sz w:val="30"/>
+                <w:szCs w:val="30"/>
+              </w:rPr>
+            </w:pPr>
+          </w:p>
+        </w:tc>
+      </w:tr>
+      <w:tr>
+        <w:trPr>
+          <w:trHeight w:val="552"/>
+        </w:trPr>
+        <w:tc>
+          <w:tcPr>
+            <w:tcW w:w="1554" w:type="dxa"/>
+          </w:tcPr>
+          <w:p>
+            <w:pPr>
+              <w:rPr>
+                <w:sz w:val="30"/>
+                <w:szCs w:val="30"/>
+              </w:rPr>
+            </w:pPr>
+            <m:oMathPara>
+              <m:oMathParaPr>
+                <m:jc m:val="left"/>
+              </m:oMathParaPr>
+              <m:oMath>
+                <m:sSub>
+                  <m:sSubPr>
+                    <m:ctrlPr>
+                      <w:rPr>
+                        <w:rFonts w:ascii="Cambria Math" w:hAnsi="Cambria Math"/>
+                        <w:i/>
+                        <w:sz w:val="30"/>
+                        <w:szCs w:val="30"/>
+                      </w:rPr>
+                    </m:ctrlPr>
+                  </m:sSubPr>
+                  <m:e>
+                    <m:r>
+                      <w:rPr>
+                        <w:rFonts w:ascii="Cambria Math" w:hAnsi="Cambria Math"/>
+                        <w:sz w:val="30"/>
+                        <w:szCs w:val="30"/>
+                      </w:rPr>
+                      <m:t>m</m:t>
+                    </m:r>
+                  </m:e>
+                  <m:sub>
+                    <m:r>
+                      <w:rPr>
+                        <w:rFonts w:ascii="Cambria Math" w:hAnsi="Cambria Math"/>
+                        <w:sz w:val="30"/>
+                        <w:szCs w:val="30"/>
+                      </w:rPr>
+                      <m:t>15</m:t>
+                    </m:r>
+                  </m:sub>
+                </m:sSub>
+                <m:r>
+                  <m:rPr>
+                    <m:sty m:val="p"/>
+                  </m:rPr>
+                  <w:rPr>
+                    <w:rFonts w:ascii="Cambria Math" w:hAnsi="Cambria Math"/>
+                    <w:sz w:val="30"/>
+                    <w:szCs w:val="30"/>
+                  </w:rPr>
+                  <w:br/>
+                </m:r>
+              </m:oMath>
+            </m:oMathPara>
+          </w:p>
+          <w:p>
+            <w:pPr>
+              <w:rPr>
+                <w:sz w:val="30"/>
+                <w:szCs w:val="30"/>
+              </w:rPr>
+            </w:pPr>
+          </w:p>
+          <w:p>
+            <w:pPr>
+              <w:rPr>
+                <w:sz w:val="30"/>
+                <w:szCs w:val="30"/>
+              </w:rPr>
+            </w:pPr>
+            <m:oMathPara>
+              <m:oMathParaPr>
+                <m:jc m:val="right"/>
+              </m:oMathParaPr>
+              <m:oMath>
+                <m:sSub>
+                  <m:sSubPr>
+                    <m:ctrlPr>
+                      <w:rPr>
+                        <w:rFonts w:ascii="Cambria Math" w:hAnsi="Cambria Math"/>
+                        <w:i/>
+                        <w:sz w:val="30"/>
+                        <w:szCs w:val="30"/>
+                      </w:rPr>
+                    </m:ctrlPr>
+                  </m:sSubPr>
+                  <m:e>
+                    <m:r>
+                      <w:rPr>
+                        <w:rFonts w:ascii="Cambria Math" w:hAnsi="Cambria Math"/>
+                        <w:sz w:val="30"/>
+                        <w:szCs w:val="30"/>
+                      </w:rPr>
+                      <m:t>p</m:t>
+                    </m:r>
+                  </m:e>
+                  <m:sub>
+                    <m:r>
+                      <w:rPr>
+                        <w:rFonts w:ascii="Cambria Math" w:hAnsi="Cambria Math"/>
+                        <w:sz w:val="30"/>
+                        <w:szCs w:val="30"/>
+                      </w:rPr>
+                      <m:t>2</m:t>
+                    </m:r>
+                  </m:sub>
+                </m:sSub>
+              </m:oMath>
+            </m:oMathPara>
+          </w:p>
+        </w:tc>
+        <w:tc>
+          <w:tcPr>
+            <w:tcW w:w="1554" w:type="dxa"/>
+          </w:tcPr>
+          <w:p>
+            <w:pPr>
+              <w:rPr>
+                <w:sz w:val="30"/>
+                <w:szCs w:val="30"/>
+              </w:rPr>
+            </w:pPr>
+            <m:oMathPara>
+              <m:oMathParaPr>
+                <m:jc m:val="left"/>
+              </m:oMathParaPr>
+              <m:oMath>
+                <m:sSub>
+                  <m:sSubPr>
+                    <m:ctrlPr>
+                      <w:rPr>
+                        <w:rFonts w:ascii="Cambria Math" w:hAnsi="Cambria Math"/>
+                        <w:i/>
+                        <w:sz w:val="30"/>
+                        <w:szCs w:val="30"/>
+                      </w:rPr>
+                    </m:ctrlPr>
+                  </m:sSubPr>
+                  <m:e>
+                    <m:r>
+                      <w:rPr>
+                        <w:rFonts w:ascii="Cambria Math" w:hAnsi="Cambria Math"/>
+                        <w:sz w:val="30"/>
+                        <w:szCs w:val="30"/>
+                      </w:rPr>
+                      <m:t>m</m:t>
+                    </m:r>
+                  </m:e>
+                  <m:sub>
+                    <m:r>
+                      <w:rPr>
+                        <w:rFonts w:ascii="Cambria Math" w:hAnsi="Cambria Math"/>
+                        <w:sz w:val="30"/>
+                        <w:szCs w:val="30"/>
+                      </w:rPr>
+                      <m:t>16</m:t>
+                    </m:r>
+                  </m:sub>
+                </m:sSub>
+                <m:r>
+                  <m:rPr>
+                    <m:sty m:val="p"/>
+                  </m:rPr>
+                  <w:rPr>
+                    <w:rFonts w:ascii="Cambria Math" w:hAnsi="Cambria Math"/>
+                    <w:sz w:val="30"/>
+                    <w:szCs w:val="30"/>
+                  </w:rPr>
+                  <w:br/>
+                </m:r>
+              </m:oMath>
+            </m:oMathPara>
+          </w:p>
+          <w:p>
+            <w:pPr>
+              <w:rPr>
+                <w:sz w:val="30"/>
+                <w:szCs w:val="30"/>
+              </w:rPr>
+            </w:pPr>
+          </w:p>
+          <w:p>
+            <w:pPr>
+              <w:rPr>
+                <w:sz w:val="30"/>
+                <w:szCs w:val="30"/>
+              </w:rPr>
+            </w:pPr>
+            <m:oMathPara>
+              <m:oMathParaPr>
+                <m:jc m:val="right"/>
+              </m:oMathParaPr>
+              <m:oMath>
+                <m:sSub>
+                  <m:sSubPr>
+                    <m:ctrlPr>
+                      <w:rPr>
+                        <w:rFonts w:ascii="Cambria Math" w:hAnsi="Cambria Math"/>
+                        <w:i/>
+                        <w:sz w:val="30"/>
+                        <w:szCs w:val="30"/>
+                      </w:rPr>
+                    </m:ctrlPr>
+                  </m:sSubPr>
+                  <m:e>
+                    <m:r>
+                      <w:rPr>
+                        <w:rFonts w:ascii="Cambria Math" w:hAnsi="Cambria Math"/>
+                        <w:sz w:val="30"/>
+                        <w:szCs w:val="30"/>
+                      </w:rPr>
+                      <m:t>p</m:t>
+                    </m:r>
+                  </m:e>
+                  <m:sub>
+                    <m:r>
+                      <w:rPr>
+                        <w:rFonts w:ascii="Cambria Math" w:hAnsi="Cambria Math"/>
+                        <w:sz w:val="30"/>
+                        <w:szCs w:val="30"/>
+                      </w:rPr>
+                      <m:t>2</m:t>
+                    </m:r>
+                  </m:sub>
+                </m:sSub>
+              </m:oMath>
+            </m:oMathPara>
+          </w:p>
+        </w:tc>
+        <w:tc>
+          <w:tcPr>
+            <w:tcW w:w="1554" w:type="dxa"/>
+          </w:tcPr>
+          <w:p>
+            <w:pPr>
+              <w:rPr>
+                <w:sz w:val="30"/>
+                <w:szCs w:val="30"/>
+              </w:rPr>
+            </w:pPr>
+            <m:oMathPara>
+              <m:oMathParaPr>
+                <m:jc m:val="left"/>
+              </m:oMathParaPr>
+              <m:oMath>
+                <m:sSub>
+                  <m:sSubPr>
+                    <m:ctrlPr>
+                      <w:rPr>
+                        <w:rFonts w:ascii="Cambria Math" w:hAnsi="Cambria Math"/>
+                        <w:i/>
+                        <w:sz w:val="30"/>
+                        <w:szCs w:val="30"/>
+                      </w:rPr>
+                    </m:ctrlPr>
+                  </m:sSubPr>
+                  <m:e>
+                    <m:r>
+                      <w:rPr>
+                        <w:rFonts w:ascii="Cambria Math" w:hAnsi="Cambria Math"/>
+                        <w:sz w:val="30"/>
+                        <w:szCs w:val="30"/>
+                      </w:rPr>
+                      <m:t>m</m:t>
+                    </m:r>
+                  </m:e>
+                  <m:sub>
+                    <m:r>
+                      <w:rPr>
+                        <w:rFonts w:ascii="Cambria Math" w:hAnsi="Cambria Math"/>
+                        <w:sz w:val="30"/>
+                        <w:szCs w:val="30"/>
+                      </w:rPr>
+                      <m:t>17</m:t>
+                    </m:r>
+                  </m:sub>
+                </m:sSub>
+                <m:r>
+                  <m:rPr>
+                    <m:sty m:val="p"/>
+                  </m:rPr>
+                  <w:rPr>
+                    <w:rFonts w:ascii="Cambria Math" w:hAnsi="Cambria Math"/>
+                    <w:sz w:val="30"/>
+                    <w:szCs w:val="30"/>
+                  </w:rPr>
+                  <w:br/>
+                </m:r>
+              </m:oMath>
+            </m:oMathPara>
+          </w:p>
+          <w:p>
+            <w:pPr>
+              <w:rPr>
+                <w:sz w:val="30"/>
+                <w:szCs w:val="30"/>
+              </w:rPr>
+            </w:pPr>
+          </w:p>
+          <w:p>
+            <w:pPr>
+              <w:rPr>
+                <w:sz w:val="30"/>
+                <w:szCs w:val="30"/>
+              </w:rPr>
+            </w:pPr>
+            <m:oMathPara>
+              <m:oMathParaPr>
+                <m:jc m:val="right"/>
+              </m:oMathParaPr>
+              <m:oMath>
+                <m:sSub>
+                  <m:sSubPr>
+                    <m:ctrlPr>
+                      <w:rPr>
+                        <w:rFonts w:ascii="Cambria Math" w:hAnsi="Cambria Math"/>
+                        <w:i/>
+                        <w:sz w:val="30"/>
+                        <w:szCs w:val="30"/>
+                      </w:rPr>
+                    </m:ctrlPr>
+                  </m:sSubPr>
+                  <m:e>
+                    <m:r>
+                      <w:rPr>
+                        <w:rFonts w:ascii="Cambria Math" w:hAnsi="Cambria Math"/>
+                        <w:sz w:val="30"/>
+                        <w:szCs w:val="30"/>
+                      </w:rPr>
+                      <m:t>p</m:t>
+                    </m:r>
+                  </m:e>
+                  <m:sub>
+                    <m:r>
+                      <w:rPr>
+                        <w:rFonts w:ascii="Cambria Math" w:hAnsi="Cambria Math"/>
+                        <w:sz w:val="30"/>
+                        <w:szCs w:val="30"/>
+                      </w:rPr>
+                      <m:t>3</m:t>
+                    </m:r>
+                  </m:sub>
+                </m:sSub>
+              </m:oMath>
+            </m:oMathPara>
+          </w:p>
+        </w:tc>
+        <w:tc>
+          <w:tcPr>
+            <w:tcW w:w="1554" w:type="dxa"/>
+          </w:tcPr>
+          <w:p>
+            <w:pPr>
+              <w:rPr>
+                <w:sz w:val="30"/>
+                <w:szCs w:val="30"/>
+              </w:rPr>
+            </w:pPr>
+            <m:oMathPara>
+              <m:oMathParaPr>
+                <m:jc m:val="left"/>
+              </m:oMathParaPr>
+              <m:oMath>
+                <m:sSub>
+                  <m:sSubPr>
+                    <m:ctrlPr>
+                      <w:rPr>
+                        <w:rFonts w:ascii="Cambria Math" w:hAnsi="Cambria Math"/>
+                        <w:i/>
+                        <w:sz w:val="30"/>
+                        <w:szCs w:val="30"/>
+                      </w:rPr>
+                    </m:ctrlPr>
+                  </m:sSubPr>
+                  <m:e>
+                    <m:r>
+                      <w:rPr>
+                        <w:rFonts w:ascii="Cambria Math" w:hAnsi="Cambria Math"/>
+                        <w:sz w:val="30"/>
+                        <w:szCs w:val="30"/>
+                      </w:rPr>
+                      <m:t>m</m:t>
+                    </m:r>
+                  </m:e>
+                  <m:sub>
+                    <m:r>
+                      <w:rPr>
+                        <w:rFonts w:ascii="Cambria Math" w:hAnsi="Cambria Math"/>
+                        <w:sz w:val="30"/>
+                        <w:szCs w:val="30"/>
+                      </w:rPr>
+                      <m:t>18</m:t>
+                    </m:r>
+                  </m:sub>
+                </m:sSub>
+                <m:r>
+                  <m:rPr>
+                    <m:sty m:val="p"/>
+                  </m:rPr>
+                  <w:rPr>
+                    <w:rFonts w:ascii="Cambria Math" w:hAnsi="Cambria Math"/>
+                    <w:sz w:val="30"/>
+                    <w:szCs w:val="30"/>
+                  </w:rPr>
+                  <w:br/>
+                </m:r>
+              </m:oMath>
+            </m:oMathPara>
+          </w:p>
+          <w:p>
+            <w:pPr>
+              <w:rPr>
+                <w:sz w:val="30"/>
+                <w:szCs w:val="30"/>
+              </w:rPr>
+            </w:pPr>
+          </w:p>
+          <w:p>
+            <w:pPr>
+              <w:rPr>
+                <w:sz w:val="30"/>
+                <w:szCs w:val="30"/>
+              </w:rPr>
+            </w:pPr>
+            <m:oMathPara>
+              <m:oMathParaPr>
+                <m:jc m:val="right"/>
+              </m:oMathParaPr>
+              <m:oMath>
+                <m:sSub>
+                  <m:sSubPr>
+                    <m:ctrlPr>
+                      <w:rPr>
+                        <w:rFonts w:ascii="Cambria Math" w:hAnsi="Cambria Math"/>
+                        <w:i/>
+                        <w:sz w:val="30"/>
+                        <w:szCs w:val="30"/>
+                      </w:rPr>
+                    </m:ctrlPr>
+                  </m:sSubPr>
+                  <m:e>
+                    <m:r>
+                      <w:rPr>
+                        <w:rFonts w:ascii="Cambria Math" w:hAnsi="Cambria Math"/>
+                        <w:sz w:val="30"/>
+                        <w:szCs w:val="30"/>
+                      </w:rPr>
+                      <m:t>p</m:t>
+                    </m:r>
+                  </m:e>
+                  <m:sub>
+                    <m:r>
+                      <w:rPr>
+                        <w:rFonts w:ascii="Cambria Math" w:hAnsi="Cambria Math"/>
+                        <w:sz w:val="30"/>
+                        <w:szCs w:val="30"/>
+                      </w:rPr>
+                      <m:t>3</m:t>
+                    </m:r>
+                  </m:sub>
+                </m:sSub>
+              </m:oMath>
+            </m:oMathPara>
+          </w:p>
+        </w:tc>
+        <w:tc>
+          <w:tcPr>
+            <w:tcW w:w="1554" w:type="dxa"/>
+          </w:tcPr>
+          <w:p>
+            <w:pPr>
+              <w:rPr>
+                <w:sz w:val="30"/>
+                <w:szCs w:val="30"/>
+              </w:rPr>
+            </w:pPr>
+            <m:oMathPara>
+              <m:oMathParaPr>
+                <m:jc m:val="left"/>
+              </m:oMathParaPr>
+              <m:oMath>
+                <m:sSub>
+                  <m:sSubPr>
+                    <m:ctrlPr>
+                      <w:rPr>
+                        <w:rFonts w:ascii="Cambria Math" w:hAnsi="Cambria Math"/>
+                        <w:i/>
+                        <w:sz w:val="30"/>
+                        <w:szCs w:val="30"/>
+                      </w:rPr>
+                    </m:ctrlPr>
+                  </m:sSubPr>
+                  <m:e>
+                    <m:r>
+                      <w:rPr>
+                        <w:rFonts w:ascii="Cambria Math" w:hAnsi="Cambria Math"/>
+                        <w:sz w:val="30"/>
+                        <w:szCs w:val="30"/>
+                      </w:rPr>
+                      <m:t>m</m:t>
+                    </m:r>
+                  </m:e>
+                  <m:sub>
+                    <m:r>
+                      <w:rPr>
+                        <w:rFonts w:ascii="Cambria Math" w:hAnsi="Cambria Math"/>
+                        <w:sz w:val="30"/>
+                        <w:szCs w:val="30"/>
+                      </w:rPr>
+                      <m:t>19</m:t>
+                    </m:r>
+                  </m:sub>
+                </m:sSub>
+                <m:r>
+                  <m:rPr>
+                    <m:sty m:val="p"/>
+                  </m:rPr>
+                  <w:rPr>
+                    <w:rFonts w:ascii="Cambria Math" w:hAnsi="Cambria Math"/>
+                    <w:sz w:val="30"/>
+                    <w:szCs w:val="30"/>
+                  </w:rPr>
+                  <w:br/>
+                </m:r>
+              </m:oMath>
+            </m:oMathPara>
+          </w:p>
+          <w:p>
+            <w:pPr>
+              <w:rPr>
+                <w:sz w:val="30"/>
+                <w:szCs w:val="30"/>
+              </w:rPr>
+            </w:pPr>
+          </w:p>
+          <w:p>
+            <w:pPr>
+              <w:rPr>
+                <w:rFonts w:ascii="Aptos" w:eastAsia="DengXian" w:hAnsi="Aptos" w:cs="Times New Roman"/>
+                <w:sz w:val="30"/>
+                <w:szCs w:val="30"/>
+              </w:rPr>
+            </w:pPr>
+          </w:p>
+        </w:tc>
+      </w:tr>
+      <w:tr>
+        <w:trPr>
+          <w:trHeight w:val="552"/>
+        </w:trPr>
+        <w:tc>
+          <w:tcPr>
+            <w:tcW w:w="1554" w:type="dxa"/>
+          </w:tcPr>
+          <w:p>
+            <w:pPr>
+              <w:rPr>
+                <w:sz w:val="30"/>
+                <w:szCs w:val="30"/>
+              </w:rPr>
+            </w:pPr>
+            <m:oMathPara>
+              <m:oMathParaPr>
+                <m:jc m:val="left"/>
+              </m:oMathParaPr>
+              <m:oMath>
+                <m:sSub>
+                  <m:sSubPr>
+                    <m:ctrlPr>
+                      <w:rPr>
+                        <w:rFonts w:ascii="Cambria Math" w:hAnsi="Cambria Math"/>
+                        <w:i/>
+                        <w:sz w:val="30"/>
+                        <w:szCs w:val="30"/>
+                      </w:rPr>
+                    </m:ctrlPr>
+                  </m:sSubPr>
+                  <m:e>
+                    <m:r>
+                      <w:rPr>
+                        <w:rFonts w:ascii="Cambria Math" w:hAnsi="Cambria Math"/>
+                        <w:sz w:val="30"/>
+                        <w:szCs w:val="30"/>
+                      </w:rPr>
+                      <m:t>m</m:t>
+                    </m:r>
+                  </m:e>
+                  <m:sub>
+                    <m:r>
+                      <w:rPr>
+                        <w:rFonts w:ascii="Cambria Math" w:hAnsi="Cambria Math"/>
+                        <w:sz w:val="30"/>
+                        <w:szCs w:val="30"/>
+                      </w:rPr>
+                      <m:t>20</m:t>
+                    </m:r>
+                  </m:sub>
+                </m:sSub>
+                <m:r>
+                  <m:rPr>
+                    <m:sty m:val="p"/>
+                  </m:rPr>
+                  <w:rPr>
+                    <w:rFonts w:ascii="Cambria Math" w:hAnsi="Cambria Math"/>
+                    <w:sz w:val="30"/>
+                    <w:szCs w:val="30"/>
+                  </w:rPr>
+                  <w:br/>
+                </m:r>
+              </m:oMath>
+            </m:oMathPara>
+          </w:p>
+          <w:p>
+            <w:pPr>
+              <w:rPr>
+                <w:sz w:val="30"/>
+                <w:szCs w:val="30"/>
+              </w:rPr>
+            </w:pPr>
+          </w:p>
+          <w:p>
+            <w:pPr>
+              <w:rPr>
+                <w:rFonts w:ascii="Aptos" w:eastAsia="DengXian" w:hAnsi="Aptos" w:cs="Times New Roman"/>
+                <w:sz w:val="30"/>
+                <w:szCs w:val="30"/>
+              </w:rPr>
+            </w:pPr>
+          </w:p>
+        </w:tc>
+        <w:tc>
+          <w:tcPr>
+            <w:tcW w:w="1554" w:type="dxa"/>
+          </w:tcPr>
+          <w:p>
+            <w:pPr>
+              <w:rPr>
+                <w:sz w:val="30"/>
+                <w:szCs w:val="30"/>
+              </w:rPr>
+            </w:pPr>
+            <m:oMathPara>
+              <m:oMathParaPr>
+                <m:jc m:val="left"/>
+              </m:oMathParaPr>
+              <m:oMath>
+                <m:sSub>
+                  <m:sSubPr>
+                    <m:ctrlPr>
+                      <w:rPr>
+                        <w:rFonts w:ascii="Cambria Math" w:hAnsi="Cambria Math"/>
+                        <w:i/>
+                        <w:sz w:val="30"/>
+                        <w:szCs w:val="30"/>
+                      </w:rPr>
+                    </m:ctrlPr>
+                  </m:sSubPr>
+                  <m:e>
+                    <m:r>
+                      <w:rPr>
+                        <w:rFonts w:ascii="Cambria Math" w:hAnsi="Cambria Math"/>
+                        <w:sz w:val="30"/>
+                        <w:szCs w:val="30"/>
+                      </w:rPr>
+                      <m:t>m</m:t>
+                    </m:r>
+                  </m:e>
+                  <m:sub>
+                    <m:r>
+                      <w:rPr>
+                        <w:rFonts w:ascii="Cambria Math" w:hAnsi="Cambria Math"/>
+                        <w:sz w:val="30"/>
+                        <w:szCs w:val="30"/>
+                      </w:rPr>
+                      <m:t>21</m:t>
+                    </m:r>
+                  </m:sub>
+                </m:sSub>
+                <m:r>
+                  <m:rPr>
+                    <m:sty m:val="p"/>
+                  </m:rPr>
+                  <w:rPr>
+                    <w:rFonts w:ascii="Cambria Math" w:hAnsi="Cambria Math"/>
+                    <w:sz w:val="30"/>
+                    <w:szCs w:val="30"/>
+                  </w:rPr>
+                  <w:br/>
+                </m:r>
+              </m:oMath>
+            </m:oMathPara>
+          </w:p>
+          <w:p>
+            <w:pPr>
+              <w:rPr>
+                <w:sz w:val="30"/>
+                <w:szCs w:val="30"/>
+              </w:rPr>
+            </w:pPr>
+          </w:p>
+          <w:p>
+            <w:pPr>
+              <w:rPr>
+                <w:rFonts w:ascii="Aptos" w:eastAsia="DengXian" w:hAnsi="Aptos" w:cs="Times New Roman"/>
+                <w:sz w:val="30"/>
+                <w:szCs w:val="30"/>
+              </w:rPr>
+            </w:pPr>
+          </w:p>
+        </w:tc>
+        <w:tc>
+          <w:tcPr>
+            <w:tcW w:w="1554" w:type="dxa"/>
+          </w:tcPr>
+          <w:p>
+            <w:pPr>
+              <w:rPr>
+                <w:sz w:val="30"/>
+                <w:szCs w:val="30"/>
+              </w:rPr>
+            </w:pPr>
+            <m:oMathPara>
+              <m:oMathParaPr>
+                <m:jc m:val="left"/>
+              </m:oMathParaPr>
+              <m:oMath>
+                <m:sSub>
+                  <m:sSubPr>
+                    <m:ctrlPr>
+                      <w:rPr>
+                        <w:rFonts w:ascii="Cambria Math" w:hAnsi="Cambria Math"/>
+                        <w:i/>
+                        <w:sz w:val="30"/>
+                        <w:szCs w:val="30"/>
+                      </w:rPr>
+                    </m:ctrlPr>
+                  </m:sSubPr>
+                  <m:e>
+                    <m:r>
+                      <w:rPr>
+                        <w:rFonts w:ascii="Cambria Math" w:hAnsi="Cambria Math"/>
+                        <w:sz w:val="30"/>
+                        <w:szCs w:val="30"/>
+                      </w:rPr>
+                      <m:t>m</m:t>
+                    </m:r>
+                  </m:e>
+                  <m:sub>
+                    <m:r>
+                      <w:rPr>
+                        <w:rFonts w:ascii="Cambria Math" w:hAnsi="Cambria Math"/>
+                        <w:sz w:val="30"/>
+                        <w:szCs w:val="30"/>
+                      </w:rPr>
+                      <m:t>22</m:t>
+                    </m:r>
+                  </m:sub>
+                </m:sSub>
+                <m:r>
+                  <m:rPr>
+                    <m:sty m:val="p"/>
+                  </m:rPr>
+                  <w:rPr>
+                    <w:rFonts w:ascii="Cambria Math" w:hAnsi="Cambria Math"/>
+                    <w:sz w:val="30"/>
+                    <w:szCs w:val="30"/>
+                  </w:rPr>
+                  <w:br/>
+                </m:r>
+              </m:oMath>
+            </m:oMathPara>
+          </w:p>
+          <w:p>
+            <w:pPr>
+              <w:rPr>
+                <w:sz w:val="30"/>
+                <w:szCs w:val="30"/>
+              </w:rPr>
+            </w:pPr>
+          </w:p>
+          <w:p>
+            <w:pPr>
+              <w:rPr>
+                <w:rFonts w:ascii="Aptos" w:eastAsia="DengXian" w:hAnsi="Aptos" w:cs="Times New Roman"/>
+                <w:sz w:val="30"/>
+                <w:szCs w:val="30"/>
+              </w:rPr>
+            </w:pPr>
+          </w:p>
+        </w:tc>
+        <w:tc>
+          <w:tcPr>
+            <w:tcW w:w="1554" w:type="dxa"/>
+          </w:tcPr>
+          <w:p>
+            <w:pPr>
+              <w:rPr>
+                <w:sz w:val="30"/>
+                <w:szCs w:val="30"/>
+              </w:rPr>
+            </w:pPr>
+            <m:oMathPara>
+              <m:oMathParaPr>
+                <m:jc m:val="left"/>
+              </m:oMathParaPr>
+              <m:oMath>
+                <m:sSub>
+                  <m:sSubPr>
+                    <m:ctrlPr>
+                      <w:rPr>
+                        <w:rFonts w:ascii="Cambria Math" w:hAnsi="Cambria Math"/>
+                        <w:i/>
+                        <w:sz w:val="30"/>
+                        <w:szCs w:val="30"/>
+                      </w:rPr>
+                    </m:ctrlPr>
+                  </m:sSubPr>
+                  <m:e>
+                    <m:r>
+                      <w:rPr>
+                        <w:rFonts w:ascii="Cambria Math" w:hAnsi="Cambria Math"/>
+                        <w:sz w:val="30"/>
+                        <w:szCs w:val="30"/>
+                      </w:rPr>
+                      <m:t>m</m:t>
+                    </m:r>
+                  </m:e>
+                  <m:sub>
+                    <m:r>
+                      <w:rPr>
+                        <w:rFonts w:ascii="Cambria Math" w:hAnsi="Cambria Math"/>
+                        <w:sz w:val="30"/>
+                        <w:szCs w:val="30"/>
+                      </w:rPr>
+                      <m:t>23</m:t>
+                    </m:r>
+                  </m:sub>
+                </m:sSub>
+                <m:r>
+                  <m:rPr>
+                    <m:sty m:val="p"/>
+                  </m:rPr>
+                  <w:rPr>
+                    <w:rFonts w:ascii="Cambria Math" w:hAnsi="Cambria Math"/>
+                    <w:sz w:val="30"/>
+                    <w:szCs w:val="30"/>
+                  </w:rPr>
+                  <w:br/>
+                </m:r>
+              </m:oMath>
+            </m:oMathPara>
+          </w:p>
+          <w:p>
+            <w:pPr>
+              <w:rPr>
+                <w:sz w:val="30"/>
+                <w:szCs w:val="30"/>
+              </w:rPr>
+            </w:pPr>
+          </w:p>
+          <w:p>
+            <w:pPr>
+              <w:rPr>
+                <w:rFonts w:ascii="Aptos" w:eastAsia="DengXian" w:hAnsi="Aptos" w:cs="Times New Roman"/>
+                <w:sz w:val="30"/>
+                <w:szCs w:val="30"/>
+              </w:rPr>
+            </w:pPr>
+          </w:p>
+        </w:tc>
+        <w:tc>
+          <w:tcPr>
+            <w:tcW w:w="1554" w:type="dxa"/>
+          </w:tcPr>
+          <w:p>
+            <w:pPr>
+              <w:rPr>
+                <w:sz w:val="30"/>
+                <w:szCs w:val="30"/>
+              </w:rPr>
+            </w:pPr>
+            <m:oMathPara>
+              <m:oMathParaPr>
+                <m:jc m:val="left"/>
+              </m:oMathParaPr>
+              <m:oMath>
+                <m:sSub>
+                  <m:sSubPr>
+                    <m:ctrlPr>
+                      <w:rPr>
+                        <w:rFonts w:ascii="Cambria Math" w:hAnsi="Cambria Math"/>
+                        <w:i/>
+                        <w:sz w:val="30"/>
+                        <w:szCs w:val="30"/>
+                      </w:rPr>
+                    </m:ctrlPr>
+                  </m:sSubPr>
+                  <m:e>
+                    <m:r>
+                      <w:rPr>
+                        <w:rFonts w:ascii="Cambria Math" w:hAnsi="Cambria Math"/>
+                        <w:sz w:val="30"/>
+                        <w:szCs w:val="30"/>
+                      </w:rPr>
+                      <m:t>m</m:t>
+                    </m:r>
+                  </m:e>
+                  <m:sub>
+                    <m:r>
+                      <w:rPr>
+                        <w:rFonts w:ascii="Cambria Math" w:hAnsi="Cambria Math"/>
+                        <w:sz w:val="30"/>
+                        <w:szCs w:val="30"/>
+                      </w:rPr>
+                      <m:t>24</m:t>
+                    </m:r>
+                  </m:sub>
+                </m:sSub>
+                <m:r>
+                  <m:rPr>
+                    <m:sty m:val="p"/>
+                  </m:rPr>
+                  <w:rPr>
+                    <w:rFonts w:ascii="Cambria Math" w:hAnsi="Cambria Math"/>
+                    <w:sz w:val="30"/>
+                    <w:szCs w:val="30"/>
+                  </w:rPr>
+                  <w:br/>
+                </m:r>
+              </m:oMath>
+            </m:oMathPara>
+          </w:p>
+          <w:p>
+            <w:pPr>
+              <w:rPr>
+                <w:sz w:val="30"/>
+                <w:szCs w:val="30"/>
+              </w:rPr>
+            </w:pPr>
+          </w:p>
+          <w:p>
+            <w:pPr>
+              <w:rPr>
+                <w:rFonts w:ascii="Aptos" w:eastAsia="DengXian" w:hAnsi="Aptos" w:cs="Times New Roman"/>
+                <w:sz w:val="30"/>
+                <w:szCs w:val="30"/>
+              </w:rPr>
+            </w:pPr>
+          </w:p>
+        </w:tc>
+      </w:tr>
+    </w:tbl>
+    <w:p>
+      <w:pPr>
+        <w:rPr>
+          <w:sz w:val="30"/>
+          <w:szCs w:val="30"/>
+        </w:rPr>
+      </w:pPr>
+    </w:p>
+    <w:p>
+      <w:pPr>
+        <w:rPr>
+          <w:sz w:val="30"/>
+          <w:szCs w:val="30"/>
+        </w:rPr>
+      </w:pPr>
+    </w:p>
+    <w:p>
+      <w:pPr>
+        <w:rPr>
+          <w:sz w:val="30"/>
+          <w:szCs w:val="30"/>
+        </w:rPr>
+      </w:pPr>
+    </w:p>
+    <w:p>
+      <w:pPr>
+        <w:rPr>
+          <w:sz w:val="30"/>
+          <w:szCs w:val="30"/>
+        </w:rPr>
+      </w:pPr>
+    </w:p>
+    <w:p>
+      <w:pPr>
+        <w:rPr>
+          <w:sz w:val="30"/>
+          <w:szCs w:val="30"/>
+        </w:rPr>
+      </w:pPr>
+    </w:p>
+    <w:p>
+      <w:pPr>
+        <w:rPr>
+          <w:sz w:val="30"/>
+          <w:szCs w:val="30"/>
+        </w:rPr>
+      </w:pPr>
+    </w:p>
+    <w:p>
+      <w:pPr>
+        <w:rPr>
+          <w:sz w:val="30"/>
+          <w:szCs w:val="30"/>
+        </w:rPr>
+      </w:pPr>
+    </w:p>
+    <w:p>
+      <w:pPr>
+        <w:rPr>
+          <w:sz w:val="30"/>
+          <w:szCs w:val="30"/>
+        </w:rPr>
+      </w:pPr>
+    </w:p>
+    <w:p>
+      <w:pPr>
+        <w:rPr>
+          <w:sz w:val="30"/>
+          <w:szCs w:val="30"/>
+        </w:rPr>
+      </w:pPr>
+    </w:p>
+    <w:p>
+      <w:pPr>
+        <w:rPr>
+          <w:sz w:val="30"/>
+          <w:szCs w:val="30"/>
+        </w:rPr>
+      </w:pPr>
+    </w:p>
+    <w:p>
+      <w:pPr>
+        <w:rPr>
+          <w:sz w:val="30"/>
+          <w:szCs w:val="30"/>
+        </w:rPr>
+      </w:pPr>
+    </w:p>
+    <w:p>
+      <w:pPr>
+        <w:rPr>
+          <w:sz w:val="30"/>
+          <w:szCs w:val="30"/>
+        </w:rPr>
+      </w:pPr>
+    </w:p>
+    <w:p>
+      <w:pPr>
+        <w:rPr>
+          <w:sz w:val="30"/>
+          <w:szCs w:val="30"/>
+        </w:rPr>
+      </w:pPr>
+    </w:p>
+    <w:p>
+      <w:pPr>
+        <w:rPr>
+          <w:sz w:val="30"/>
+          <w:szCs w:val="30"/>
+        </w:rPr>
+      </w:pPr>
+    </w:p>
+    <w:p>
+      <w:pPr>
+        <w:rPr>
+          <w:sz w:val="30"/>
+          <w:szCs w:val="30"/>
+        </w:rPr>
+      </w:pPr>
+    </w:p>
+    <w:p>
+      <w:pPr>
+        <w:rPr>
+          <w:sz w:val="30"/>
+          <w:szCs w:val="30"/>
+        </w:rPr>
+      </w:pPr>
+    </w:p>
+    <w:p>
+      <w:pPr>
+        <w:rPr>
+          <w:sz w:val="30"/>
+          <w:szCs w:val="30"/>
+        </w:rPr>
+      </w:pPr>
+    </w:p>
+    <w:p>
+      <w:pPr>
+        <w:rPr>
+          <w:sz w:val="30"/>
+          <w:szCs w:val="30"/>
+        </w:rPr>
+      </w:pPr>
+    </w:p>
+    <w:p>
+      <w:pPr>
+        <w:rPr>
+          <w:sz w:val="30"/>
+          <w:szCs w:val="30"/>
+        </w:rPr>
+      </w:pPr>
+    </w:p>
+    <w:p>
+      <w:pPr>
+        <w:rPr>
+          <w:sz w:val="30"/>
+          <w:szCs w:val="30"/>
+        </w:rPr>
+      </w:pPr>
+    </w:p>
+    <w:p>
+      <w:pPr>
+        <w:rPr>
+          <w:sz w:val="30"/>
+          <w:szCs w:val="30"/>
+        </w:rPr>
+      </w:pPr>
+    </w:p>
+    <w:p>
+      <w:pPr>
+        <w:rPr>
+          <w:sz w:val="30"/>
+          <w:szCs w:val="30"/>
+        </w:rPr>
+      </w:pPr>
+    </w:p>
+    <w:tbl>
+      <w:tblPr>
+        <w:tblStyle w:val="TableGrid"/>
+        <w:tblpPr w:leftFromText="180" w:rightFromText="180" w:vertAnchor="text" w:tblpY="1"/>
+        <w:tblOverlap w:val="never"/>
+        <w:tblW w:w="0" w:type="auto"/>
+        <w:tblLook w:val="04A0" w:firstRow="1" w:lastRow="0" w:firstColumn="1" w:lastColumn="0" w:noHBand="0" w:noVBand="1"/>
+      </w:tblPr>
+      <w:tblGrid>
+        <w:gridCol w:w="1554"/>
+        <w:gridCol w:w="1554"/>
+        <w:gridCol w:w="1554"/>
+        <w:gridCol w:w="1554"/>
+        <w:gridCol w:w="1554"/>
+      </w:tblGrid>
+      <w:tr>
+        <w:trPr>
+          <w:trHeight w:val="1144"/>
+        </w:trPr>
+        <w:tc>
+          <w:tcPr>
+            <w:tcW w:w="1554" w:type="dxa"/>
+          </w:tcPr>
+          <w:p>
+            <w:pPr>
+              <w:rPr>
+                <w:sz w:val="30"/>
+                <w:szCs w:val="30"/>
+              </w:rPr>
+            </w:pPr>
+            <m:oMathPara>
+              <m:oMathParaPr>
+                <m:jc m:val="left"/>
+              </m:oMathParaPr>
+              <m:oMath>
+                <m:sSub>
+                  <m:sSubPr>
+                    <m:ctrlPr>
+                      <w:rPr>
+                        <w:rFonts w:ascii="Cambria Math" w:hAnsi="Cambria Math"/>
+                        <w:i/>
+                        <w:sz w:val="30"/>
+                        <w:szCs w:val="30"/>
+                      </w:rPr>
+                    </m:ctrlPr>
+                  </m:sSubPr>
+                  <m:e>
+                    <m:r>
+                      <w:rPr>
+                        <w:rFonts w:ascii="Cambria Math" w:hAnsi="Cambria Math"/>
+                        <w:sz w:val="30"/>
+                        <w:szCs w:val="30"/>
+                      </w:rPr>
+                      <m:t>x</m:t>
+                    </m:r>
+                  </m:e>
+                  <m:sub>
+                    <m:r>
+                      <w:rPr>
+                        <w:rFonts w:ascii="Cambria Math" w:hAnsi="Cambria Math"/>
+                        <w:sz w:val="30"/>
+                        <w:szCs w:val="30"/>
+                      </w:rPr>
+                      <m:t>0</m:t>
+                    </m:r>
+                  </m:sub>
+                </m:sSub>
+                <m:r>
+                  <m:rPr>
+                    <m:sty m:val="p"/>
+                  </m:rPr>
+                  <w:rPr>
+                    <w:rFonts w:ascii="Cambria Math" w:hAnsi="Cambria Math"/>
+                    <w:sz w:val="30"/>
+                    <w:szCs w:val="30"/>
+                  </w:rPr>
+                  <m:t xml:space="preserve">, </m:t>
+                </m:r>
+                <m:sSub>
+                  <m:sSubPr>
+                    <m:ctrlPr>
+                      <w:rPr>
+                        <w:rFonts w:ascii="Cambria Math" w:hAnsi="Cambria Math"/>
+                        <w:sz w:val="30"/>
+                        <w:szCs w:val="30"/>
+                      </w:rPr>
+                    </m:ctrlPr>
+                  </m:sSubPr>
+                  <m:e>
+                    <m:r>
+                      <m:rPr>
+                        <m:sty m:val="p"/>
+                      </m:rPr>
+                      <w:rPr>
+                        <w:rFonts w:ascii="Cambria Math" w:hAnsi="Cambria Math"/>
+                        <w:sz w:val="30"/>
+                        <w:szCs w:val="30"/>
+                      </w:rPr>
+                      <m:t>y</m:t>
+                    </m:r>
+                  </m:e>
+                  <m:sub>
+                    <m:r>
+                      <w:rPr>
+                        <w:rFonts w:ascii="Cambria Math" w:hAnsi="Cambria Math"/>
+                        <w:sz w:val="30"/>
+                        <w:szCs w:val="30"/>
+                      </w:rPr>
+                      <m:t>0</m:t>
+                    </m:r>
+                  </m:sub>
+                </m:sSub>
+                <m:r>
+                  <m:rPr>
+                    <m:sty m:val="p"/>
+                  </m:rPr>
+                  <w:rPr>
+                    <w:rFonts w:ascii="Cambria Math" w:hAnsi="Cambria Math"/>
+                    <w:sz w:val="30"/>
+                    <w:szCs w:val="30"/>
+                  </w:rPr>
+                  <w:br/>
+                </m:r>
+              </m:oMath>
+            </m:oMathPara>
+          </w:p>
+          <w:p>
+            <w:pPr>
+              <w:rPr>
+                <w:sz w:val="30"/>
+                <w:szCs w:val="30"/>
+              </w:rPr>
+            </w:pPr>
+          </w:p>
+          <w:p>
+            <w:pPr>
+              <w:rPr>
+                <w:sz w:val="30"/>
+                <w:szCs w:val="30"/>
+              </w:rPr>
+            </w:pPr>
+            <m:oMathPara>
+              <m:oMathParaPr>
+                <m:jc m:val="right"/>
+              </m:oMathParaPr>
+              <m:oMath>
+                <m:sSub>
+                  <m:sSubPr>
+                    <m:ctrlPr>
+                      <w:rPr>
+                        <w:rFonts w:ascii="Cambria Math" w:hAnsi="Cambria Math"/>
+                        <w:i/>
+                        <w:sz w:val="30"/>
+                        <w:szCs w:val="30"/>
+                      </w:rPr>
+                    </m:ctrlPr>
+                  </m:sSubPr>
+                  <m:e>
+                    <m:r>
+                      <w:rPr>
+                        <w:rFonts w:ascii="Cambria Math" w:hAnsi="Cambria Math"/>
+                        <w:sz w:val="30"/>
+                        <w:szCs w:val="30"/>
+                      </w:rPr>
+                      <m:t>p</m:t>
+                    </m:r>
+                  </m:e>
+                  <m:sub>
+                    <m:r>
+                      <w:rPr>
+                        <w:rFonts w:ascii="Cambria Math" w:hAnsi="Cambria Math"/>
+                        <w:sz w:val="30"/>
+                        <w:szCs w:val="30"/>
+                      </w:rPr>
+                      <m:t>0</m:t>
+                    </m:r>
+                  </m:sub>
+                </m:sSub>
+              </m:oMath>
+            </m:oMathPara>
+          </w:p>
+        </w:tc>
+        <w:tc>
+          <w:tcPr>
+            <w:tcW w:w="1554" w:type="dxa"/>
+          </w:tcPr>
+          <w:p>
+            <w:pPr>
+              <w:rPr>
+                <w:sz w:val="30"/>
+                <w:szCs w:val="30"/>
+              </w:rPr>
+            </w:pPr>
+            <m:oMathPara>
+              <m:oMathParaPr>
+                <m:jc m:val="left"/>
+              </m:oMathParaPr>
+              <m:oMath>
+                <m:sSub>
+                  <m:sSubPr>
+                    <m:ctrlPr>
+                      <w:rPr>
+                        <w:rFonts w:ascii="Cambria Math" w:hAnsi="Cambria Math"/>
+                        <w:i/>
+                        <w:sz w:val="30"/>
+                        <w:szCs w:val="30"/>
+                      </w:rPr>
+                    </m:ctrlPr>
+                  </m:sSubPr>
+                  <m:e>
+                    <m:r>
+                      <w:rPr>
+                        <w:rFonts w:ascii="Cambria Math" w:hAnsi="Cambria Math"/>
+                        <w:sz w:val="30"/>
+                        <w:szCs w:val="30"/>
+                      </w:rPr>
+                      <m:t>x</m:t>
+                    </m:r>
+                  </m:e>
+                  <m:sub>
+                    <m:r>
+                      <w:rPr>
+                        <w:rFonts w:ascii="Cambria Math" w:hAnsi="Cambria Math"/>
+                        <w:sz w:val="30"/>
+                        <w:szCs w:val="30"/>
+                      </w:rPr>
+                      <m:t>1</m:t>
+                    </m:r>
+                  </m:sub>
+                </m:sSub>
+                <m:r>
+                  <m:rPr>
+                    <m:sty m:val="p"/>
+                  </m:rPr>
+                  <w:rPr>
+                    <w:rFonts w:ascii="Cambria Math" w:hAnsi="Cambria Math"/>
+                    <w:sz w:val="30"/>
+                    <w:szCs w:val="30"/>
+                  </w:rPr>
+                  <m:t xml:space="preserve">, </m:t>
+                </m:r>
+                <m:sSub>
+                  <m:sSubPr>
+                    <m:ctrlPr>
+                      <w:rPr>
+                        <w:rFonts w:ascii="Cambria Math" w:hAnsi="Cambria Math"/>
+                        <w:sz w:val="30"/>
+                        <w:szCs w:val="30"/>
+                      </w:rPr>
+                    </m:ctrlPr>
+                  </m:sSubPr>
+                  <m:e>
+                    <m:r>
+                      <m:rPr>
+                        <m:sty m:val="p"/>
+                      </m:rPr>
+                      <w:rPr>
+                        <w:rFonts w:ascii="Cambria Math" w:hAnsi="Cambria Math"/>
+                        <w:sz w:val="30"/>
+                        <w:szCs w:val="30"/>
+                      </w:rPr>
+                      <m:t>y</m:t>
+                    </m:r>
+                  </m:e>
+                  <m:sub>
+                    <m:r>
+                      <w:rPr>
+                        <w:rFonts w:ascii="Cambria Math" w:hAnsi="Cambria Math"/>
+                        <w:sz w:val="30"/>
+                        <w:szCs w:val="30"/>
+                      </w:rPr>
+                      <m:t>0</m:t>
+                    </m:r>
+                  </m:sub>
+                </m:sSub>
+                <m:r>
+                  <m:rPr>
+                    <m:sty m:val="p"/>
+                  </m:rPr>
+                  <w:rPr>
+                    <w:rFonts w:ascii="Cambria Math" w:hAnsi="Cambria Math"/>
+                    <w:sz w:val="30"/>
+                    <w:szCs w:val="30"/>
+                  </w:rPr>
+                  <w:br/>
+                </m:r>
+              </m:oMath>
+            </m:oMathPara>
+          </w:p>
+          <w:p>
+            <w:pPr>
+              <w:rPr>
+                <w:sz w:val="30"/>
+                <w:szCs w:val="30"/>
+              </w:rPr>
+            </w:pPr>
+          </w:p>
+          <w:p>
+            <w:pPr>
+              <w:rPr>
+                <w:sz w:val="30"/>
+                <w:szCs w:val="30"/>
+              </w:rPr>
+            </w:pPr>
+            <m:oMathPara>
+              <m:oMathParaPr>
+                <m:jc m:val="right"/>
+              </m:oMathParaPr>
+              <m:oMath>
+                <m:sSub>
+                  <m:sSubPr>
+                    <m:ctrlPr>
+                      <w:rPr>
+                        <w:rFonts w:ascii="Cambria Math" w:hAnsi="Cambria Math"/>
+                        <w:i/>
+                        <w:sz w:val="30"/>
+                        <w:szCs w:val="30"/>
+                      </w:rPr>
+                    </m:ctrlPr>
+                  </m:sSubPr>
+                  <m:e>
+                    <m:r>
+                      <w:rPr>
+                        <w:rFonts w:ascii="Cambria Math" w:hAnsi="Cambria Math"/>
+                        <w:sz w:val="30"/>
+                        <w:szCs w:val="30"/>
+                      </w:rPr>
+                      <m:t>p</m:t>
+                    </m:r>
+                  </m:e>
+                  <m:sub>
+                    <m:r>
+                      <w:rPr>
+                        <w:rFonts w:ascii="Cambria Math" w:hAnsi="Cambria Math"/>
+                        <w:sz w:val="30"/>
+                        <w:szCs w:val="30"/>
+                      </w:rPr>
+                      <m:t>0</m:t>
+                    </m:r>
+                  </m:sub>
+                </m:sSub>
+              </m:oMath>
+            </m:oMathPara>
+          </w:p>
+        </w:tc>
+        <w:tc>
+          <w:tcPr>
+            <w:tcW w:w="1554" w:type="dxa"/>
+          </w:tcPr>
+          <w:p>
+            <w:pPr>
+              <w:rPr>
+                <w:sz w:val="30"/>
+                <w:szCs w:val="30"/>
+              </w:rPr>
+            </w:pPr>
+            <m:oMathPara>
+              <m:oMathParaPr>
+                <m:jc m:val="left"/>
+              </m:oMathParaPr>
+              <m:oMath>
+                <m:sSub>
+                  <m:sSubPr>
+                    <m:ctrlPr>
+                      <w:rPr>
+                        <w:rFonts w:ascii="Cambria Math" w:hAnsi="Cambria Math"/>
+                        <w:i/>
+                        <w:sz w:val="30"/>
+                        <w:szCs w:val="30"/>
+                      </w:rPr>
+                    </m:ctrlPr>
+                  </m:sSubPr>
+                  <m:e>
+                    <m:r>
+                      <w:rPr>
+                        <w:rFonts w:ascii="Cambria Math" w:hAnsi="Cambria Math"/>
+                        <w:sz w:val="30"/>
+                        <w:szCs w:val="30"/>
+                      </w:rPr>
+                      <m:t>x</m:t>
+                    </m:r>
+                  </m:e>
+                  <m:sub>
+                    <m:r>
+                      <w:rPr>
+                        <w:rFonts w:ascii="Cambria Math" w:hAnsi="Cambria Math"/>
+                        <w:sz w:val="30"/>
+                        <w:szCs w:val="30"/>
+                      </w:rPr>
+                      <m:t>2</m:t>
+                    </m:r>
+                  </m:sub>
+                </m:sSub>
+                <m:r>
+                  <m:rPr>
+                    <m:sty m:val="p"/>
+                  </m:rPr>
+                  <w:rPr>
+                    <w:rFonts w:ascii="Cambria Math" w:hAnsi="Cambria Math"/>
+                    <w:sz w:val="30"/>
+                    <w:szCs w:val="30"/>
+                  </w:rPr>
+                  <m:t xml:space="preserve">, </m:t>
+                </m:r>
+                <m:sSub>
+                  <m:sSubPr>
+                    <m:ctrlPr>
+                      <w:rPr>
+                        <w:rFonts w:ascii="Cambria Math" w:hAnsi="Cambria Math"/>
+                        <w:sz w:val="30"/>
+                        <w:szCs w:val="30"/>
+                      </w:rPr>
+                    </m:ctrlPr>
+                  </m:sSubPr>
+                  <m:e>
+                    <m:r>
+                      <m:rPr>
+                        <m:sty m:val="p"/>
+                      </m:rPr>
+                      <w:rPr>
+                        <w:rFonts w:ascii="Cambria Math" w:hAnsi="Cambria Math"/>
+                        <w:sz w:val="30"/>
+                        <w:szCs w:val="30"/>
+                      </w:rPr>
+                      <m:t>y</m:t>
+                    </m:r>
+                  </m:e>
+                  <m:sub>
+                    <m:r>
+                      <w:rPr>
+                        <w:rFonts w:ascii="Cambria Math" w:hAnsi="Cambria Math"/>
+                        <w:sz w:val="30"/>
+                        <w:szCs w:val="30"/>
+                      </w:rPr>
+                      <m:t>0</m:t>
+                    </m:r>
+                  </m:sub>
+                </m:sSub>
+                <m:r>
+                  <m:rPr>
+                    <m:sty m:val="p"/>
+                  </m:rPr>
+                  <w:rPr>
+                    <w:rFonts w:ascii="Cambria Math" w:hAnsi="Cambria Math"/>
+                    <w:sz w:val="30"/>
+                    <w:szCs w:val="30"/>
+                  </w:rPr>
+                  <w:br/>
+                </m:r>
+              </m:oMath>
+            </m:oMathPara>
+          </w:p>
+          <w:p>
+            <w:pPr>
+              <w:rPr>
+                <w:sz w:val="30"/>
+                <w:szCs w:val="30"/>
+              </w:rPr>
+            </w:pPr>
+          </w:p>
+          <w:p>
+            <w:pPr>
+              <w:rPr>
+                <w:sz w:val="30"/>
+                <w:szCs w:val="30"/>
+              </w:rPr>
+            </w:pPr>
+            <m:oMathPara>
+              <m:oMathParaPr>
+                <m:jc m:val="right"/>
+              </m:oMathParaPr>
+              <m:oMath>
+                <m:sSub>
+                  <m:sSubPr>
+                    <m:ctrlPr>
+                      <w:rPr>
+                        <w:rFonts w:ascii="Cambria Math" w:hAnsi="Cambria Math"/>
+                        <w:i/>
+                        <w:sz w:val="30"/>
+                        <w:szCs w:val="30"/>
+                      </w:rPr>
+                    </m:ctrlPr>
+                  </m:sSubPr>
+                  <m:e>
+                    <m:r>
+                      <w:rPr>
+                        <w:rFonts w:ascii="Cambria Math" w:hAnsi="Cambria Math"/>
+                        <w:sz w:val="30"/>
+                        <w:szCs w:val="30"/>
+                      </w:rPr>
+                      <m:t>p</m:t>
+                    </m:r>
+                  </m:e>
+                  <m:sub>
+                    <m:r>
+                      <w:rPr>
+                        <w:rFonts w:ascii="Cambria Math" w:hAnsi="Cambria Math"/>
+                        <w:sz w:val="30"/>
+                        <w:szCs w:val="30"/>
+                      </w:rPr>
+                      <m:t>1</m:t>
+                    </m:r>
+                  </m:sub>
+                </m:sSub>
+              </m:oMath>
+            </m:oMathPara>
+          </w:p>
+        </w:tc>
+        <w:tc>
+          <w:tcPr>
+            <w:tcW w:w="1554" w:type="dxa"/>
+          </w:tcPr>
+          <w:p>
+            <w:pPr>
+              <w:rPr>
+                <w:sz w:val="30"/>
+                <w:szCs w:val="30"/>
+              </w:rPr>
+            </w:pPr>
+            <m:oMathPara>
+              <m:oMathParaPr>
+                <m:jc m:val="left"/>
+              </m:oMathParaPr>
+              <m:oMath>
+                <m:sSub>
+                  <m:sSubPr>
+                    <m:ctrlPr>
+                      <w:rPr>
+                        <w:rFonts w:ascii="Cambria Math" w:hAnsi="Cambria Math"/>
+                        <w:i/>
+                        <w:sz w:val="30"/>
+                        <w:szCs w:val="30"/>
+                      </w:rPr>
+                    </m:ctrlPr>
+                  </m:sSubPr>
+                  <m:e>
+                    <m:r>
+                      <w:rPr>
+                        <w:rFonts w:ascii="Cambria Math" w:hAnsi="Cambria Math"/>
+                        <w:sz w:val="30"/>
+                        <w:szCs w:val="30"/>
+                      </w:rPr>
+                      <m:t>x</m:t>
+                    </m:r>
+                  </m:e>
+                  <m:sub>
+                    <m:r>
+                      <w:rPr>
+                        <w:rFonts w:ascii="Cambria Math" w:hAnsi="Cambria Math"/>
+                        <w:sz w:val="30"/>
+                        <w:szCs w:val="30"/>
+                      </w:rPr>
+                      <m:t>3</m:t>
+                    </m:r>
+                  </m:sub>
+                </m:sSub>
+                <m:r>
+                  <m:rPr>
+                    <m:sty m:val="p"/>
+                  </m:rPr>
+                  <w:rPr>
+                    <w:rFonts w:ascii="Cambria Math" w:hAnsi="Cambria Math"/>
+                    <w:sz w:val="30"/>
+                    <w:szCs w:val="30"/>
+                  </w:rPr>
+                  <m:t xml:space="preserve">, </m:t>
+                </m:r>
+                <m:sSub>
+                  <m:sSubPr>
+                    <m:ctrlPr>
+                      <w:rPr>
+                        <w:rFonts w:ascii="Cambria Math" w:hAnsi="Cambria Math"/>
+                        <w:sz w:val="30"/>
+                        <w:szCs w:val="30"/>
+                      </w:rPr>
+                    </m:ctrlPr>
+                  </m:sSubPr>
+                  <m:e>
+                    <m:r>
+                      <m:rPr>
+                        <m:sty m:val="p"/>
+                      </m:rPr>
+                      <w:rPr>
+                        <w:rFonts w:ascii="Cambria Math" w:hAnsi="Cambria Math"/>
+                        <w:sz w:val="30"/>
+                        <w:szCs w:val="30"/>
+                      </w:rPr>
+                      <m:t>y</m:t>
+                    </m:r>
+                  </m:e>
+                  <m:sub>
+                    <m:r>
+                      <w:rPr>
+                        <w:rFonts w:ascii="Cambria Math" w:hAnsi="Cambria Math"/>
+                        <w:sz w:val="30"/>
+                        <w:szCs w:val="30"/>
+                      </w:rPr>
+                      <m:t>0</m:t>
+                    </m:r>
+                  </m:sub>
+                </m:sSub>
+                <m:r>
+                  <m:rPr>
+                    <m:sty m:val="p"/>
+                  </m:rPr>
+                  <w:rPr>
+                    <w:rFonts w:ascii="Cambria Math" w:hAnsi="Cambria Math"/>
+                    <w:sz w:val="30"/>
+                    <w:szCs w:val="30"/>
+                  </w:rPr>
+                  <w:br/>
+                </m:r>
+              </m:oMath>
+            </m:oMathPara>
+          </w:p>
+          <w:p>
+            <w:pPr>
+              <w:rPr>
+                <w:sz w:val="30"/>
+                <w:szCs w:val="30"/>
+              </w:rPr>
+            </w:pPr>
+          </w:p>
+          <w:p>
+            <w:pPr>
+              <w:rPr>
+                <w:sz w:val="30"/>
+                <w:szCs w:val="30"/>
+              </w:rPr>
+            </w:pPr>
+            <m:oMathPara>
+              <m:oMathParaPr>
+                <m:jc m:val="right"/>
+              </m:oMathParaPr>
+              <m:oMath>
+                <m:sSub>
+                  <m:sSubPr>
+                    <m:ctrlPr>
+                      <w:rPr>
+                        <w:rFonts w:ascii="Cambria Math" w:hAnsi="Cambria Math"/>
+                        <w:i/>
+                        <w:sz w:val="30"/>
+                        <w:szCs w:val="30"/>
+                      </w:rPr>
+                    </m:ctrlPr>
+                  </m:sSubPr>
+                  <m:e>
+                    <m:r>
+                      <w:rPr>
+                        <w:rFonts w:ascii="Cambria Math" w:hAnsi="Cambria Math"/>
+                        <w:sz w:val="30"/>
+                        <w:szCs w:val="30"/>
+                      </w:rPr>
+                      <m:t>p</m:t>
+                    </m:r>
+                  </m:e>
+                  <m:sub>
+                    <m:r>
+                      <w:rPr>
+                        <w:rFonts w:ascii="Cambria Math" w:hAnsi="Cambria Math"/>
+                        <w:sz w:val="30"/>
+                        <w:szCs w:val="30"/>
+                      </w:rPr>
+                      <m:t>1</m:t>
+                    </m:r>
+                  </m:sub>
+                </m:sSub>
+              </m:oMath>
+            </m:oMathPara>
+          </w:p>
+        </w:tc>
+        <w:tc>
+          <w:tcPr>
+            <w:tcW w:w="1554" w:type="dxa"/>
+          </w:tcPr>
+          <w:p>
+            <w:pPr>
+              <w:rPr>
+                <w:sz w:val="30"/>
+                <w:szCs w:val="30"/>
+              </w:rPr>
+            </w:pPr>
+            <m:oMathPara>
+              <m:oMathParaPr>
+                <m:jc m:val="left"/>
+              </m:oMathParaPr>
+              <m:oMath>
+                <m:sSub>
+                  <m:sSubPr>
+                    <m:ctrlPr>
+                      <w:rPr>
+                        <w:rFonts w:ascii="Cambria Math" w:hAnsi="Cambria Math"/>
+                        <w:i/>
+                        <w:sz w:val="30"/>
+                        <w:szCs w:val="30"/>
+                      </w:rPr>
+                    </m:ctrlPr>
+                  </m:sSubPr>
+                  <m:e>
+                    <m:r>
+                      <w:rPr>
+                        <w:rFonts w:ascii="Cambria Math" w:hAnsi="Cambria Math"/>
+                        <w:sz w:val="30"/>
+                        <w:szCs w:val="30"/>
+                      </w:rPr>
+                      <m:t>x</m:t>
+                    </m:r>
+                  </m:e>
+                  <m:sub>
+                    <m:r>
+                      <w:rPr>
+                        <w:rFonts w:ascii="Cambria Math" w:hAnsi="Cambria Math"/>
+                        <w:sz w:val="30"/>
+                        <w:szCs w:val="30"/>
+                      </w:rPr>
+                      <m:t>4</m:t>
+                    </m:r>
+                  </m:sub>
+                </m:sSub>
+                <m:r>
+                  <m:rPr>
+                    <m:sty m:val="p"/>
+                  </m:rPr>
+                  <w:rPr>
+                    <w:rFonts w:ascii="Cambria Math" w:hAnsi="Cambria Math"/>
+                    <w:sz w:val="30"/>
+                    <w:szCs w:val="30"/>
+                  </w:rPr>
+                  <m:t xml:space="preserve">, </m:t>
+                </m:r>
+                <m:sSub>
+                  <m:sSubPr>
+                    <m:ctrlPr>
+                      <w:rPr>
+                        <w:rFonts w:ascii="Cambria Math" w:hAnsi="Cambria Math"/>
+                        <w:sz w:val="30"/>
+                        <w:szCs w:val="30"/>
+                      </w:rPr>
+                    </m:ctrlPr>
+                  </m:sSubPr>
+                  <m:e>
+                    <m:r>
+                      <m:rPr>
+                        <m:sty m:val="p"/>
+                      </m:rPr>
+                      <w:rPr>
+                        <w:rFonts w:ascii="Cambria Math" w:hAnsi="Cambria Math"/>
+                        <w:sz w:val="30"/>
+                        <w:szCs w:val="30"/>
+                      </w:rPr>
+                      <m:t>y</m:t>
+                    </m:r>
+                  </m:e>
+                  <m:sub>
+                    <m:r>
+                      <w:rPr>
+                        <w:rFonts w:ascii="Cambria Math" w:hAnsi="Cambria Math"/>
+                        <w:sz w:val="30"/>
+                        <w:szCs w:val="30"/>
+                      </w:rPr>
+                      <m:t>0</m:t>
+                    </m:r>
+                  </m:sub>
+                </m:sSub>
+                <m:r>
+                  <m:rPr>
+                    <m:sty m:val="p"/>
+                  </m:rPr>
+                  <w:rPr>
+                    <w:rFonts w:ascii="Cambria Math" w:hAnsi="Cambria Math"/>
+                    <w:sz w:val="30"/>
+                    <w:szCs w:val="30"/>
+                  </w:rPr>
+                  <w:br/>
+                </m:r>
+              </m:oMath>
+            </m:oMathPara>
+          </w:p>
+          <w:p>
+            <w:pPr>
+              <w:rPr>
+                <w:sz w:val="30"/>
+                <w:szCs w:val="30"/>
+              </w:rPr>
+            </w:pPr>
+          </w:p>
+          <w:p>
+            <w:pPr>
+              <w:rPr>
+                <w:rFonts w:ascii="Aptos" w:eastAsia="DengXian" w:hAnsi="Aptos" w:cs="Times New Roman"/>
+                <w:sz w:val="30"/>
+                <w:szCs w:val="30"/>
+              </w:rPr>
+            </w:pPr>
+          </w:p>
+        </w:tc>
+      </w:tr>
+      <w:tr>
+        <w:trPr>
+          <w:trHeight w:val="572"/>
+        </w:trPr>
+        <w:tc>
+          <w:tcPr>
+            <w:tcW w:w="1554" w:type="dxa"/>
+          </w:tcPr>
+          <w:p>
+            <w:pPr>
+              <w:rPr>
+                <w:sz w:val="30"/>
+                <w:szCs w:val="30"/>
+              </w:rPr>
+            </w:pPr>
+            <m:oMathPara>
+              <m:oMathParaPr>
+                <m:jc m:val="left"/>
+              </m:oMathParaPr>
+              <m:oMath>
+                <m:sSub>
+                  <m:sSubPr>
+                    <m:ctrlPr>
+                      <w:rPr>
+                        <w:rFonts w:ascii="Cambria Math" w:hAnsi="Cambria Math"/>
+                        <w:i/>
+                        <w:sz w:val="30"/>
+                        <w:szCs w:val="30"/>
+                      </w:rPr>
+                    </m:ctrlPr>
+                  </m:sSubPr>
+                  <m:e>
+                    <m:r>
+                      <w:rPr>
+                        <w:rFonts w:ascii="Cambria Math" w:hAnsi="Cambria Math"/>
+                        <w:sz w:val="30"/>
+                        <w:szCs w:val="30"/>
+                      </w:rPr>
+                      <m:t>x</m:t>
+                    </m:r>
+                  </m:e>
+                  <m:sub>
+                    <m:r>
+                      <w:rPr>
+                        <w:rFonts w:ascii="Cambria Math" w:hAnsi="Cambria Math"/>
+                        <w:sz w:val="30"/>
+                        <w:szCs w:val="30"/>
+                      </w:rPr>
+                      <m:t>0</m:t>
+                    </m:r>
+                  </m:sub>
+                </m:sSub>
+                <m:r>
+                  <m:rPr>
+                    <m:sty m:val="p"/>
+                  </m:rPr>
+                  <w:rPr>
+                    <w:rFonts w:ascii="Cambria Math" w:hAnsi="Cambria Math"/>
+                    <w:sz w:val="30"/>
+                    <w:szCs w:val="30"/>
+                  </w:rPr>
+                  <m:t xml:space="preserve">, </m:t>
+                </m:r>
+                <m:sSub>
+                  <m:sSubPr>
+                    <m:ctrlPr>
+                      <w:rPr>
+                        <w:rFonts w:ascii="Cambria Math" w:hAnsi="Cambria Math"/>
+                        <w:sz w:val="30"/>
+                        <w:szCs w:val="30"/>
+                      </w:rPr>
+                    </m:ctrlPr>
+                  </m:sSubPr>
+                  <m:e>
+                    <m:r>
+                      <m:rPr>
+                        <m:sty m:val="p"/>
+                      </m:rPr>
+                      <w:rPr>
+                        <w:rFonts w:ascii="Cambria Math" w:hAnsi="Cambria Math"/>
+                        <w:sz w:val="30"/>
+                        <w:szCs w:val="30"/>
+                      </w:rPr>
+                      <m:t>y</m:t>
+                    </m:r>
+                  </m:e>
+                  <m:sub>
+                    <m:r>
+                      <w:rPr>
+                        <w:rFonts w:ascii="Cambria Math" w:hAnsi="Cambria Math"/>
+                        <w:sz w:val="30"/>
+                        <w:szCs w:val="30"/>
+                      </w:rPr>
+                      <m:t>1</m:t>
+                    </m:r>
+                  </m:sub>
+                </m:sSub>
+                <m:r>
+                  <m:rPr>
+                    <m:sty m:val="p"/>
+                  </m:rPr>
+                  <w:rPr>
+                    <w:rFonts w:ascii="Cambria Math" w:hAnsi="Cambria Math"/>
+                    <w:sz w:val="30"/>
+                    <w:szCs w:val="30"/>
+                  </w:rPr>
+                  <w:br/>
+                </m:r>
+              </m:oMath>
+            </m:oMathPara>
+          </w:p>
+          <w:p>
+            <w:pPr>
+              <w:rPr>
+                <w:sz w:val="30"/>
+                <w:szCs w:val="30"/>
+              </w:rPr>
+            </w:pPr>
+          </w:p>
+          <w:p>
+            <w:pPr>
+              <w:rPr>
+                <w:sz w:val="30"/>
+                <w:szCs w:val="30"/>
+              </w:rPr>
+            </w:pPr>
+            <m:oMathPara>
+              <m:oMathParaPr>
+                <m:jc m:val="right"/>
+              </m:oMathParaPr>
+              <m:oMath>
+                <m:sSub>
+                  <m:sSubPr>
+                    <m:ctrlPr>
+                      <w:rPr>
+                        <w:rFonts w:ascii="Cambria Math" w:hAnsi="Cambria Math"/>
+                        <w:i/>
+                        <w:sz w:val="30"/>
+                        <w:szCs w:val="30"/>
+                      </w:rPr>
+                    </m:ctrlPr>
+                  </m:sSubPr>
+                  <m:e>
+                    <m:r>
+                      <w:rPr>
+                        <w:rFonts w:ascii="Cambria Math" w:hAnsi="Cambria Math"/>
+                        <w:sz w:val="30"/>
+                        <w:szCs w:val="30"/>
+                      </w:rPr>
+                      <m:t>p</m:t>
+                    </m:r>
+                  </m:e>
+                  <m:sub>
+                    <m:r>
+                      <w:rPr>
+                        <w:rFonts w:ascii="Cambria Math" w:hAnsi="Cambria Math"/>
+                        <w:sz w:val="30"/>
+                        <w:szCs w:val="30"/>
+                      </w:rPr>
+                      <m:t>0</m:t>
+                    </m:r>
+                  </m:sub>
+                </m:sSub>
+              </m:oMath>
+            </m:oMathPara>
+          </w:p>
+        </w:tc>
+        <w:tc>
+          <w:tcPr>
+            <w:tcW w:w="1554" w:type="dxa"/>
+          </w:tcPr>
+          <w:p>
+            <w:pPr>
+              <w:rPr>
+                <w:b/>
+                <w:bCs/>
+                <w:sz w:val="30"/>
+                <w:szCs w:val="30"/>
+              </w:rPr>
+            </w:pPr>
+            <m:oMathPara>
+              <m:oMathParaPr>
+                <m:jc m:val="left"/>
+              </m:oMathParaPr>
+              <m:oMath>
+                <m:sSub>
+                  <m:sSubPr>
+                    <m:ctrlPr>
+                      <w:rPr>
+                        <w:rFonts w:ascii="Cambria Math" w:hAnsi="Cambria Math"/>
+                        <w:b/>
+                        <w:bCs/>
+                        <w:i/>
+                        <w:sz w:val="30"/>
+                        <w:szCs w:val="30"/>
+                      </w:rPr>
+                    </m:ctrlPr>
+                  </m:sSubPr>
+                  <m:e>
+                    <m:r>
+                      <m:rPr>
+                        <m:sty m:val="bi"/>
+                      </m:rPr>
+                      <w:rPr>
+                        <w:rFonts w:ascii="Cambria Math" w:hAnsi="Cambria Math"/>
+                        <w:sz w:val="30"/>
+                        <w:szCs w:val="30"/>
+                      </w:rPr>
+                      <m:t>x</m:t>
+                    </m:r>
+                  </m:e>
+                  <m:sub>
+                    <m:r>
+                      <m:rPr>
+                        <m:sty m:val="bi"/>
+                      </m:rPr>
+                      <w:rPr>
+                        <w:rFonts w:ascii="Cambria Math" w:hAnsi="Cambria Math"/>
+                        <w:sz w:val="30"/>
+                        <w:szCs w:val="30"/>
+                      </w:rPr>
+                      <m:t>1</m:t>
+                    </m:r>
+                  </m:sub>
+                </m:sSub>
+                <m:r>
+                  <m:rPr>
+                    <m:sty m:val="b"/>
+                  </m:rPr>
+                  <w:rPr>
+                    <w:rFonts w:ascii="Cambria Math" w:hAnsi="Cambria Math"/>
+                    <w:sz w:val="30"/>
+                    <w:szCs w:val="30"/>
+                  </w:rPr>
+                  <m:t xml:space="preserve">, </m:t>
+                </m:r>
+                <m:sSub>
+                  <m:sSubPr>
+                    <m:ctrlPr>
+                      <w:rPr>
+                        <w:rFonts w:ascii="Cambria Math" w:hAnsi="Cambria Math"/>
+                        <w:b/>
+                        <w:bCs/>
+                        <w:sz w:val="30"/>
+                        <w:szCs w:val="30"/>
+                      </w:rPr>
+                    </m:ctrlPr>
+                  </m:sSubPr>
+                  <m:e>
+                    <m:r>
+                      <m:rPr>
+                        <m:sty m:val="b"/>
+                      </m:rPr>
+                      <w:rPr>
+                        <w:rFonts w:ascii="Cambria Math" w:hAnsi="Cambria Math"/>
+                        <w:sz w:val="30"/>
+                        <w:szCs w:val="30"/>
+                      </w:rPr>
+                      <m:t>y</m:t>
+                    </m:r>
+                  </m:e>
+                  <m:sub>
+                    <m:r>
+                      <m:rPr>
+                        <m:sty m:val="bi"/>
+                      </m:rPr>
+                      <w:rPr>
+                        <w:rFonts w:ascii="Cambria Math" w:hAnsi="Cambria Math"/>
+                        <w:sz w:val="30"/>
+                        <w:szCs w:val="30"/>
+                      </w:rPr>
+                      <m:t>1</m:t>
+                    </m:r>
+                  </m:sub>
+                </m:sSub>
+                <m:r>
+                  <m:rPr>
+                    <m:sty m:val="b"/>
+                  </m:rPr>
+                  <w:rPr>
+                    <w:rFonts w:ascii="Cambria Math" w:hAnsi="Cambria Math"/>
+                    <w:sz w:val="30"/>
+                    <w:szCs w:val="30"/>
+                  </w:rPr>
+                  <w:br/>
+                </m:r>
+              </m:oMath>
+            </m:oMathPara>
+            <w:r>
+              <w:rPr>
+                <w:b/>
+                <w:bCs/>
+                <w:sz w:val="30"/>
+                <w:szCs w:val="30"/>
+              </w:rPr>
+              <w:t>last of P0</w:t>
+            </w:r>
+          </w:p>
+          <w:p>
+            <w:pPr>
+              <w:rPr>
+                <w:sz w:val="30"/>
+                <w:szCs w:val="30"/>
+              </w:rPr>
+            </w:pPr>
+          </w:p>
+          <w:p>
+            <w:pPr>
+              <w:rPr>
+                <w:sz w:val="30"/>
+                <w:szCs w:val="30"/>
+              </w:rPr>
+            </w:pPr>
+            <m:oMathPara>
+              <m:oMathParaPr>
+                <m:jc m:val="right"/>
+              </m:oMathParaPr>
+              <m:oMath>
+                <m:sSub>
+                  <m:sSubPr>
+                    <m:ctrlPr>
+                      <w:rPr>
+                        <w:rFonts w:ascii="Cambria Math" w:hAnsi="Cambria Math"/>
+                        <w:i/>
+                        <w:sz w:val="30"/>
+                        <w:szCs w:val="30"/>
+                      </w:rPr>
+                    </m:ctrlPr>
+                  </m:sSubPr>
+                  <m:e>
+                    <m:r>
+                      <w:rPr>
+                        <w:rFonts w:ascii="Cambria Math" w:hAnsi="Cambria Math"/>
+                        <w:sz w:val="30"/>
+                        <w:szCs w:val="30"/>
+                      </w:rPr>
+                      <m:t>p</m:t>
+                    </m:r>
+                  </m:e>
+                  <m:sub>
+                    <m:r>
+                      <w:rPr>
+                        <w:rFonts w:ascii="Cambria Math" w:hAnsi="Cambria Math"/>
+                        <w:sz w:val="30"/>
+                        <w:szCs w:val="30"/>
+                      </w:rPr>
+                      <m:t>0</m:t>
+                    </m:r>
+                  </m:sub>
+                </m:sSub>
+              </m:oMath>
+            </m:oMathPara>
+          </w:p>
+        </w:tc>
+        <w:tc>
+          <w:tcPr>
+            <w:tcW w:w="1554" w:type="dxa"/>
+          </w:tcPr>
+          <w:p>
+            <w:pPr>
+              <w:rPr>
+                <w:sz w:val="30"/>
+                <w:szCs w:val="30"/>
+              </w:rPr>
+            </w:pPr>
+            <m:oMathPara>
+              <m:oMathParaPr>
+                <m:jc m:val="left"/>
+              </m:oMathParaPr>
+              <m:oMath>
+                <m:sSub>
+                  <m:sSubPr>
+                    <m:ctrlPr>
+                      <w:rPr>
+                        <w:rFonts w:ascii="Cambria Math" w:hAnsi="Cambria Math"/>
+                        <w:i/>
+                        <w:sz w:val="30"/>
+                        <w:szCs w:val="30"/>
+                      </w:rPr>
+                    </m:ctrlPr>
+                  </m:sSubPr>
+                  <m:e>
+                    <m:r>
+                      <w:rPr>
+                        <w:rFonts w:ascii="Cambria Math" w:hAnsi="Cambria Math"/>
+                        <w:sz w:val="30"/>
+                        <w:szCs w:val="30"/>
+                      </w:rPr>
+                      <m:t>x</m:t>
+                    </m:r>
+                  </m:e>
+                  <m:sub>
+                    <m:r>
+                      <w:rPr>
+                        <w:rFonts w:ascii="Cambria Math" w:hAnsi="Cambria Math"/>
+                        <w:sz w:val="30"/>
+                        <w:szCs w:val="30"/>
+                      </w:rPr>
+                      <m:t>2</m:t>
+                    </m:r>
+                  </m:sub>
+                </m:sSub>
+                <m:r>
+                  <m:rPr>
+                    <m:sty m:val="p"/>
+                  </m:rPr>
+                  <w:rPr>
+                    <w:rFonts w:ascii="Cambria Math" w:hAnsi="Cambria Math"/>
+                    <w:sz w:val="30"/>
+                    <w:szCs w:val="30"/>
+                  </w:rPr>
+                  <m:t xml:space="preserve">, </m:t>
+                </m:r>
+                <m:sSub>
+                  <m:sSubPr>
+                    <m:ctrlPr>
+                      <w:rPr>
+                        <w:rFonts w:ascii="Cambria Math" w:hAnsi="Cambria Math"/>
+                        <w:sz w:val="30"/>
+                        <w:szCs w:val="30"/>
+                      </w:rPr>
+                    </m:ctrlPr>
+                  </m:sSubPr>
+                  <m:e>
+                    <m:r>
+                      <m:rPr>
+                        <m:sty m:val="p"/>
+                      </m:rPr>
+                      <w:rPr>
+                        <w:rFonts w:ascii="Cambria Math" w:hAnsi="Cambria Math"/>
+                        <w:sz w:val="30"/>
+                        <w:szCs w:val="30"/>
+                      </w:rPr>
+                      <m:t>y</m:t>
+                    </m:r>
+                  </m:e>
+                  <m:sub>
+                    <m:r>
+                      <w:rPr>
+                        <w:rFonts w:ascii="Cambria Math" w:hAnsi="Cambria Math"/>
+                        <w:sz w:val="30"/>
+                        <w:szCs w:val="30"/>
+                      </w:rPr>
+                      <m:t>1</m:t>
+                    </m:r>
+                  </m:sub>
+                </m:sSub>
+                <m:r>
+                  <m:rPr>
+                    <m:sty m:val="p"/>
+                  </m:rPr>
+                  <w:rPr>
+                    <w:rFonts w:ascii="Cambria Math" w:hAnsi="Cambria Math"/>
+                    <w:sz w:val="30"/>
+                    <w:szCs w:val="30"/>
+                  </w:rPr>
+                  <w:br/>
+                </m:r>
+              </m:oMath>
+            </m:oMathPara>
+          </w:p>
+          <w:p>
+            <w:pPr>
+              <w:rPr>
+                <w:sz w:val="30"/>
+                <w:szCs w:val="30"/>
+              </w:rPr>
+            </w:pPr>
+          </w:p>
+          <w:p>
+            <w:pPr>
+              <w:rPr>
+                <w:sz w:val="30"/>
+                <w:szCs w:val="30"/>
+              </w:rPr>
+            </w:pPr>
+            <m:oMathPara>
+              <m:oMathParaPr>
+                <m:jc m:val="right"/>
+              </m:oMathParaPr>
+              <m:oMath>
+                <m:sSub>
+                  <m:sSubPr>
+                    <m:ctrlPr>
+                      <w:rPr>
+                        <w:rFonts w:ascii="Cambria Math" w:hAnsi="Cambria Math"/>
+                        <w:i/>
+                        <w:sz w:val="30"/>
+                        <w:szCs w:val="30"/>
+                      </w:rPr>
+                    </m:ctrlPr>
+                  </m:sSubPr>
+                  <m:e>
+                    <m:r>
+                      <w:rPr>
+                        <w:rFonts w:ascii="Cambria Math" w:hAnsi="Cambria Math"/>
+                        <w:sz w:val="30"/>
+                        <w:szCs w:val="30"/>
+                      </w:rPr>
+                      <m:t>p</m:t>
+                    </m:r>
+                  </m:e>
+                  <m:sub>
+                    <m:r>
+                      <w:rPr>
+                        <w:rFonts w:ascii="Cambria Math" w:hAnsi="Cambria Math"/>
+                        <w:sz w:val="30"/>
+                        <w:szCs w:val="30"/>
+                      </w:rPr>
+                      <m:t>1</m:t>
+                    </m:r>
+                  </m:sub>
+                </m:sSub>
+              </m:oMath>
+            </m:oMathPara>
+          </w:p>
+        </w:tc>
+        <w:tc>
+          <w:tcPr>
+            <w:tcW w:w="1554" w:type="dxa"/>
+          </w:tcPr>
+          <w:p>
+            <w:pPr>
+              <w:rPr>
+                <w:b/>
+                <w:bCs/>
+                <w:sz w:val="30"/>
+                <w:szCs w:val="30"/>
+              </w:rPr>
+            </w:pPr>
+            <m:oMathPara>
+              <m:oMathParaPr>
+                <m:jc m:val="left"/>
+              </m:oMathParaPr>
+              <m:oMath>
+                <m:sSub>
+                  <m:sSubPr>
+                    <m:ctrlPr>
+                      <w:rPr>
+                        <w:rFonts w:ascii="Cambria Math" w:hAnsi="Cambria Math"/>
+                        <w:b/>
+                        <w:bCs/>
+                        <w:i/>
+                        <w:sz w:val="30"/>
+                        <w:szCs w:val="30"/>
+                      </w:rPr>
+                    </m:ctrlPr>
+                  </m:sSubPr>
+                  <m:e>
+                    <m:r>
+                      <m:rPr>
+                        <m:sty m:val="bi"/>
+                      </m:rPr>
+                      <w:rPr>
+                        <w:rFonts w:ascii="Cambria Math" w:hAnsi="Cambria Math"/>
+                        <w:sz w:val="30"/>
+                        <w:szCs w:val="30"/>
+                      </w:rPr>
+                      <m:t>x</m:t>
+                    </m:r>
+                  </m:e>
+                  <m:sub>
+                    <m:r>
+                      <m:rPr>
+                        <m:sty m:val="bi"/>
+                      </m:rPr>
+                      <w:rPr>
+                        <w:rFonts w:ascii="Cambria Math" w:hAnsi="Cambria Math"/>
+                        <w:sz w:val="30"/>
+                        <w:szCs w:val="30"/>
+                      </w:rPr>
+                      <m:t>3</m:t>
+                    </m:r>
+                  </m:sub>
+                </m:sSub>
+                <m:r>
+                  <m:rPr>
+                    <m:sty m:val="b"/>
+                  </m:rPr>
+                  <w:rPr>
+                    <w:rFonts w:ascii="Cambria Math" w:hAnsi="Cambria Math"/>
+                    <w:sz w:val="30"/>
+                    <w:szCs w:val="30"/>
+                  </w:rPr>
+                  <m:t xml:space="preserve">, </m:t>
+                </m:r>
+                <m:sSub>
+                  <m:sSubPr>
+                    <m:ctrlPr>
+                      <w:rPr>
+                        <w:rFonts w:ascii="Cambria Math" w:hAnsi="Cambria Math"/>
+                        <w:b/>
+                        <w:bCs/>
+                        <w:sz w:val="30"/>
+                        <w:szCs w:val="30"/>
+                      </w:rPr>
+                    </m:ctrlPr>
+                  </m:sSubPr>
+                  <m:e>
+                    <m:r>
+                      <m:rPr>
+                        <m:sty m:val="b"/>
+                      </m:rPr>
+                      <w:rPr>
+                        <w:rFonts w:ascii="Cambria Math" w:hAnsi="Cambria Math"/>
+                        <w:sz w:val="30"/>
+                        <w:szCs w:val="30"/>
+                      </w:rPr>
+                      <m:t>y</m:t>
+                    </m:r>
+                  </m:e>
+                  <m:sub>
+                    <m:r>
+                      <m:rPr>
+                        <m:sty m:val="bi"/>
+                      </m:rPr>
+                      <w:rPr>
+                        <w:rFonts w:ascii="Cambria Math" w:hAnsi="Cambria Math"/>
+                        <w:sz w:val="30"/>
+                        <w:szCs w:val="30"/>
+                      </w:rPr>
+                      <m:t>1</m:t>
+                    </m:r>
+                  </m:sub>
+                </m:sSub>
+                <m:r>
+                  <m:rPr>
+                    <m:sty m:val="b"/>
+                  </m:rPr>
+                  <w:rPr>
+                    <w:rFonts w:ascii="Cambria Math" w:hAnsi="Cambria Math"/>
+                    <w:sz w:val="30"/>
+                    <w:szCs w:val="30"/>
+                  </w:rPr>
+                  <w:br/>
+                </m:r>
+              </m:oMath>
+            </m:oMathPara>
+            <w:r>
+              <w:rPr>
+                <w:b/>
+                <w:bCs/>
+                <w:sz w:val="30"/>
+                <w:szCs w:val="30"/>
+              </w:rPr>
+              <w:t>last of p1</w:t>
+            </w:r>
+          </w:p>
+          <w:p>
+            <w:pPr>
+              <w:rPr>
+                <w:sz w:val="30"/>
+                <w:szCs w:val="30"/>
+              </w:rPr>
+            </w:pPr>
+          </w:p>
+          <w:p>
+            <w:pPr>
+              <w:rPr>
+                <w:sz w:val="30"/>
+                <w:szCs w:val="30"/>
+              </w:rPr>
+            </w:pPr>
+            <m:oMathPara>
+              <m:oMathParaPr>
+                <m:jc m:val="right"/>
+              </m:oMathParaPr>
+              <m:oMath>
+                <m:sSub>
+                  <m:sSubPr>
+                    <m:ctrlPr>
+                      <w:rPr>
+                        <w:rFonts w:ascii="Cambria Math" w:hAnsi="Cambria Math"/>
+                        <w:i/>
+                        <w:sz w:val="30"/>
+                        <w:szCs w:val="30"/>
+                      </w:rPr>
+                    </m:ctrlPr>
+                  </m:sSubPr>
+                  <m:e>
+                    <m:r>
+                      <w:rPr>
+                        <w:rFonts w:ascii="Cambria Math" w:hAnsi="Cambria Math"/>
+                        <w:sz w:val="30"/>
+                        <w:szCs w:val="30"/>
+                      </w:rPr>
+                      <m:t>p</m:t>
+                    </m:r>
+                  </m:e>
+                  <m:sub>
+                    <m:r>
+                      <w:rPr>
+                        <w:rFonts w:ascii="Cambria Math" w:hAnsi="Cambria Math"/>
+                        <w:sz w:val="30"/>
+                        <w:szCs w:val="30"/>
+                      </w:rPr>
+                      <m:t>1</m:t>
+                    </m:r>
+                  </m:sub>
+                </m:sSub>
+              </m:oMath>
+            </m:oMathPara>
+          </w:p>
+        </w:tc>
+        <w:tc>
+          <w:tcPr>
+            <w:tcW w:w="1554" w:type="dxa"/>
+          </w:tcPr>
+          <w:p>
+            <w:pPr>
+              <w:rPr>
+                <w:sz w:val="30"/>
+                <w:szCs w:val="30"/>
+              </w:rPr>
+            </w:pPr>
+            <m:oMathPara>
+              <m:oMathParaPr>
+                <m:jc m:val="left"/>
+              </m:oMathParaPr>
+              <m:oMath>
+                <m:sSub>
+                  <m:sSubPr>
+                    <m:ctrlPr>
+                      <w:rPr>
+                        <w:rFonts w:ascii="Cambria Math" w:hAnsi="Cambria Math"/>
+                        <w:i/>
+                        <w:sz w:val="30"/>
+                        <w:szCs w:val="30"/>
+                      </w:rPr>
+                    </m:ctrlPr>
+                  </m:sSubPr>
+                  <m:e>
+                    <m:r>
+                      <w:rPr>
+                        <w:rFonts w:ascii="Cambria Math" w:hAnsi="Cambria Math"/>
+                        <w:sz w:val="30"/>
+                        <w:szCs w:val="30"/>
+                      </w:rPr>
+                      <m:t>x</m:t>
+                    </m:r>
+                  </m:e>
+                  <m:sub>
+                    <m:r>
+                      <w:rPr>
+                        <w:rFonts w:ascii="Cambria Math" w:hAnsi="Cambria Math"/>
+                        <w:sz w:val="30"/>
+                        <w:szCs w:val="30"/>
+                      </w:rPr>
+                      <m:t>4</m:t>
+                    </m:r>
+                  </m:sub>
+                </m:sSub>
+                <m:r>
+                  <m:rPr>
+                    <m:sty m:val="p"/>
+                  </m:rPr>
+                  <w:rPr>
+                    <w:rFonts w:ascii="Cambria Math" w:hAnsi="Cambria Math"/>
+                    <w:sz w:val="30"/>
+                    <w:szCs w:val="30"/>
+                  </w:rPr>
+                  <m:t xml:space="preserve">, </m:t>
+                </m:r>
+                <m:sSub>
+                  <m:sSubPr>
+                    <m:ctrlPr>
+                      <w:rPr>
+                        <w:rFonts w:ascii="Cambria Math" w:hAnsi="Cambria Math"/>
+                        <w:sz w:val="30"/>
+                        <w:szCs w:val="30"/>
+                      </w:rPr>
+                    </m:ctrlPr>
+                  </m:sSubPr>
+                  <m:e>
+                    <m:r>
+                      <m:rPr>
+                        <m:sty m:val="p"/>
+                      </m:rPr>
+                      <w:rPr>
+                        <w:rFonts w:ascii="Cambria Math" w:hAnsi="Cambria Math"/>
+                        <w:sz w:val="30"/>
+                        <w:szCs w:val="30"/>
+                      </w:rPr>
+                      <m:t>y</m:t>
+                    </m:r>
+                  </m:e>
+                  <m:sub>
+                    <m:r>
+                      <w:rPr>
+                        <w:rFonts w:ascii="Cambria Math" w:hAnsi="Cambria Math"/>
+                        <w:sz w:val="30"/>
+                        <w:szCs w:val="30"/>
+                      </w:rPr>
+                      <m:t>1</m:t>
+                    </m:r>
+                  </m:sub>
+                </m:sSub>
+                <m:r>
+                  <m:rPr>
+                    <m:sty m:val="p"/>
+                  </m:rPr>
+                  <w:rPr>
+                    <w:rFonts w:ascii="Cambria Math" w:hAnsi="Cambria Math"/>
+                    <w:sz w:val="30"/>
+                    <w:szCs w:val="30"/>
+                  </w:rPr>
+                  <w:br/>
+                </m:r>
+              </m:oMath>
+            </m:oMathPara>
+          </w:p>
+          <w:p>
+            <w:pPr>
+              <w:rPr>
+                <w:sz w:val="30"/>
+                <w:szCs w:val="30"/>
+              </w:rPr>
+            </w:pPr>
+          </w:p>
+          <w:p>
+            <w:pPr>
+              <w:rPr>
+                <w:rFonts w:ascii="Aptos" w:eastAsia="DengXian" w:hAnsi="Aptos" w:cs="Times New Roman"/>
+                <w:sz w:val="30"/>
+                <w:szCs w:val="30"/>
+              </w:rPr>
+            </w:pPr>
+          </w:p>
+        </w:tc>
+      </w:tr>
+      <w:tr>
+        <w:trPr>
+          <w:trHeight w:val="572"/>
+        </w:trPr>
+        <w:tc>
+          <w:tcPr>
+            <w:tcW w:w="1554" w:type="dxa"/>
+          </w:tcPr>
+          <w:p>
+            <w:pPr>
+              <w:rPr>
+                <w:sz w:val="30"/>
+                <w:szCs w:val="30"/>
+              </w:rPr>
+            </w:pPr>
+            <m:oMathPara>
+              <m:oMathParaPr>
+                <m:jc m:val="left"/>
+              </m:oMathParaPr>
+              <m:oMath>
+                <m:sSub>
+                  <m:sSubPr>
+                    <m:ctrlPr>
+                      <w:rPr>
+                        <w:rFonts w:ascii="Cambria Math" w:hAnsi="Cambria Math"/>
+                        <w:i/>
+                        <w:sz w:val="30"/>
+                        <w:szCs w:val="30"/>
+                      </w:rPr>
+                    </m:ctrlPr>
+                  </m:sSubPr>
+                  <m:e>
+                    <m:r>
+                      <w:rPr>
+                        <w:rFonts w:ascii="Cambria Math" w:hAnsi="Cambria Math"/>
+                        <w:sz w:val="30"/>
+                        <w:szCs w:val="30"/>
+                      </w:rPr>
+                      <m:t>x</m:t>
+                    </m:r>
+                  </m:e>
+                  <m:sub>
+                    <m:r>
+                      <w:rPr>
+                        <w:rFonts w:ascii="Cambria Math" w:hAnsi="Cambria Math"/>
+                        <w:sz w:val="30"/>
+                        <w:szCs w:val="30"/>
+                      </w:rPr>
+                      <m:t>0</m:t>
+                    </m:r>
+                  </m:sub>
+                </m:sSub>
+                <m:r>
+                  <m:rPr>
+                    <m:sty m:val="p"/>
+                  </m:rPr>
+                  <w:rPr>
+                    <w:rFonts w:ascii="Cambria Math" w:hAnsi="Cambria Math"/>
+                    <w:sz w:val="30"/>
+                    <w:szCs w:val="30"/>
+                  </w:rPr>
+                  <m:t xml:space="preserve">, </m:t>
+                </m:r>
+                <m:sSub>
+                  <m:sSubPr>
+                    <m:ctrlPr>
+                      <w:rPr>
+                        <w:rFonts w:ascii="Cambria Math" w:hAnsi="Cambria Math"/>
+                        <w:sz w:val="30"/>
+                        <w:szCs w:val="30"/>
+                      </w:rPr>
+                    </m:ctrlPr>
+                  </m:sSubPr>
+                  <m:e>
+                    <m:r>
+                      <m:rPr>
+                        <m:sty m:val="p"/>
+                      </m:rPr>
+                      <w:rPr>
+                        <w:rFonts w:ascii="Cambria Math" w:hAnsi="Cambria Math"/>
+                        <w:sz w:val="30"/>
+                        <w:szCs w:val="30"/>
+                      </w:rPr>
+                      <m:t>y</m:t>
+                    </m:r>
+                  </m:e>
+                  <m:sub>
+                    <m:r>
+                      <w:rPr>
+                        <w:rFonts w:ascii="Cambria Math" w:hAnsi="Cambria Math"/>
+                        <w:sz w:val="30"/>
+                        <w:szCs w:val="30"/>
+                      </w:rPr>
+                      <m:t>2</m:t>
+                    </m:r>
+                  </m:sub>
+                </m:sSub>
+                <m:r>
+                  <m:rPr>
+                    <m:sty m:val="p"/>
+                  </m:rPr>
+                  <w:rPr>
+                    <w:rFonts w:ascii="Cambria Math" w:hAnsi="Cambria Math"/>
+                    <w:sz w:val="30"/>
+                    <w:szCs w:val="30"/>
+                  </w:rPr>
+                  <w:br/>
+                </m:r>
+              </m:oMath>
+            </m:oMathPara>
+          </w:p>
+          <w:p>
+            <w:pPr>
+              <w:rPr>
+                <w:sz w:val="30"/>
+                <w:szCs w:val="30"/>
+              </w:rPr>
+            </w:pPr>
+          </w:p>
+          <w:p>
+            <w:pPr>
+              <w:rPr>
+                <w:sz w:val="30"/>
+                <w:szCs w:val="30"/>
+              </w:rPr>
+            </w:pPr>
+            <m:oMathPara>
+              <m:oMathParaPr>
+                <m:jc m:val="right"/>
+              </m:oMathParaPr>
+              <m:oMath>
+                <m:sSub>
+                  <m:sSubPr>
+                    <m:ctrlPr>
+                      <w:rPr>
+                        <w:rFonts w:ascii="Cambria Math" w:hAnsi="Cambria Math"/>
+                        <w:i/>
+                        <w:sz w:val="30"/>
+                        <w:szCs w:val="30"/>
+                      </w:rPr>
+                    </m:ctrlPr>
+                  </m:sSubPr>
+                  <m:e>
+                    <m:r>
+                      <w:rPr>
+                        <w:rFonts w:ascii="Cambria Math" w:hAnsi="Cambria Math"/>
+                        <w:sz w:val="30"/>
+                        <w:szCs w:val="30"/>
+                      </w:rPr>
+                      <m:t>p</m:t>
+                    </m:r>
+                  </m:e>
+                  <m:sub>
+                    <m:r>
+                      <w:rPr>
+                        <w:rFonts w:ascii="Cambria Math" w:hAnsi="Cambria Math"/>
+                        <w:sz w:val="30"/>
+                        <w:szCs w:val="30"/>
+                      </w:rPr>
+                      <m:t>2</m:t>
+                    </m:r>
+                  </m:sub>
+                </m:sSub>
+              </m:oMath>
+            </m:oMathPara>
+          </w:p>
+        </w:tc>
+        <w:tc>
+          <w:tcPr>
+            <w:tcW w:w="1554" w:type="dxa"/>
+          </w:tcPr>
+          <w:p>
+            <w:pPr>
+              <w:rPr>
+                <w:sz w:val="30"/>
+                <w:szCs w:val="30"/>
+              </w:rPr>
+            </w:pPr>
+            <m:oMathPara>
+              <m:oMathParaPr>
+                <m:jc m:val="left"/>
+              </m:oMathParaPr>
+              <m:oMath>
+                <m:sSub>
+                  <m:sSubPr>
+                    <m:ctrlPr>
+                      <w:rPr>
+                        <w:rFonts w:ascii="Cambria Math" w:hAnsi="Cambria Math"/>
+                        <w:i/>
+                        <w:sz w:val="30"/>
+                        <w:szCs w:val="30"/>
+                      </w:rPr>
+                    </m:ctrlPr>
+                  </m:sSubPr>
+                  <m:e>
+                    <m:r>
+                      <w:rPr>
+                        <w:rFonts w:ascii="Cambria Math" w:hAnsi="Cambria Math"/>
+                        <w:sz w:val="30"/>
+                        <w:szCs w:val="30"/>
+                      </w:rPr>
+                      <m:t>x</m:t>
+                    </m:r>
+                  </m:e>
+                  <m:sub>
+                    <m:r>
+                      <w:rPr>
+                        <w:rFonts w:ascii="Cambria Math" w:hAnsi="Cambria Math"/>
+                        <w:sz w:val="30"/>
+                        <w:szCs w:val="30"/>
+                      </w:rPr>
+                      <m:t>1</m:t>
+                    </m:r>
+                  </m:sub>
+                </m:sSub>
+                <m:r>
+                  <m:rPr>
+                    <m:sty m:val="p"/>
+                  </m:rPr>
+                  <w:rPr>
+                    <w:rFonts w:ascii="Cambria Math" w:hAnsi="Cambria Math"/>
+                    <w:sz w:val="30"/>
+                    <w:szCs w:val="30"/>
+                  </w:rPr>
+                  <m:t xml:space="preserve">, </m:t>
+                </m:r>
+                <m:sSub>
+                  <m:sSubPr>
+                    <m:ctrlPr>
+                      <w:rPr>
+                        <w:rFonts w:ascii="Cambria Math" w:hAnsi="Cambria Math"/>
+                        <w:sz w:val="30"/>
+                        <w:szCs w:val="30"/>
+                      </w:rPr>
+                    </m:ctrlPr>
+                  </m:sSubPr>
+                  <m:e>
+                    <m:r>
+                      <m:rPr>
+                        <m:sty m:val="p"/>
+                      </m:rPr>
+                      <w:rPr>
+                        <w:rFonts w:ascii="Cambria Math" w:hAnsi="Cambria Math"/>
+                        <w:sz w:val="30"/>
+                        <w:szCs w:val="30"/>
+                      </w:rPr>
+                      <m:t>y</m:t>
+                    </m:r>
+                  </m:e>
+                  <m:sub>
+                    <m:r>
+                      <w:rPr>
+                        <w:rFonts w:ascii="Cambria Math" w:hAnsi="Cambria Math"/>
+                        <w:sz w:val="30"/>
+                        <w:szCs w:val="30"/>
+                      </w:rPr>
+                      <m:t>2</m:t>
+                    </m:r>
+                  </m:sub>
+                </m:sSub>
+                <m:r>
+                  <m:rPr>
+                    <m:sty m:val="p"/>
+                  </m:rPr>
+                  <w:rPr>
+                    <w:rFonts w:ascii="Cambria Math" w:hAnsi="Cambria Math"/>
+                    <w:sz w:val="30"/>
+                    <w:szCs w:val="30"/>
+                  </w:rPr>
+                  <w:br/>
+                </m:r>
+              </m:oMath>
+            </m:oMathPara>
+          </w:p>
+          <w:p>
+            <w:pPr>
+              <w:rPr>
+                <w:sz w:val="30"/>
+                <w:szCs w:val="30"/>
+              </w:rPr>
+            </w:pPr>
+          </w:p>
+          <w:p>
+            <w:pPr>
+              <w:rPr>
+                <w:sz w:val="30"/>
+                <w:szCs w:val="30"/>
+              </w:rPr>
+            </w:pPr>
+            <m:oMathPara>
+              <m:oMathParaPr>
+                <m:jc m:val="right"/>
+              </m:oMathParaPr>
+              <m:oMath>
+                <m:sSub>
+                  <m:sSubPr>
+                    <m:ctrlPr>
+                      <w:rPr>
+                        <w:rFonts w:ascii="Cambria Math" w:hAnsi="Cambria Math"/>
+                        <w:i/>
+                        <w:sz w:val="30"/>
+                        <w:szCs w:val="30"/>
+                      </w:rPr>
+                    </m:ctrlPr>
+                  </m:sSubPr>
+                  <m:e>
+                    <m:r>
+                      <w:rPr>
+                        <w:rFonts w:ascii="Cambria Math" w:hAnsi="Cambria Math"/>
+                        <w:sz w:val="30"/>
+                        <w:szCs w:val="30"/>
+                      </w:rPr>
+                      <m:t>p</m:t>
+                    </m:r>
+                  </m:e>
+                  <m:sub>
+                    <m:r>
+                      <w:rPr>
+                        <w:rFonts w:ascii="Cambria Math" w:hAnsi="Cambria Math"/>
+                        <w:sz w:val="30"/>
+                        <w:szCs w:val="30"/>
+                      </w:rPr>
+                      <m:t>2</m:t>
+                    </m:r>
+                  </m:sub>
+                </m:sSub>
+              </m:oMath>
+            </m:oMathPara>
+          </w:p>
+        </w:tc>
+        <w:tc>
+          <w:tcPr>
+            <w:tcW w:w="1554" w:type="dxa"/>
+          </w:tcPr>
+          <w:p>
+            <w:pPr>
+              <w:rPr>
+                <w:sz w:val="30"/>
+                <w:szCs w:val="30"/>
+              </w:rPr>
+            </w:pPr>
+            <m:oMathPara>
+              <m:oMathParaPr>
+                <m:jc m:val="left"/>
+              </m:oMathParaPr>
+              <m:oMath>
+                <m:sSub>
+                  <m:sSubPr>
+                    <m:ctrlPr>
+                      <w:rPr>
+                        <w:rFonts w:ascii="Cambria Math" w:hAnsi="Cambria Math"/>
+                        <w:i/>
+                        <w:sz w:val="30"/>
+                        <w:szCs w:val="30"/>
+                      </w:rPr>
+                    </m:ctrlPr>
+                  </m:sSubPr>
+                  <m:e>
+                    <m:r>
+                      <w:rPr>
+                        <w:rFonts w:ascii="Cambria Math" w:hAnsi="Cambria Math"/>
+                        <w:sz w:val="30"/>
+                        <w:szCs w:val="30"/>
+                      </w:rPr>
+                      <m:t>x</m:t>
+                    </m:r>
+                  </m:e>
+                  <m:sub>
+                    <m:r>
+                      <w:rPr>
+                        <w:rFonts w:ascii="Cambria Math" w:hAnsi="Cambria Math"/>
+                        <w:sz w:val="30"/>
+                        <w:szCs w:val="30"/>
+                      </w:rPr>
+                      <m:t>2</m:t>
+                    </m:r>
+                  </m:sub>
+                </m:sSub>
+                <m:r>
+                  <m:rPr>
+                    <m:sty m:val="p"/>
+                  </m:rPr>
+                  <w:rPr>
+                    <w:rFonts w:ascii="Cambria Math" w:hAnsi="Cambria Math"/>
+                    <w:sz w:val="30"/>
+                    <w:szCs w:val="30"/>
+                  </w:rPr>
+                  <m:t xml:space="preserve">, </m:t>
+                </m:r>
+                <m:sSub>
+                  <m:sSubPr>
+                    <m:ctrlPr>
+                      <w:rPr>
+                        <w:rFonts w:ascii="Cambria Math" w:hAnsi="Cambria Math"/>
+                        <w:sz w:val="30"/>
+                        <w:szCs w:val="30"/>
+                      </w:rPr>
+                    </m:ctrlPr>
+                  </m:sSubPr>
+                  <m:e>
+                    <m:r>
+                      <m:rPr>
+                        <m:sty m:val="p"/>
+                      </m:rPr>
+                      <w:rPr>
+                        <w:rFonts w:ascii="Cambria Math" w:hAnsi="Cambria Math"/>
+                        <w:sz w:val="30"/>
+                        <w:szCs w:val="30"/>
+                      </w:rPr>
+                      <m:t>y</m:t>
+                    </m:r>
+                  </m:e>
+                  <m:sub>
+                    <m:r>
+                      <w:rPr>
+                        <w:rFonts w:ascii="Cambria Math" w:hAnsi="Cambria Math"/>
+                        <w:sz w:val="30"/>
+                        <w:szCs w:val="30"/>
+                      </w:rPr>
+                      <m:t>2</m:t>
+                    </m:r>
+                  </m:sub>
+                </m:sSub>
+                <m:r>
+                  <m:rPr>
+                    <m:sty m:val="p"/>
+                  </m:rPr>
+                  <w:rPr>
+                    <w:rFonts w:ascii="Cambria Math" w:hAnsi="Cambria Math"/>
+                    <w:sz w:val="30"/>
+                    <w:szCs w:val="30"/>
+                  </w:rPr>
+                  <w:br/>
+                </m:r>
+              </m:oMath>
+            </m:oMathPara>
+          </w:p>
+          <w:p>
+            <w:pPr>
+              <w:rPr>
+                <w:sz w:val="30"/>
+                <w:szCs w:val="30"/>
+              </w:rPr>
+            </w:pPr>
+          </w:p>
+          <w:p>
+            <w:pPr>
+              <w:rPr>
+                <w:sz w:val="30"/>
+                <w:szCs w:val="30"/>
+              </w:rPr>
+            </w:pPr>
+            <m:oMathPara>
+              <m:oMathParaPr>
+                <m:jc m:val="right"/>
+              </m:oMathParaPr>
+              <m:oMath>
+                <m:sSub>
+                  <m:sSubPr>
+                    <m:ctrlPr>
+                      <w:rPr>
+                        <w:rFonts w:ascii="Cambria Math" w:hAnsi="Cambria Math"/>
+                        <w:i/>
+                        <w:sz w:val="30"/>
+                        <w:szCs w:val="30"/>
+                      </w:rPr>
+                    </m:ctrlPr>
+                  </m:sSubPr>
+                  <m:e>
+                    <m:r>
+                      <w:rPr>
+                        <w:rFonts w:ascii="Cambria Math" w:hAnsi="Cambria Math"/>
+                        <w:sz w:val="30"/>
+                        <w:szCs w:val="30"/>
+                      </w:rPr>
+                      <m:t>p</m:t>
+                    </m:r>
+                  </m:e>
+                  <m:sub>
+                    <m:r>
+                      <w:rPr>
+                        <w:rFonts w:ascii="Cambria Math" w:hAnsi="Cambria Math"/>
+                        <w:sz w:val="30"/>
+                        <w:szCs w:val="30"/>
+                      </w:rPr>
+                      <m:t>3</m:t>
+                    </m:r>
+                  </m:sub>
+                </m:sSub>
+              </m:oMath>
+            </m:oMathPara>
+          </w:p>
+        </w:tc>
+        <w:tc>
+          <w:tcPr>
+            <w:tcW w:w="1554" w:type="dxa"/>
+          </w:tcPr>
+          <w:p>
+            <w:pPr>
+              <w:rPr>
+                <w:sz w:val="30"/>
+                <w:szCs w:val="30"/>
+              </w:rPr>
+            </w:pPr>
+            <m:oMathPara>
+              <m:oMathParaPr>
+                <m:jc m:val="left"/>
+              </m:oMathParaPr>
+              <m:oMath>
+                <m:sSub>
+                  <m:sSubPr>
+                    <m:ctrlPr>
+                      <w:rPr>
+                        <w:rFonts w:ascii="Cambria Math" w:hAnsi="Cambria Math"/>
+                        <w:i/>
+                        <w:sz w:val="30"/>
+                        <w:szCs w:val="30"/>
+                      </w:rPr>
+                    </m:ctrlPr>
+                  </m:sSubPr>
+                  <m:e>
+                    <m:r>
+                      <w:rPr>
+                        <w:rFonts w:ascii="Cambria Math" w:hAnsi="Cambria Math"/>
+                        <w:sz w:val="30"/>
+                        <w:szCs w:val="30"/>
+                      </w:rPr>
+                      <m:t>x</m:t>
+                    </m:r>
+                  </m:e>
+                  <m:sub>
+                    <m:r>
+                      <w:rPr>
+                        <w:rFonts w:ascii="Cambria Math" w:hAnsi="Cambria Math"/>
+                        <w:sz w:val="30"/>
+                        <w:szCs w:val="30"/>
+                      </w:rPr>
+                      <m:t>3</m:t>
+                    </m:r>
+                  </m:sub>
+                </m:sSub>
+                <m:r>
+                  <m:rPr>
+                    <m:sty m:val="p"/>
+                  </m:rPr>
+                  <w:rPr>
+                    <w:rFonts w:ascii="Cambria Math" w:hAnsi="Cambria Math"/>
+                    <w:sz w:val="30"/>
+                    <w:szCs w:val="30"/>
+                  </w:rPr>
+                  <m:t xml:space="preserve">, </m:t>
+                </m:r>
+                <m:sSub>
+                  <m:sSubPr>
+                    <m:ctrlPr>
+                      <w:rPr>
+                        <w:rFonts w:ascii="Cambria Math" w:hAnsi="Cambria Math"/>
+                        <w:sz w:val="30"/>
+                        <w:szCs w:val="30"/>
+                      </w:rPr>
+                    </m:ctrlPr>
+                  </m:sSubPr>
+                  <m:e>
+                    <m:r>
+                      <m:rPr>
+                        <m:sty m:val="p"/>
+                      </m:rPr>
+                      <w:rPr>
+                        <w:rFonts w:ascii="Cambria Math" w:hAnsi="Cambria Math"/>
+                        <w:sz w:val="30"/>
+                        <w:szCs w:val="30"/>
+                      </w:rPr>
+                      <m:t>y</m:t>
+                    </m:r>
+                  </m:e>
+                  <m:sub>
+                    <m:r>
+                      <w:rPr>
+                        <w:rFonts w:ascii="Cambria Math" w:hAnsi="Cambria Math"/>
+                        <w:sz w:val="30"/>
+                        <w:szCs w:val="30"/>
+                      </w:rPr>
+                      <m:t>2</m:t>
+                    </m:r>
+                  </m:sub>
+                </m:sSub>
+                <m:r>
+                  <m:rPr>
+                    <m:sty m:val="p"/>
+                  </m:rPr>
+                  <w:rPr>
+                    <w:rFonts w:ascii="Cambria Math" w:hAnsi="Cambria Math"/>
+                    <w:sz w:val="30"/>
+                    <w:szCs w:val="30"/>
+                  </w:rPr>
+                  <w:br/>
+                </m:r>
+              </m:oMath>
+            </m:oMathPara>
+          </w:p>
+          <w:p>
+            <w:pPr>
+              <w:rPr>
+                <w:sz w:val="30"/>
+                <w:szCs w:val="30"/>
+              </w:rPr>
+            </w:pPr>
+          </w:p>
+          <w:p>
+            <w:pPr>
+              <w:rPr>
+                <w:sz w:val="30"/>
+                <w:szCs w:val="30"/>
+              </w:rPr>
+            </w:pPr>
+            <m:oMathPara>
+              <m:oMathParaPr>
+                <m:jc m:val="right"/>
+              </m:oMathParaPr>
+              <m:oMath>
+                <m:sSub>
+                  <m:sSubPr>
+                    <m:ctrlPr>
+                      <w:rPr>
+                        <w:rFonts w:ascii="Cambria Math" w:hAnsi="Cambria Math"/>
+                        <w:i/>
+                        <w:sz w:val="30"/>
+                        <w:szCs w:val="30"/>
+                      </w:rPr>
+                    </m:ctrlPr>
+                  </m:sSubPr>
+                  <m:e>
+                    <m:r>
+                      <w:rPr>
+                        <w:rFonts w:ascii="Cambria Math" w:hAnsi="Cambria Math"/>
+                        <w:sz w:val="30"/>
+                        <w:szCs w:val="30"/>
+                      </w:rPr>
+                      <m:t>p</m:t>
+                    </m:r>
+                  </m:e>
+                  <m:sub>
+                    <m:r>
+                      <w:rPr>
+                        <w:rFonts w:ascii="Cambria Math" w:hAnsi="Cambria Math"/>
+                        <w:sz w:val="30"/>
+                        <w:szCs w:val="30"/>
+                      </w:rPr>
+                      <m:t>3</m:t>
+                    </m:r>
+                  </m:sub>
+                </m:sSub>
+              </m:oMath>
+            </m:oMathPara>
+          </w:p>
+        </w:tc>
+        <w:tc>
+          <w:tcPr>
+            <w:tcW w:w="1554" w:type="dxa"/>
+          </w:tcPr>
+          <w:p>
+            <w:pPr>
+              <w:rPr>
+                <w:sz w:val="30"/>
+                <w:szCs w:val="30"/>
+              </w:rPr>
+            </w:pPr>
+            <m:oMathPara>
+              <m:oMathParaPr>
+                <m:jc m:val="left"/>
+              </m:oMathParaPr>
+              <m:oMath>
+                <m:sSub>
+                  <m:sSubPr>
+                    <m:ctrlPr>
+                      <w:rPr>
+                        <w:rFonts w:ascii="Cambria Math" w:hAnsi="Cambria Math"/>
+                        <w:i/>
+                        <w:sz w:val="30"/>
+                        <w:szCs w:val="30"/>
+                      </w:rPr>
+                    </m:ctrlPr>
+                  </m:sSubPr>
+                  <m:e>
+                    <m:r>
+                      <w:rPr>
+                        <w:rFonts w:ascii="Cambria Math" w:hAnsi="Cambria Math"/>
+                        <w:sz w:val="30"/>
+                        <w:szCs w:val="30"/>
+                      </w:rPr>
+                      <m:t>x</m:t>
+                    </m:r>
+                  </m:e>
+                  <m:sub>
+                    <m:r>
+                      <w:rPr>
+                        <w:rFonts w:ascii="Cambria Math" w:hAnsi="Cambria Math"/>
+                        <w:sz w:val="30"/>
+                        <w:szCs w:val="30"/>
+                      </w:rPr>
+                      <m:t>4</m:t>
+                    </m:r>
+                  </m:sub>
+                </m:sSub>
+                <m:r>
+                  <m:rPr>
+                    <m:sty m:val="p"/>
+                  </m:rPr>
+                  <w:rPr>
+                    <w:rFonts w:ascii="Cambria Math" w:hAnsi="Cambria Math"/>
+                    <w:sz w:val="30"/>
+                    <w:szCs w:val="30"/>
+                  </w:rPr>
+                  <m:t xml:space="preserve">, </m:t>
+                </m:r>
+                <m:sSub>
+                  <m:sSubPr>
+                    <m:ctrlPr>
+                      <w:rPr>
+                        <w:rFonts w:ascii="Cambria Math" w:hAnsi="Cambria Math"/>
+                        <w:sz w:val="30"/>
+                        <w:szCs w:val="30"/>
+                      </w:rPr>
+                    </m:ctrlPr>
+                  </m:sSubPr>
+                  <m:e>
+                    <m:r>
+                      <m:rPr>
+                        <m:sty m:val="p"/>
+                      </m:rPr>
+                      <w:rPr>
+                        <w:rFonts w:ascii="Cambria Math" w:hAnsi="Cambria Math"/>
+                        <w:sz w:val="30"/>
+                        <w:szCs w:val="30"/>
+                      </w:rPr>
+                      <m:t>y</m:t>
+                    </m:r>
+                  </m:e>
+                  <m:sub>
+                    <m:r>
+                      <w:rPr>
+                        <w:rFonts w:ascii="Cambria Math" w:hAnsi="Cambria Math"/>
+                        <w:sz w:val="30"/>
+                        <w:szCs w:val="30"/>
+                      </w:rPr>
+                      <m:t>2</m:t>
+                    </m:r>
+                  </m:sub>
+                </m:sSub>
+                <m:r>
+                  <m:rPr>
+                    <m:sty m:val="p"/>
+                  </m:rPr>
+                  <w:rPr>
+                    <w:rFonts w:ascii="Cambria Math" w:hAnsi="Cambria Math"/>
+                    <w:sz w:val="30"/>
+                    <w:szCs w:val="30"/>
+                  </w:rPr>
+                  <w:br/>
+                </m:r>
+              </m:oMath>
+            </m:oMathPara>
+          </w:p>
+          <w:p>
+            <w:pPr>
+              <w:rPr>
+                <w:sz w:val="30"/>
+                <w:szCs w:val="30"/>
+              </w:rPr>
+            </w:pPr>
+          </w:p>
+          <w:p>
+            <w:pPr>
+              <w:rPr>
+                <w:rFonts w:ascii="Aptos" w:eastAsia="DengXian" w:hAnsi="Aptos" w:cs="Times New Roman"/>
+                <w:sz w:val="30"/>
+                <w:szCs w:val="30"/>
+              </w:rPr>
+            </w:pPr>
+          </w:p>
+        </w:tc>
+      </w:tr>
+      <w:tr>
+        <w:trPr>
+          <w:trHeight w:val="552"/>
+        </w:trPr>
+        <w:tc>
+          <w:tcPr>
+            <w:tcW w:w="1554" w:type="dxa"/>
+          </w:tcPr>
+          <w:p>
+            <w:pPr>
+              <w:rPr>
+                <w:sz w:val="30"/>
+                <w:szCs w:val="30"/>
+              </w:rPr>
+            </w:pPr>
+            <m:oMathPara>
+              <m:oMathParaPr>
+                <m:jc m:val="left"/>
+              </m:oMathParaPr>
+              <m:oMath>
+                <m:sSub>
+                  <m:sSubPr>
+                    <m:ctrlPr>
+                      <w:rPr>
+                        <w:rFonts w:ascii="Cambria Math" w:hAnsi="Cambria Math"/>
+                        <w:i/>
+                        <w:sz w:val="30"/>
+                        <w:szCs w:val="30"/>
+                      </w:rPr>
+                    </m:ctrlPr>
+                  </m:sSubPr>
+                  <m:e>
+                    <m:r>
+                      <w:rPr>
+                        <w:rFonts w:ascii="Cambria Math" w:hAnsi="Cambria Math"/>
+                        <w:sz w:val="30"/>
+                        <w:szCs w:val="30"/>
+                      </w:rPr>
+                      <m:t>x</m:t>
+                    </m:r>
+                  </m:e>
+                  <m:sub>
+                    <m:r>
+                      <w:rPr>
+                        <w:rFonts w:ascii="Cambria Math" w:hAnsi="Cambria Math"/>
+                        <w:sz w:val="30"/>
+                        <w:szCs w:val="30"/>
+                      </w:rPr>
+                      <m:t>0</m:t>
+                    </m:r>
+                  </m:sub>
+                </m:sSub>
+                <m:r>
+                  <m:rPr>
+                    <m:sty m:val="p"/>
+                  </m:rPr>
+                  <w:rPr>
+                    <w:rFonts w:ascii="Cambria Math" w:hAnsi="Cambria Math"/>
+                    <w:sz w:val="30"/>
+                    <w:szCs w:val="30"/>
+                  </w:rPr>
+                  <m:t xml:space="preserve">, </m:t>
+                </m:r>
+                <m:sSub>
+                  <m:sSubPr>
+                    <m:ctrlPr>
+                      <w:rPr>
+                        <w:rFonts w:ascii="Cambria Math" w:hAnsi="Cambria Math"/>
+                        <w:sz w:val="30"/>
+                        <w:szCs w:val="30"/>
+                      </w:rPr>
+                    </m:ctrlPr>
+                  </m:sSubPr>
+                  <m:e>
+                    <m:r>
+                      <m:rPr>
+                        <m:sty m:val="p"/>
+                      </m:rPr>
+                      <w:rPr>
+                        <w:rFonts w:ascii="Cambria Math" w:hAnsi="Cambria Math"/>
+                        <w:sz w:val="30"/>
+                        <w:szCs w:val="30"/>
+                      </w:rPr>
+                      <m:t>y</m:t>
+                    </m:r>
+                  </m:e>
+                  <m:sub>
+                    <m:r>
+                      <w:rPr>
+                        <w:rFonts w:ascii="Cambria Math" w:hAnsi="Cambria Math"/>
+                        <w:sz w:val="30"/>
+                        <w:szCs w:val="30"/>
+                      </w:rPr>
+                      <m:t>3</m:t>
+                    </m:r>
+                  </m:sub>
+                </m:sSub>
+                <m:r>
+                  <m:rPr>
+                    <m:sty m:val="p"/>
+                  </m:rPr>
+                  <w:rPr>
+                    <w:rFonts w:ascii="Cambria Math" w:hAnsi="Cambria Math"/>
+                    <w:sz w:val="30"/>
+                    <w:szCs w:val="30"/>
+                  </w:rPr>
+                  <w:br/>
+                </m:r>
+              </m:oMath>
+            </m:oMathPara>
+          </w:p>
+          <w:p>
+            <w:pPr>
+              <w:rPr>
+                <w:sz w:val="30"/>
+                <w:szCs w:val="30"/>
+              </w:rPr>
+            </w:pPr>
+          </w:p>
+          <w:p>
+            <w:pPr>
+              <w:rPr>
+                <w:sz w:val="30"/>
+                <w:szCs w:val="30"/>
+              </w:rPr>
+            </w:pPr>
+            <m:oMathPara>
+              <m:oMathParaPr>
+                <m:jc m:val="right"/>
+              </m:oMathParaPr>
+              <m:oMath>
+                <m:sSub>
+                  <m:sSubPr>
+                    <m:ctrlPr>
+                      <w:rPr>
+                        <w:rFonts w:ascii="Cambria Math" w:hAnsi="Cambria Math"/>
+                        <w:i/>
+                        <w:sz w:val="30"/>
+                        <w:szCs w:val="30"/>
+                      </w:rPr>
+                    </m:ctrlPr>
+                  </m:sSubPr>
+                  <m:e>
+                    <m:r>
+                      <w:rPr>
+                        <w:rFonts w:ascii="Cambria Math" w:hAnsi="Cambria Math"/>
+                        <w:sz w:val="30"/>
+                        <w:szCs w:val="30"/>
+                      </w:rPr>
+                      <m:t>p</m:t>
+                    </m:r>
+                  </m:e>
+                  <m:sub>
+                    <m:r>
+                      <w:rPr>
+                        <w:rFonts w:ascii="Cambria Math" w:hAnsi="Cambria Math"/>
+                        <w:sz w:val="30"/>
+                        <w:szCs w:val="30"/>
+                      </w:rPr>
+                      <m:t>2</m:t>
+                    </m:r>
+                  </m:sub>
+                </m:sSub>
+              </m:oMath>
+            </m:oMathPara>
+          </w:p>
+        </w:tc>
+        <w:tc>
+          <w:tcPr>
+            <w:tcW w:w="1554" w:type="dxa"/>
+          </w:tcPr>
+          <w:p>
+            <w:pPr>
+              <w:rPr>
+                <w:b/>
+                <w:bCs/>
+                <w:sz w:val="30"/>
+                <w:szCs w:val="30"/>
+              </w:rPr>
+            </w:pPr>
+            <m:oMathPara>
+              <m:oMathParaPr>
+                <m:jc m:val="left"/>
+              </m:oMathParaPr>
+              <m:oMath>
+                <m:sSub>
+                  <m:sSubPr>
+                    <m:ctrlPr>
+                      <w:rPr>
+                        <w:rFonts w:ascii="Cambria Math" w:hAnsi="Cambria Math"/>
+                        <w:b/>
+                        <w:bCs/>
+                        <w:i/>
+                        <w:sz w:val="30"/>
+                        <w:szCs w:val="30"/>
+                      </w:rPr>
+                    </m:ctrlPr>
+                  </m:sSubPr>
+                  <m:e>
+                    <m:r>
+                      <m:rPr>
+                        <m:sty m:val="bi"/>
+                      </m:rPr>
+                      <w:rPr>
+                        <w:rFonts w:ascii="Cambria Math" w:hAnsi="Cambria Math"/>
+                        <w:sz w:val="30"/>
+                        <w:szCs w:val="30"/>
+                      </w:rPr>
+                      <m:t>x</m:t>
+                    </m:r>
+                  </m:e>
+                  <m:sub>
+                    <m:r>
+                      <m:rPr>
+                        <m:sty m:val="bi"/>
+                      </m:rPr>
+                      <w:rPr>
+                        <w:rFonts w:ascii="Cambria Math" w:hAnsi="Cambria Math"/>
+                        <w:sz w:val="30"/>
+                        <w:szCs w:val="30"/>
+                      </w:rPr>
+                      <m:t>1</m:t>
+                    </m:r>
+                  </m:sub>
+                </m:sSub>
+                <m:r>
+                  <m:rPr>
+                    <m:sty m:val="b"/>
+                  </m:rPr>
+                  <w:rPr>
+                    <w:rFonts w:ascii="Cambria Math" w:hAnsi="Cambria Math"/>
+                    <w:sz w:val="30"/>
+                    <w:szCs w:val="30"/>
+                  </w:rPr>
+                  <m:t xml:space="preserve">, </m:t>
+                </m:r>
+                <m:sSub>
+                  <m:sSubPr>
+                    <m:ctrlPr>
+                      <w:rPr>
+                        <w:rFonts w:ascii="Cambria Math" w:hAnsi="Cambria Math"/>
+                        <w:b/>
+                        <w:bCs/>
+                        <w:sz w:val="30"/>
+                        <w:szCs w:val="30"/>
+                      </w:rPr>
+                    </m:ctrlPr>
+                  </m:sSubPr>
+                  <m:e>
+                    <m:r>
+                      <m:rPr>
+                        <m:sty m:val="b"/>
+                      </m:rPr>
+                      <w:rPr>
+                        <w:rFonts w:ascii="Cambria Math" w:hAnsi="Cambria Math"/>
+                        <w:sz w:val="30"/>
+                        <w:szCs w:val="30"/>
+                      </w:rPr>
+                      <m:t>y</m:t>
+                    </m:r>
+                  </m:e>
+                  <m:sub>
+                    <m:r>
+                      <m:rPr>
+                        <m:sty m:val="bi"/>
+                      </m:rPr>
+                      <w:rPr>
+                        <w:rFonts w:ascii="Cambria Math" w:hAnsi="Cambria Math"/>
+                        <w:sz w:val="30"/>
+                        <w:szCs w:val="30"/>
+                      </w:rPr>
+                      <m:t>3</m:t>
+                    </m:r>
+                  </m:sub>
+                </m:sSub>
+                <m:r>
+                  <m:rPr>
+                    <m:sty m:val="b"/>
+                  </m:rPr>
+                  <w:rPr>
+                    <w:rFonts w:ascii="Cambria Math" w:hAnsi="Cambria Math"/>
+                    <w:sz w:val="30"/>
+                    <w:szCs w:val="30"/>
+                  </w:rPr>
+                  <w:br/>
+                </m:r>
+              </m:oMath>
+            </m:oMathPara>
+            <w:r>
+              <w:rPr>
+                <w:b/>
+                <w:bCs/>
+                <w:sz w:val="30"/>
+                <w:szCs w:val="30"/>
+              </w:rPr>
+              <w:t>last of p2</w:t>
+            </w:r>
+          </w:p>
+          <w:p>
+            <w:pPr>
+              <w:rPr>
+                <w:sz w:val="30"/>
+                <w:szCs w:val="30"/>
+              </w:rPr>
+            </w:pPr>
+          </w:p>
+          <w:p>
+            <w:pPr>
+              <w:rPr>
+                <w:sz w:val="30"/>
+                <w:szCs w:val="30"/>
+              </w:rPr>
+            </w:pPr>
+            <m:oMathPara>
+              <m:oMathParaPr>
+                <m:jc m:val="right"/>
+              </m:oMathParaPr>
+              <m:oMath>
+                <m:sSub>
+                  <m:sSubPr>
+                    <m:ctrlPr>
+                      <w:rPr>
+                        <w:rFonts w:ascii="Cambria Math" w:hAnsi="Cambria Math"/>
+                        <w:i/>
+                        <w:sz w:val="30"/>
+                        <w:szCs w:val="30"/>
+                      </w:rPr>
+                    </m:ctrlPr>
+                  </m:sSubPr>
+                  <m:e>
+                    <m:r>
+                      <w:rPr>
+                        <w:rFonts w:ascii="Cambria Math" w:hAnsi="Cambria Math"/>
+                        <w:sz w:val="30"/>
+                        <w:szCs w:val="30"/>
+                      </w:rPr>
+                      <m:t>p</m:t>
+                    </m:r>
+                  </m:e>
+                  <m:sub>
+                    <m:r>
+                      <w:rPr>
+                        <w:rFonts w:ascii="Cambria Math" w:hAnsi="Cambria Math"/>
+                        <w:sz w:val="30"/>
+                        <w:szCs w:val="30"/>
+                      </w:rPr>
+                      <m:t>2</m:t>
+                    </m:r>
+                  </m:sub>
+                </m:sSub>
+              </m:oMath>
+            </m:oMathPara>
+          </w:p>
+        </w:tc>
+        <w:tc>
+          <w:tcPr>
+            <w:tcW w:w="1554" w:type="dxa"/>
+          </w:tcPr>
+          <w:p>
+            <w:pPr>
+              <w:rPr>
+                <w:sz w:val="30"/>
+                <w:szCs w:val="30"/>
+              </w:rPr>
+            </w:pPr>
+            <m:oMathPara>
+              <m:oMathParaPr>
+                <m:jc m:val="left"/>
+              </m:oMathParaPr>
+              <m:oMath>
+                <m:sSub>
+                  <m:sSubPr>
+                    <m:ctrlPr>
+                      <w:rPr>
+                        <w:rFonts w:ascii="Cambria Math" w:hAnsi="Cambria Math"/>
+                        <w:i/>
+                        <w:sz w:val="30"/>
+                        <w:szCs w:val="30"/>
+                      </w:rPr>
+                    </m:ctrlPr>
+                  </m:sSubPr>
+                  <m:e>
+                    <m:r>
+                      <w:rPr>
+                        <w:rFonts w:ascii="Cambria Math" w:hAnsi="Cambria Math"/>
+                        <w:sz w:val="30"/>
+                        <w:szCs w:val="30"/>
+                      </w:rPr>
+                      <m:t>x</m:t>
+                    </m:r>
+                  </m:e>
+                  <m:sub>
+                    <m:r>
+                      <w:rPr>
+                        <w:rFonts w:ascii="Cambria Math" w:hAnsi="Cambria Math"/>
+                        <w:sz w:val="30"/>
+                        <w:szCs w:val="30"/>
+                      </w:rPr>
+                      <m:t>2</m:t>
+                    </m:r>
+                  </m:sub>
+                </m:sSub>
+                <m:r>
+                  <m:rPr>
+                    <m:sty m:val="p"/>
+                  </m:rPr>
+                  <w:rPr>
+                    <w:rFonts w:ascii="Cambria Math" w:hAnsi="Cambria Math"/>
+                    <w:sz w:val="30"/>
+                    <w:szCs w:val="30"/>
+                  </w:rPr>
+                  <m:t xml:space="preserve">, </m:t>
+                </m:r>
+                <m:sSub>
+                  <m:sSubPr>
+                    <m:ctrlPr>
+                      <w:rPr>
+                        <w:rFonts w:ascii="Cambria Math" w:hAnsi="Cambria Math"/>
+                        <w:sz w:val="30"/>
+                        <w:szCs w:val="30"/>
+                      </w:rPr>
+                    </m:ctrlPr>
+                  </m:sSubPr>
+                  <m:e>
+                    <m:r>
+                      <m:rPr>
+                        <m:sty m:val="p"/>
+                      </m:rPr>
+                      <w:rPr>
+                        <w:rFonts w:ascii="Cambria Math" w:hAnsi="Cambria Math"/>
+                        <w:sz w:val="30"/>
+                        <w:szCs w:val="30"/>
+                      </w:rPr>
+                      <m:t>y</m:t>
+                    </m:r>
+                  </m:e>
+                  <m:sub>
+                    <m:r>
+                      <w:rPr>
+                        <w:rFonts w:ascii="Cambria Math" w:hAnsi="Cambria Math"/>
+                        <w:sz w:val="30"/>
+                        <w:szCs w:val="30"/>
+                      </w:rPr>
+                      <m:t>3</m:t>
+                    </m:r>
+                  </m:sub>
+                </m:sSub>
+                <m:r>
+                  <m:rPr>
+                    <m:sty m:val="p"/>
+                  </m:rPr>
+                  <w:rPr>
+                    <w:rFonts w:ascii="Cambria Math" w:hAnsi="Cambria Math"/>
+                    <w:sz w:val="30"/>
+                    <w:szCs w:val="30"/>
+                  </w:rPr>
+                  <w:br/>
+                </m:r>
+              </m:oMath>
+            </m:oMathPara>
+          </w:p>
+          <w:p>
+            <w:pPr>
+              <w:rPr>
+                <w:sz w:val="30"/>
+                <w:szCs w:val="30"/>
+              </w:rPr>
+            </w:pPr>
+          </w:p>
+          <w:p>
+            <w:pPr>
+              <w:rPr>
+                <w:sz w:val="30"/>
+                <w:szCs w:val="30"/>
+              </w:rPr>
+            </w:pPr>
+            <m:oMathPara>
+              <m:oMathParaPr>
+                <m:jc m:val="right"/>
+              </m:oMathParaPr>
+              <m:oMath>
+                <m:sSub>
+                  <m:sSubPr>
+                    <m:ctrlPr>
+                      <w:rPr>
+                        <w:rFonts w:ascii="Cambria Math" w:hAnsi="Cambria Math"/>
+                        <w:i/>
+                        <w:sz w:val="30"/>
+                        <w:szCs w:val="30"/>
+                      </w:rPr>
+                    </m:ctrlPr>
+                  </m:sSubPr>
+                  <m:e>
+                    <m:r>
+                      <w:rPr>
+                        <w:rFonts w:ascii="Cambria Math" w:hAnsi="Cambria Math"/>
+                        <w:sz w:val="30"/>
+                        <w:szCs w:val="30"/>
+                      </w:rPr>
+                      <m:t>p</m:t>
+                    </m:r>
+                  </m:e>
+                  <m:sub>
+                    <m:r>
+                      <w:rPr>
+                        <w:rFonts w:ascii="Cambria Math" w:hAnsi="Cambria Math"/>
+                        <w:sz w:val="30"/>
+                        <w:szCs w:val="30"/>
+                      </w:rPr>
+                      <m:t>3</m:t>
+                    </m:r>
+                  </m:sub>
+                </m:sSub>
+              </m:oMath>
+            </m:oMathPara>
+          </w:p>
+        </w:tc>
+        <w:tc>
+          <w:tcPr>
+            <w:tcW w:w="1554" w:type="dxa"/>
+          </w:tcPr>
+          <w:p>
+            <w:pPr>
+              <w:rPr>
+                <w:b/>
+                <w:bCs/>
+                <w:sz w:val="30"/>
+                <w:szCs w:val="30"/>
+              </w:rPr>
+            </w:pPr>
+            <m:oMathPara>
+              <m:oMathParaPr>
+                <m:jc m:val="left"/>
+              </m:oMathParaPr>
+              <m:oMath>
+                <m:sSub>
+                  <m:sSubPr>
+                    <m:ctrlPr>
+                      <w:rPr>
+                        <w:rFonts w:ascii="Cambria Math" w:hAnsi="Cambria Math"/>
+                        <w:b/>
+                        <w:bCs/>
+                        <w:i/>
+                        <w:sz w:val="30"/>
+                        <w:szCs w:val="30"/>
+                      </w:rPr>
+                    </m:ctrlPr>
+                  </m:sSubPr>
+                  <m:e>
+                    <m:r>
+                      <m:rPr>
+                        <m:sty m:val="bi"/>
+                      </m:rPr>
+                      <w:rPr>
+                        <w:rFonts w:ascii="Cambria Math" w:hAnsi="Cambria Math"/>
+                        <w:sz w:val="30"/>
+                        <w:szCs w:val="30"/>
+                      </w:rPr>
+                      <m:t>x</m:t>
+                    </m:r>
+                  </m:e>
+                  <m:sub>
+                    <m:r>
+                      <m:rPr>
+                        <m:sty m:val="bi"/>
+                      </m:rPr>
+                      <w:rPr>
+                        <w:rFonts w:ascii="Cambria Math" w:hAnsi="Cambria Math"/>
+                        <w:sz w:val="30"/>
+                        <w:szCs w:val="30"/>
+                      </w:rPr>
+                      <m:t>3</m:t>
+                    </m:r>
+                  </m:sub>
+                </m:sSub>
+                <m:r>
+                  <m:rPr>
+                    <m:sty m:val="b"/>
+                  </m:rPr>
+                  <w:rPr>
+                    <w:rFonts w:ascii="Cambria Math" w:hAnsi="Cambria Math"/>
+                    <w:sz w:val="30"/>
+                    <w:szCs w:val="30"/>
+                  </w:rPr>
+                  <m:t xml:space="preserve">, </m:t>
+                </m:r>
+                <m:sSub>
+                  <m:sSubPr>
+                    <m:ctrlPr>
+                      <w:rPr>
+                        <w:rFonts w:ascii="Cambria Math" w:hAnsi="Cambria Math"/>
+                        <w:b/>
+                        <w:bCs/>
+                        <w:sz w:val="30"/>
+                        <w:szCs w:val="30"/>
+                      </w:rPr>
+                    </m:ctrlPr>
+                  </m:sSubPr>
+                  <m:e>
+                    <m:r>
+                      <m:rPr>
+                        <m:sty m:val="b"/>
+                      </m:rPr>
+                      <w:rPr>
+                        <w:rFonts w:ascii="Cambria Math" w:hAnsi="Cambria Math"/>
+                        <w:sz w:val="30"/>
+                        <w:szCs w:val="30"/>
+                      </w:rPr>
+                      <m:t>y</m:t>
+                    </m:r>
+                  </m:e>
+                  <m:sub>
+                    <m:r>
+                      <m:rPr>
+                        <m:sty m:val="bi"/>
+                      </m:rPr>
+                      <w:rPr>
+                        <w:rFonts w:ascii="Cambria Math" w:hAnsi="Cambria Math"/>
+                        <w:sz w:val="30"/>
+                        <w:szCs w:val="30"/>
+                      </w:rPr>
+                      <m:t>3</m:t>
+                    </m:r>
+                  </m:sub>
+                </m:sSub>
+                <m:r>
+                  <m:rPr>
+                    <m:sty m:val="b"/>
+                  </m:rPr>
+                  <w:rPr>
+                    <w:rFonts w:ascii="Cambria Math" w:hAnsi="Cambria Math"/>
+                    <w:sz w:val="30"/>
+                    <w:szCs w:val="30"/>
+                  </w:rPr>
+                  <w:br/>
+                </m:r>
+              </m:oMath>
+            </m:oMathPara>
+            <w:r>
+              <w:rPr>
+                <w:b/>
+                <w:bCs/>
+                <w:sz w:val="30"/>
+                <w:szCs w:val="30"/>
+              </w:rPr>
+              <w:t>last of p3</w:t>
+            </w:r>
+          </w:p>
+          <w:p>
+            <w:pPr>
+              <w:rPr>
+                <w:sz w:val="30"/>
+                <w:szCs w:val="30"/>
+              </w:rPr>
+            </w:pPr>
+          </w:p>
+          <w:p>
+            <w:pPr>
+              <w:rPr>
+                <w:sz w:val="30"/>
+                <w:szCs w:val="30"/>
+              </w:rPr>
+            </w:pPr>
+            <m:oMathPara>
+              <m:oMathParaPr>
+                <m:jc m:val="right"/>
+              </m:oMathParaPr>
+              <m:oMath>
+                <m:sSub>
+                  <m:sSubPr>
+                    <m:ctrlPr>
+                      <w:rPr>
+                        <w:rFonts w:ascii="Cambria Math" w:hAnsi="Cambria Math"/>
+                        <w:i/>
+                        <w:sz w:val="30"/>
+                        <w:szCs w:val="30"/>
+                      </w:rPr>
+                    </m:ctrlPr>
+                  </m:sSubPr>
+                  <m:e>
+                    <m:r>
+                      <w:rPr>
+                        <w:rFonts w:ascii="Cambria Math" w:hAnsi="Cambria Math"/>
+                        <w:sz w:val="30"/>
+                        <w:szCs w:val="30"/>
+                      </w:rPr>
+                      <m:t>p</m:t>
+                    </m:r>
+                  </m:e>
+                  <m:sub>
+                    <m:r>
+                      <w:rPr>
+                        <w:rFonts w:ascii="Cambria Math" w:hAnsi="Cambria Math"/>
+                        <w:sz w:val="30"/>
+                        <w:szCs w:val="30"/>
+                      </w:rPr>
+                      <m:t>3</m:t>
+                    </m:r>
+                  </m:sub>
+                </m:sSub>
+              </m:oMath>
+            </m:oMathPara>
+          </w:p>
+        </w:tc>
+        <w:tc>
+          <w:tcPr>
+            <w:tcW w:w="1554" w:type="dxa"/>
+          </w:tcPr>
+          <w:p>
+            <w:pPr>
+              <w:rPr>
+                <w:sz w:val="30"/>
+                <w:szCs w:val="30"/>
+              </w:rPr>
+            </w:pPr>
+            <m:oMathPara>
+              <m:oMathParaPr>
+                <m:jc m:val="left"/>
+              </m:oMathParaPr>
+              <m:oMath>
+                <m:sSub>
+                  <m:sSubPr>
+                    <m:ctrlPr>
+                      <w:rPr>
+                        <w:rFonts w:ascii="Cambria Math" w:hAnsi="Cambria Math"/>
+                        <w:i/>
+                        <w:sz w:val="30"/>
+                        <w:szCs w:val="30"/>
+                      </w:rPr>
+                    </m:ctrlPr>
+                  </m:sSubPr>
+                  <m:e>
+                    <m:r>
+                      <w:rPr>
+                        <w:rFonts w:ascii="Cambria Math" w:hAnsi="Cambria Math"/>
+                        <w:sz w:val="30"/>
+                        <w:szCs w:val="30"/>
+                      </w:rPr>
+                      <m:t>x</m:t>
+                    </m:r>
+                  </m:e>
+                  <m:sub>
+                    <m:r>
+                      <w:rPr>
+                        <w:rFonts w:ascii="Cambria Math" w:hAnsi="Cambria Math"/>
+                        <w:sz w:val="30"/>
+                        <w:szCs w:val="30"/>
+                      </w:rPr>
+                      <m:t>4</m:t>
+                    </m:r>
+                  </m:sub>
+                </m:sSub>
+                <m:r>
+                  <m:rPr>
+                    <m:sty m:val="p"/>
+                  </m:rPr>
+                  <w:rPr>
+                    <w:rFonts w:ascii="Cambria Math" w:hAnsi="Cambria Math"/>
+                    <w:sz w:val="30"/>
+                    <w:szCs w:val="30"/>
+                  </w:rPr>
+                  <m:t xml:space="preserve">, </m:t>
+                </m:r>
+                <m:sSub>
+                  <m:sSubPr>
+                    <m:ctrlPr>
+                      <w:rPr>
+                        <w:rFonts w:ascii="Cambria Math" w:hAnsi="Cambria Math"/>
+                        <w:sz w:val="30"/>
+                        <w:szCs w:val="30"/>
+                      </w:rPr>
+                    </m:ctrlPr>
+                  </m:sSubPr>
+                  <m:e>
+                    <m:r>
+                      <m:rPr>
+                        <m:sty m:val="p"/>
+                      </m:rPr>
+                      <w:rPr>
+                        <w:rFonts w:ascii="Cambria Math" w:hAnsi="Cambria Math"/>
+                        <w:sz w:val="30"/>
+                        <w:szCs w:val="30"/>
+                      </w:rPr>
+                      <m:t>y</m:t>
+                    </m:r>
+                  </m:e>
+                  <m:sub>
+                    <m:r>
+                      <w:rPr>
+                        <w:rFonts w:ascii="Cambria Math" w:hAnsi="Cambria Math"/>
+                        <w:sz w:val="30"/>
+                        <w:szCs w:val="30"/>
+                      </w:rPr>
+                      <m:t>3</m:t>
+                    </m:r>
+                  </m:sub>
+                </m:sSub>
+                <m:r>
+                  <m:rPr>
+                    <m:sty m:val="p"/>
+                  </m:rPr>
+                  <w:rPr>
+                    <w:rFonts w:ascii="Cambria Math" w:hAnsi="Cambria Math"/>
+                    <w:sz w:val="30"/>
+                    <w:szCs w:val="30"/>
+                  </w:rPr>
+                  <w:br/>
+                </m:r>
+              </m:oMath>
+            </m:oMathPara>
+          </w:p>
+          <w:p>
+            <w:pPr>
+              <w:rPr>
+                <w:sz w:val="30"/>
+                <w:szCs w:val="30"/>
+              </w:rPr>
+            </w:pPr>
+          </w:p>
+          <w:p>
+            <w:pPr>
+              <w:rPr>
+                <w:rFonts w:ascii="Aptos" w:eastAsia="DengXian" w:hAnsi="Aptos" w:cs="Times New Roman"/>
+                <w:sz w:val="30"/>
+                <w:szCs w:val="30"/>
+              </w:rPr>
+            </w:pPr>
+          </w:p>
+        </w:tc>
+      </w:tr>
+      <w:tr>
+        <w:trPr>
+          <w:trHeight w:val="552"/>
+        </w:trPr>
+        <w:tc>
+          <w:tcPr>
+            <w:tcW w:w="1554" w:type="dxa"/>
+          </w:tcPr>
+          <w:p>
+            <w:pPr>
+              <w:rPr>
+                <w:sz w:val="30"/>
+                <w:szCs w:val="30"/>
+              </w:rPr>
+            </w:pPr>
+            <m:oMathPara>
+              <m:oMathParaPr>
+                <m:jc m:val="left"/>
+              </m:oMathParaPr>
+              <m:oMath>
+                <m:sSub>
+                  <m:sSubPr>
+                    <m:ctrlPr>
+                      <w:rPr>
+                        <w:rFonts w:ascii="Cambria Math" w:hAnsi="Cambria Math"/>
+                        <w:i/>
+                        <w:sz w:val="30"/>
+                        <w:szCs w:val="30"/>
+                      </w:rPr>
+                    </m:ctrlPr>
+                  </m:sSubPr>
+                  <m:e>
+                    <m:r>
+                      <w:rPr>
+                        <w:rFonts w:ascii="Cambria Math" w:hAnsi="Cambria Math"/>
+                        <w:sz w:val="30"/>
+                        <w:szCs w:val="30"/>
+                      </w:rPr>
+                      <m:t>x</m:t>
+                    </m:r>
+                  </m:e>
+                  <m:sub>
+                    <m:r>
+                      <w:rPr>
+                        <w:rFonts w:ascii="Cambria Math" w:hAnsi="Cambria Math"/>
+                        <w:sz w:val="30"/>
+                        <w:szCs w:val="30"/>
+                      </w:rPr>
+                      <m:t>0</m:t>
+                    </m:r>
+                  </m:sub>
+                </m:sSub>
+                <m:r>
+                  <m:rPr>
+                    <m:sty m:val="p"/>
+                  </m:rPr>
+                  <w:rPr>
+                    <w:rFonts w:ascii="Cambria Math" w:hAnsi="Cambria Math"/>
+                    <w:sz w:val="30"/>
+                    <w:szCs w:val="30"/>
+                  </w:rPr>
+                  <m:t xml:space="preserve">, </m:t>
+                </m:r>
+                <m:sSub>
+                  <m:sSubPr>
+                    <m:ctrlPr>
+                      <w:rPr>
+                        <w:rFonts w:ascii="Cambria Math" w:hAnsi="Cambria Math"/>
+                        <w:sz w:val="30"/>
+                        <w:szCs w:val="30"/>
+                      </w:rPr>
+                    </m:ctrlPr>
+                  </m:sSubPr>
+                  <m:e>
+                    <m:r>
+                      <m:rPr>
+                        <m:sty m:val="p"/>
+                      </m:rPr>
+                      <w:rPr>
+                        <w:rFonts w:ascii="Cambria Math" w:hAnsi="Cambria Math"/>
+                        <w:sz w:val="30"/>
+                        <w:szCs w:val="30"/>
+                      </w:rPr>
+                      <m:t>y</m:t>
+                    </m:r>
+                  </m:e>
+                  <m:sub>
+                    <m:r>
+                      <w:rPr>
+                        <w:rFonts w:ascii="Cambria Math" w:hAnsi="Cambria Math"/>
+                        <w:sz w:val="30"/>
+                        <w:szCs w:val="30"/>
+                      </w:rPr>
+                      <m:t>4</m:t>
+                    </m:r>
+                  </m:sub>
+                </m:sSub>
+                <m:r>
+                  <m:rPr>
+                    <m:sty m:val="p"/>
+                  </m:rPr>
+                  <w:rPr>
+                    <w:rFonts w:ascii="Cambria Math" w:hAnsi="Cambria Math"/>
+                    <w:sz w:val="30"/>
+                    <w:szCs w:val="30"/>
+                  </w:rPr>
+                  <w:br/>
+                </m:r>
+              </m:oMath>
+            </m:oMathPara>
+          </w:p>
+          <w:p>
+            <w:pPr>
+              <w:rPr>
+                <w:sz w:val="30"/>
+                <w:szCs w:val="30"/>
+              </w:rPr>
+            </w:pPr>
+          </w:p>
+          <w:p>
+            <w:pPr>
+              <w:rPr>
+                <w:rFonts w:ascii="Aptos" w:eastAsia="DengXian" w:hAnsi="Aptos" w:cs="Times New Roman"/>
+                <w:sz w:val="30"/>
+                <w:szCs w:val="30"/>
+              </w:rPr>
+            </w:pPr>
+          </w:p>
+        </w:tc>
+        <w:tc>
+          <w:tcPr>
+            <w:tcW w:w="1554" w:type="dxa"/>
+          </w:tcPr>
+          <w:p>
+            <w:pPr>
+              <w:rPr>
+                <w:sz w:val="30"/>
+                <w:szCs w:val="30"/>
+              </w:rPr>
+            </w:pPr>
+            <m:oMathPara>
+              <m:oMathParaPr>
+                <m:jc m:val="left"/>
+              </m:oMathParaPr>
+              <m:oMath>
+                <m:sSub>
+                  <m:sSubPr>
+                    <m:ctrlPr>
+                      <w:rPr>
+                        <w:rFonts w:ascii="Cambria Math" w:hAnsi="Cambria Math"/>
+                        <w:i/>
+                        <w:sz w:val="30"/>
+                        <w:szCs w:val="30"/>
+                      </w:rPr>
+                    </m:ctrlPr>
+                  </m:sSubPr>
+                  <m:e>
+                    <m:r>
+                      <w:rPr>
+                        <w:rFonts w:ascii="Cambria Math" w:hAnsi="Cambria Math"/>
+                        <w:sz w:val="30"/>
+                        <w:szCs w:val="30"/>
+                      </w:rPr>
+                      <m:t>x</m:t>
+                    </m:r>
+                  </m:e>
+                  <m:sub>
+                    <m:r>
+                      <w:rPr>
+                        <w:rFonts w:ascii="Cambria Math" w:hAnsi="Cambria Math"/>
+                        <w:sz w:val="30"/>
+                        <w:szCs w:val="30"/>
+                      </w:rPr>
+                      <m:t>1</m:t>
+                    </m:r>
+                  </m:sub>
+                </m:sSub>
+                <m:r>
+                  <m:rPr>
+                    <m:sty m:val="p"/>
+                  </m:rPr>
+                  <w:rPr>
+                    <w:rFonts w:ascii="Cambria Math" w:hAnsi="Cambria Math"/>
+                    <w:sz w:val="30"/>
+                    <w:szCs w:val="30"/>
+                  </w:rPr>
+                  <m:t xml:space="preserve">, </m:t>
+                </m:r>
+                <m:sSub>
+                  <m:sSubPr>
+                    <m:ctrlPr>
+                      <w:rPr>
+                        <w:rFonts w:ascii="Cambria Math" w:hAnsi="Cambria Math"/>
+                        <w:sz w:val="30"/>
+                        <w:szCs w:val="30"/>
+                      </w:rPr>
+                    </m:ctrlPr>
+                  </m:sSubPr>
+                  <m:e>
+                    <m:r>
+                      <m:rPr>
+                        <m:sty m:val="p"/>
+                      </m:rPr>
+                      <w:rPr>
+                        <w:rFonts w:ascii="Cambria Math" w:hAnsi="Cambria Math"/>
+                        <w:sz w:val="30"/>
+                        <w:szCs w:val="30"/>
+                      </w:rPr>
+                      <m:t>y</m:t>
+                    </m:r>
+                  </m:e>
+                  <m:sub>
+                    <m:r>
+                      <w:rPr>
+                        <w:rFonts w:ascii="Cambria Math" w:hAnsi="Cambria Math"/>
+                        <w:sz w:val="30"/>
+                        <w:szCs w:val="30"/>
+                      </w:rPr>
+                      <m:t>4</m:t>
+                    </m:r>
+                  </m:sub>
+                </m:sSub>
+                <m:r>
+                  <m:rPr>
+                    <m:sty m:val="p"/>
+                  </m:rPr>
+                  <w:rPr>
+                    <w:rFonts w:ascii="Cambria Math" w:hAnsi="Cambria Math"/>
+                    <w:sz w:val="30"/>
+                    <w:szCs w:val="30"/>
+                  </w:rPr>
+                  <w:br/>
+                </m:r>
+              </m:oMath>
+            </m:oMathPara>
+          </w:p>
+          <w:p>
+            <w:pPr>
+              <w:rPr>
+                <w:sz w:val="30"/>
+                <w:szCs w:val="30"/>
+              </w:rPr>
+            </w:pPr>
+          </w:p>
+          <w:p>
+            <w:pPr>
+              <w:rPr>
+                <w:rFonts w:ascii="Aptos" w:eastAsia="DengXian" w:hAnsi="Aptos" w:cs="Times New Roman"/>
+                <w:sz w:val="30"/>
+                <w:szCs w:val="30"/>
+              </w:rPr>
+            </w:pPr>
+          </w:p>
+        </w:tc>
+        <w:tc>
+          <w:tcPr>
+            <w:tcW w:w="1554" w:type="dxa"/>
+          </w:tcPr>
+          <w:p>
+            <w:pPr>
+              <w:rPr>
+                <w:sz w:val="30"/>
+                <w:szCs w:val="30"/>
+              </w:rPr>
+            </w:pPr>
+            <m:oMathPara>
+              <m:oMathParaPr>
+                <m:jc m:val="left"/>
+              </m:oMathParaPr>
+              <m:oMath>
+                <m:sSub>
+                  <m:sSubPr>
+                    <m:ctrlPr>
+                      <w:rPr>
+                        <w:rFonts w:ascii="Cambria Math" w:hAnsi="Cambria Math"/>
+                        <w:i/>
+                        <w:sz w:val="30"/>
+                        <w:szCs w:val="30"/>
+                      </w:rPr>
+                    </m:ctrlPr>
+                  </m:sSubPr>
+                  <m:e>
+                    <m:r>
+                      <w:rPr>
+                        <w:rFonts w:ascii="Cambria Math" w:hAnsi="Cambria Math"/>
+                        <w:sz w:val="30"/>
+                        <w:szCs w:val="30"/>
+                      </w:rPr>
+                      <m:t>x</m:t>
+                    </m:r>
+                  </m:e>
+                  <m:sub>
+                    <m:r>
+                      <w:rPr>
+                        <w:rFonts w:ascii="Cambria Math" w:hAnsi="Cambria Math"/>
+                        <w:sz w:val="30"/>
+                        <w:szCs w:val="30"/>
+                      </w:rPr>
+                      <m:t>2</m:t>
+                    </m:r>
+                  </m:sub>
+                </m:sSub>
+                <m:r>
+                  <m:rPr>
+                    <m:sty m:val="p"/>
+                  </m:rPr>
+                  <w:rPr>
+                    <w:rFonts w:ascii="Cambria Math" w:hAnsi="Cambria Math"/>
+                    <w:sz w:val="30"/>
+                    <w:szCs w:val="30"/>
+                  </w:rPr>
+                  <m:t xml:space="preserve">, </m:t>
+                </m:r>
+                <m:sSub>
+                  <m:sSubPr>
+                    <m:ctrlPr>
+                      <w:rPr>
+                        <w:rFonts w:ascii="Cambria Math" w:hAnsi="Cambria Math"/>
+                        <w:sz w:val="30"/>
+                        <w:szCs w:val="30"/>
+                      </w:rPr>
+                    </m:ctrlPr>
+                  </m:sSubPr>
+                  <m:e>
+                    <m:r>
+                      <m:rPr>
+                        <m:sty m:val="p"/>
+                      </m:rPr>
+                      <w:rPr>
+                        <w:rFonts w:ascii="Cambria Math" w:hAnsi="Cambria Math"/>
+                        <w:sz w:val="30"/>
+                        <w:szCs w:val="30"/>
+                      </w:rPr>
+                      <m:t>y</m:t>
+                    </m:r>
+                  </m:e>
+                  <m:sub>
+                    <m:r>
+                      <w:rPr>
+                        <w:rFonts w:ascii="Cambria Math" w:hAnsi="Cambria Math"/>
+                        <w:sz w:val="30"/>
+                        <w:szCs w:val="30"/>
+                      </w:rPr>
+                      <m:t>4</m:t>
+                    </m:r>
+                  </m:sub>
+                </m:sSub>
+                <m:r>
+                  <m:rPr>
+                    <m:sty m:val="p"/>
+                  </m:rPr>
+                  <w:rPr>
+                    <w:rFonts w:ascii="Cambria Math" w:hAnsi="Cambria Math"/>
+                    <w:sz w:val="30"/>
+                    <w:szCs w:val="30"/>
+                  </w:rPr>
+                  <w:br/>
+                </m:r>
+              </m:oMath>
+            </m:oMathPara>
+          </w:p>
+          <w:p>
+            <w:pPr>
+              <w:rPr>
+                <w:sz w:val="30"/>
+                <w:szCs w:val="30"/>
+              </w:rPr>
+            </w:pPr>
+          </w:p>
+          <w:p>
+            <w:pPr>
+              <w:rPr>
+                <w:rFonts w:ascii="Aptos" w:eastAsia="DengXian" w:hAnsi="Aptos" w:cs="Times New Roman"/>
+                <w:sz w:val="30"/>
+                <w:szCs w:val="30"/>
+              </w:rPr>
+            </w:pPr>
+          </w:p>
+        </w:tc>
+        <w:tc>
+          <w:tcPr>
+            <w:tcW w:w="1554" w:type="dxa"/>
+          </w:tcPr>
+          <w:p>
+            <w:pPr>
+              <w:rPr>
+                <w:sz w:val="30"/>
+                <w:szCs w:val="30"/>
+              </w:rPr>
+            </w:pPr>
+            <m:oMathPara>
+              <m:oMathParaPr>
+                <m:jc m:val="left"/>
+              </m:oMathParaPr>
+              <m:oMath>
+                <m:sSub>
+                  <m:sSubPr>
+                    <m:ctrlPr>
+                      <w:rPr>
+                        <w:rFonts w:ascii="Cambria Math" w:hAnsi="Cambria Math"/>
+                        <w:i/>
+                        <w:sz w:val="30"/>
+                        <w:szCs w:val="30"/>
+                      </w:rPr>
+                    </m:ctrlPr>
+                  </m:sSubPr>
+                  <m:e>
+                    <m:r>
+                      <w:rPr>
+                        <w:rFonts w:ascii="Cambria Math" w:hAnsi="Cambria Math"/>
+                        <w:sz w:val="30"/>
+                        <w:szCs w:val="30"/>
+                      </w:rPr>
+                      <m:t>x</m:t>
+                    </m:r>
+                  </m:e>
+                  <m:sub>
+                    <m:r>
+                      <w:rPr>
+                        <w:rFonts w:ascii="Cambria Math" w:hAnsi="Cambria Math"/>
+                        <w:sz w:val="30"/>
+                        <w:szCs w:val="30"/>
+                      </w:rPr>
+                      <m:t>3</m:t>
+                    </m:r>
+                  </m:sub>
+                </m:sSub>
+                <m:r>
+                  <m:rPr>
+                    <m:sty m:val="p"/>
+                  </m:rPr>
+                  <w:rPr>
+                    <w:rFonts w:ascii="Cambria Math" w:hAnsi="Cambria Math"/>
+                    <w:sz w:val="30"/>
+                    <w:szCs w:val="30"/>
+                  </w:rPr>
+                  <m:t xml:space="preserve">, </m:t>
+                </m:r>
+                <m:sSub>
+                  <m:sSubPr>
+                    <m:ctrlPr>
+                      <w:rPr>
+                        <w:rFonts w:ascii="Cambria Math" w:hAnsi="Cambria Math"/>
+                        <w:sz w:val="30"/>
+                        <w:szCs w:val="30"/>
+                      </w:rPr>
+                    </m:ctrlPr>
+                  </m:sSubPr>
+                  <m:e>
+                    <m:r>
+                      <m:rPr>
+                        <m:sty m:val="p"/>
+                      </m:rPr>
+                      <w:rPr>
+                        <w:rFonts w:ascii="Cambria Math" w:hAnsi="Cambria Math"/>
+                        <w:sz w:val="30"/>
+                        <w:szCs w:val="30"/>
+                      </w:rPr>
+                      <m:t>y</m:t>
+                    </m:r>
+                  </m:e>
+                  <m:sub>
+                    <m:r>
+                      <w:rPr>
+                        <w:rFonts w:ascii="Cambria Math" w:hAnsi="Cambria Math"/>
+                        <w:sz w:val="30"/>
+                        <w:szCs w:val="30"/>
+                      </w:rPr>
+                      <m:t>4</m:t>
+                    </m:r>
+                  </m:sub>
+                </m:sSub>
+                <m:r>
+                  <m:rPr>
+                    <m:sty m:val="p"/>
+                  </m:rPr>
+                  <w:rPr>
+                    <w:rFonts w:ascii="Cambria Math" w:hAnsi="Cambria Math"/>
+                    <w:sz w:val="30"/>
+                    <w:szCs w:val="30"/>
+                  </w:rPr>
+                  <w:br/>
+                </m:r>
+              </m:oMath>
+            </m:oMathPara>
+          </w:p>
+          <w:p>
+            <w:pPr>
+              <w:rPr>
+                <w:sz w:val="30"/>
+                <w:szCs w:val="30"/>
+              </w:rPr>
+            </w:pPr>
+          </w:p>
+          <w:p>
+            <w:pPr>
+              <w:rPr>
+                <w:rFonts w:ascii="Aptos" w:eastAsia="DengXian" w:hAnsi="Aptos" w:cs="Times New Roman"/>
+                <w:sz w:val="30"/>
+                <w:szCs w:val="30"/>
+              </w:rPr>
+            </w:pPr>
+          </w:p>
+        </w:tc>
+        <w:tc>
+          <w:tcPr>
+            <w:tcW w:w="1554" w:type="dxa"/>
+          </w:tcPr>
+          <w:p>
+            <w:pPr>
+              <w:rPr>
+                <w:sz w:val="30"/>
+                <w:szCs w:val="30"/>
+              </w:rPr>
+            </w:pPr>
+            <m:oMathPara>
+              <m:oMathParaPr>
+                <m:jc m:val="left"/>
+              </m:oMathParaPr>
+              <m:oMath>
+                <m:sSub>
+                  <m:sSubPr>
+                    <m:ctrlPr>
+                      <w:rPr>
+                        <w:rFonts w:ascii="Cambria Math" w:hAnsi="Cambria Math"/>
+                        <w:i/>
+                        <w:sz w:val="30"/>
+                        <w:szCs w:val="30"/>
+                      </w:rPr>
+                    </m:ctrlPr>
+                  </m:sSubPr>
+                  <m:e>
+                    <m:r>
+                      <w:rPr>
+                        <w:rFonts w:ascii="Cambria Math" w:hAnsi="Cambria Math"/>
+                        <w:sz w:val="30"/>
+                        <w:szCs w:val="30"/>
+                      </w:rPr>
+                      <m:t>x</m:t>
+                    </m:r>
+                  </m:e>
+                  <m:sub>
+                    <m:r>
+                      <w:rPr>
+                        <w:rFonts w:ascii="Cambria Math" w:hAnsi="Cambria Math"/>
+                        <w:sz w:val="30"/>
+                        <w:szCs w:val="30"/>
+                      </w:rPr>
+                      <m:t>4</m:t>
+                    </m:r>
+                  </m:sub>
+                </m:sSub>
+                <m:r>
+                  <m:rPr>
+                    <m:sty m:val="p"/>
+                  </m:rPr>
+                  <w:rPr>
+                    <w:rFonts w:ascii="Cambria Math" w:hAnsi="Cambria Math"/>
+                    <w:sz w:val="30"/>
+                    <w:szCs w:val="30"/>
+                  </w:rPr>
+                  <m:t xml:space="preserve">, </m:t>
+                </m:r>
+                <m:sSub>
+                  <m:sSubPr>
+                    <m:ctrlPr>
+                      <w:rPr>
+                        <w:rFonts w:ascii="Cambria Math" w:hAnsi="Cambria Math"/>
+                        <w:sz w:val="30"/>
+                        <w:szCs w:val="30"/>
+                      </w:rPr>
+                    </m:ctrlPr>
+                  </m:sSubPr>
+                  <m:e>
+                    <m:r>
+                      <m:rPr>
+                        <m:sty m:val="p"/>
+                      </m:rPr>
+                      <w:rPr>
+                        <w:rFonts w:ascii="Cambria Math" w:hAnsi="Cambria Math"/>
+                        <w:sz w:val="30"/>
+                        <w:szCs w:val="30"/>
+                      </w:rPr>
+                      <m:t>y</m:t>
+                    </m:r>
+                  </m:e>
+                  <m:sub>
+                    <m:r>
+                      <w:rPr>
+                        <w:rFonts w:ascii="Cambria Math" w:hAnsi="Cambria Math"/>
+                        <w:sz w:val="30"/>
+                        <w:szCs w:val="30"/>
+                      </w:rPr>
+                      <m:t>4</m:t>
+                    </m:r>
+                  </m:sub>
+                </m:sSub>
+                <m:r>
+                  <m:rPr>
+                    <m:sty m:val="p"/>
+                  </m:rPr>
+                  <w:rPr>
+                    <w:rFonts w:ascii="Cambria Math" w:hAnsi="Cambria Math"/>
                     <w:sz w:val="30"/>
                     <w:szCs w:val="30"/>
                   </w:rPr>
@@ -9321,7 +16419,7 @@
   <w:style w:type="paragraph" w:default="1" w:styleId="Normal">
     <w:name w:val="Normal"/>
     <w:qFormat/>
-    <w:rsid w:val="007C5CD4"/>
+    <w:rsid w:val="000578E5"/>
   </w:style>
   <w:style w:type="paragraph" w:styleId="Heading1">
     <w:name w:val="heading 1"/>
